--- a/paper.docx
+++ b/paper.docx
@@ -104,7 +104,7 @@
         <w:t xml:space="preserve">)</w:t>
       </w:r>
       <w:r>
-        <w:t xml:space="preserve">. What is sometimes termed the fourth industrial revolution changes the content of tasks and the stability of employment, the subjective experience that workers have of their position in the labour market and, with it, their assessment of the fairness of their relationship with the welfare state</w:t>
+        <w:t xml:space="preserve">. What is sometimes termed the fourth industrial revolution changes the content of tasks and the stability of employment, the subjective experience that workers have of their position in the labour market and, with it, their assessment of the justice of their relationship with the welfare state</w:t>
       </w:r>
       <w:r>
         <w:t xml:space="preserve"> </w:t>
@@ -172,7 +172,7 @@
         <w:t xml:space="preserve">)</w:t>
       </w:r>
       <w:r>
-        <w:t xml:space="preserve">. The progressive decoupling between that model and the actual forms of work, mainly through temporary contracts, self-employment and platform-mediated work, raises the question of how citizens today perceive the fairness of the exchange they maintain with the institutions that ought to protect them.</w:t>
+        <w:t xml:space="preserve">. The progressive decoupling between that model and the actual forms of work, mainly through temporary contracts, self-employment and platform-mediated work, raises the question of how citizens today perceive the justice of the exchange they maintain with the institutions that ought to protect them.</w:t>
       </w:r>
     </w:p>
     <w:p>
@@ -228,7 +228,7 @@
         <w:t xml:space="preserve">)</w:t>
       </w:r>
       <w:r>
-        <w:t xml:space="preserve">. Much less attention has been paid, by contrast, to perceived redistributive justice, that is, to the evaluative judgement of whether the benefits that an individual receives from the state constitute fair compensation for the taxes and contributions they pay</w:t>
+        <w:t xml:space="preserve">. Much less attention has been paid, by contrast, to perceived redistributive justice, that is, to the evaluative judgement of whether the benefits that an individual receives from the state constitute just compensation for the taxes and contributions they pay</w:t>
       </w:r>
       <w:r>
         <w:t xml:space="preserve"> </w:t>
@@ -256,7 +256,7 @@
         <w:pStyle w:val="BodyText"/>
       </w:pPr>
       <w:r>
-        <w:t xml:space="preserve">This study addresses whether perceiving the functioning of the state as fair is related to labour market position and the perception of technological risk. Drawing on data from the Risks That Matter survey of the OECD (2024), which covers more than 40,000 people in 27 countries, this research simultaneously introduces three little-explored elements. First, it distinguishes labour market position according to type of employment —formal employees, self-employed workers and platform workers—, forms that maintain unequal links with the social protection system and that have rarely been examined together in relation to perceived redistributive justice. Second, it incorporates the perception of technological risk as a source of redistributive dissatisfaction distinct from type of employment and from conventional job insecurity, distinguishing its threatening dimension —the likelihood of being displaced by automation, artificial intelligence, platform competition or the obsolescence of one’s own skills— from its enabling dimension —the perception that technology can improve working conditions—. Third, it incorporates the perceived deservingness of others —the judgement of whether others receive benefits from the state that they do not deserve— as a predictor of the assessment that each individual makes of their own relationship with the system</w:t>
+        <w:t xml:space="preserve">This study addresses whether perceiving the functioning of the state as just is related to labour market position and the perception of technological risk. Drawing on data from the Risks That Matter survey of the OECD (2024), which covers more than 40,000 people in 27 countries, this research simultaneously introduces three little-explored elements. First, it distinguishes labour market position according to type of employment —formal employees, self-employed workers and platform workers—, forms that maintain unequal links with the social protection system and that have rarely been examined together in relation to perceived redistributive justice. Second, it incorporates the perception of technological risk as a source of redistributive dissatisfaction distinct from type of employment and from conventional job insecurity, distinguishing its threatening dimension —the likelihood of being displaced by automation, artificial intelligence, platform competition or the obsolescence of one’s own skills— from its enabling dimension —the perception that technology can improve working conditions—. Third, it incorporates the perceived deservingness of others —the judgement of whether others receive benefits from the state that they do not deserve— as a predictor of the assessment that each individual makes of their own relationship with the system</w:t>
       </w:r>
       <w:r>
         <w:t xml:space="preserve"> </w:t>
@@ -366,7 +366,7 @@
         <w:t xml:space="preserve">)</w:t>
       </w:r>
       <w:r>
-        <w:t xml:space="preserve">. Third, it places these processes within a comparative framework of welfare regimes, which makes it possible to assess how different institutional contexts moderate the relationship between labour market vulnerability, technological perception and judgements of fairness</w:t>
+        <w:t xml:space="preserve">. Third, it places these processes within a comparative framework of welfare regimes, which makes it possible to assess how different institutional contexts moderate the relationship between labour market vulnerability, technological perception and judgements of justice</w:t>
       </w:r>
       <w:r>
         <w:t xml:space="preserve"> </w:t>
@@ -408,7 +408,7 @@
         <w:pStyle w:val="BodyText"/>
       </w:pPr>
       <w:r>
-        <w:t xml:space="preserve">The argument organising this work is that the perception of fairness in the relationship between what one contributes and what one receives is not solely a function of ideological predispositions or of abstract beliefs about inequality, but is anchored in the everyday experience of workers in the labour market, that is, the employment relationship through which they are linked to the protection system, how secure they feel in their jobs, whether they perceive technology as a threat or as an opportunity, and how they judge the deservingness of those who also receive from the state. Although the welfare state was designed for a world of stable employment, its perceived legitimacy is called into question by labour markets that increasingly depart from that foundational assumption</w:t>
+        <w:t xml:space="preserve">The argument organising this work is that the perception of justice in the relationship between what one contributes and what one receives is not solely a function of ideological predispositions or of abstract beliefs about inequality, but is anchored in the everyday experience of workers in the labour market, that is, the employment relationship through which they are linked to the protection system, how secure they feel in their jobs, whether they perceive technology as a threat or as an opportunity, and how they judge the deservingness of those who also receive from the state. Although the welfare state was designed for a world of stable employment, its perceived legitimacy is called into question by labour markets that increasingly depart from that foundational assumption</w:t>
       </w:r>
       <w:r>
         <w:t xml:space="preserve"> </w:t>
@@ -541,7 +541,7 @@
         <w:t xml:space="preserve">)</w:t>
       </w:r>
       <w:r>
-        <w:t xml:space="preserve">. Perceived redistributive justice captures whether individuals consider fair the exchange they maintain with the welfare state when paying taxes and contributions in return for access to services and transfers. Its theoretical foundation lies in the logic of reciprocity, the principle according to which the legitimacy of the system rests not only on its redistributive outcomes, but on the perceived fairness of the institutions that allocate contributions and benefits</w:t>
+        <w:t xml:space="preserve">. Perceived redistributive justice captures whether individuals consider just the exchange they maintain with the welfare state when paying taxes and contributions in return for access to services and transfers. Its theoretical foundation lies in the logic of reciprocity, the principle according to which the legitimacy of the system rests not only on its redistributive outcomes, but on the perceived justice of the institutions that allocate contributions and benefits</w:t>
       </w:r>
       <w:r>
         <w:t xml:space="preserve"> </w:t>
@@ -699,7 +699,7 @@
         <w:t xml:space="preserve">)</w:t>
       </w:r>
       <w:r>
-        <w:t xml:space="preserve">. Perceptions of inequality and meritocratic beliefs also interact to shape which type of distribution is considered fair</w:t>
+        <w:t xml:space="preserve">. Perceptions of inequality and meritocratic beliefs also interact to shape which type of distribution is considered just</w:t>
       </w:r>
       <w:r>
         <w:t xml:space="preserve"> </w:t>
@@ -719,7 +719,7 @@
         <w:t xml:space="preserve">)</w:t>
       </w:r>
       <w:r>
-        <w:t xml:space="preserve">. Within this framework, the perceived fairness of the fiscal exchange occupies a particular place in that it does not measure how much redistribution a person wants, but rather judges whether the system treats them fairly given what they contribute.</w:t>
+        <w:t xml:space="preserve">. Within this framework, the perceived justice of the fiscal exchange occupies a particular place in that it does not measure how much redistribution a person wants, but rather judges whether the system treats them in a just way given what they contribute.</w:t>
       </w:r>
     </w:p>
     <w:p>
@@ -1102,7 +1102,7 @@
         <w:t xml:space="preserve">)</w:t>
       </w:r>
       <w:r>
-        <w:t xml:space="preserve">. This institutional distance between insiders and outsiders in the labour market creates conditions for the latter to perceive that the system was not designed for people in their situation, which may translate into a less favourable assessment of the fairness of the fiscal exchange</w:t>
+        <w:t xml:space="preserve">. This institutional distance between insiders and outsiders in the labour market creates conditions for the latter to perceive that the system was not designed for people in their situation, which may translate into a less favourable assessment of the justice of the fiscal exchange</w:t>
       </w:r>
       <w:r>
         <w:t xml:space="preserve"> </w:t>
@@ -1218,7 +1218,7 @@
         <w:t xml:space="preserve">)</w:t>
       </w:r>
       <w:r>
-        <w:t xml:space="preserve">. This structural position exposes them to a lack of protection that leads one to expect a comparatively lower perception of the fairness of their relationship with the welfare state. These considerations give rise to the first hypothesis:</w:t>
+        <w:t xml:space="preserve">. This structural position exposes them to a lack of protection that leads one to expect a comparatively lower perception of the justice of their relationship with the welfare state. These considerations give rise to the first hypothesis:</w:t>
       </w:r>
     </w:p>
     <w:tbl>
@@ -1408,7 +1408,7 @@
         <w:t xml:space="preserve">)</w:t>
       </w:r>
       <w:r>
-        <w:t xml:space="preserve">. The relationship with perceived fairness may, however, operate in a different direction: workers who anticipate losing their job assess with greater scrutiny what they would receive from the state in that scenario, and when that expectation is not accompanied by confidence in the protective capacity of the system, they are likely to perceive the exchange as less fair</w:t>
+        <w:t xml:space="preserve">. The relationship with perceived redistributive justice may, however, operate in a different direction: workers who anticipate losing their job assess with greater scrutiny what they would receive from the state in that scenario, and when that expectation is not accompanied by confidence in the protective capacity of the system, they are likely to perceive the exchange as less just</w:t>
       </w:r>
       <w:r>
         <w:t xml:space="preserve"> </w:t>
@@ -1964,7 +1964,7 @@
         <w:t xml:space="preserve">)</w:t>
       </w:r>
       <w:r>
-        <w:t xml:space="preserve">. These judgements about the deservingness of others are analytically distinct from the judgement that each individual makes about the fairness of their own relationship with the system. The distinction is relevant, since a person may consider themselves a contributor who does not receive their fair share and, at the same time, judge that others receive benefits they do not deserve. Both assessments are, however, part of the same moral economy of welfare, and they can be expected to be connected</w:t>
+        <w:t xml:space="preserve">. These judgements about the deservingness of others are analytically distinct from the judgement that each individual makes about the justice of their own relationship with the system. The distinction is relevant, since a person may consider themselves a contributor who does not receive their just share and, at the same time, judge that others receive benefits they do not deserve. Both assessments are, however, part of the same moral economy of welfare, and they can be expected to be connected</w:t>
       </w:r>
       <w:r>
         <w:t xml:space="preserve"> </w:t>
@@ -2006,7 +2006,7 @@
         <w:pStyle w:val="BodyText"/>
       </w:pPr>
       <w:r>
-        <w:t xml:space="preserve">The connection between the two judgements operates through the norm of reciprocity. The resources that an individual contributes appear to sustain those who do not fulfil their part, which erodes the sense that the system treats them fairly</w:t>
+        <w:t xml:space="preserve">The connection between the two judgements operates through the norm of reciprocity. The resources that an individual contributes appear to sustain those who do not fulfil their part, which erodes the sense that the system treats them in a just way</w:t>
       </w:r>
       <w:r>
         <w:t xml:space="preserve"> </w:t>
@@ -2074,7 +2074,7 @@
         <w:t xml:space="preserve">)</w:t>
       </w:r>
       <w:r>
-        <w:t xml:space="preserve">. It can therefore be expected that those who perceive greater abuse of the system by others will assess their own relationship with it as less fair. The fifth hypothesis is proposed:</w:t>
+        <w:t xml:space="preserve">. It can therefore be expected that those who perceive greater abuse of the system by others will assess their own relationship with it as less just. The fifth hypothesis is proposed:</w:t>
       </w:r>
     </w:p>
     <w:tbl>
@@ -2265,7 +2265,7 @@
         <w:pStyle w:val="BodyText"/>
       </w:pPr>
       <w:r>
-        <w:t xml:space="preserve">Alongside institutional design, macroeconomic factors such as the level of income per capita and the degree of inequality bear on welfare attitudes. The evidence suggests that income inequality is associated with perceptions of the fairness of the system, although the direction of that relationship is a matter of debate</w:t>
+        <w:t xml:space="preserve">Alongside institutional design, macroeconomic factors such as the level of income per capita and the degree of inequality bear on welfare attitudes. The evidence suggests that income inequality is associated with perceptions of the justice of the system, although the direction of that relationship is a matter of debate</w:t>
       </w:r>
       <w:r>
         <w:t xml:space="preserve"> </w:t>
@@ -2457,7 +2457,7 @@
         <w:t xml:space="preserve">)</w:t>
       </w:r>
       <w:r>
-        <w:t xml:space="preserve">. It can therefore be expected that the negative effect of labour market position on perceived fairness will be more pronounced in the former:</w:t>
+        <w:t xml:space="preserve">. It can therefore be expected that the negative effect of labour market position on perceived redistributive justice will be more pronounced in the former:</w:t>
       </w:r>
     </w:p>
     <w:tbl>
@@ -2651,7 +2651,7 @@
         <w:t xml:space="preserve">)</w:t>
       </w:r>
       <w:r>
-        <w:t xml:space="preserve">. It can therefore be expected that the effect of the perceived deservingness of others on the fairness of one’s own exchange will be stronger in liberal and conservative regimes:</w:t>
+        <w:t xml:space="preserve">. It can therefore be expected that the effect of the perceived deservingness of others on the justice of one’s own exchange will be stronger in liberal and conservative regimes:</w:t>
       </w:r>
     </w:p>
     <w:tbl>
@@ -2760,7 +2760,7 @@
         <w:t xml:space="preserve">“I feel that I receive a fair share of public benefits, given the taxes and social contributions that I pay and/or have paid in the past”</w:t>
       </w:r>
       <w:r>
-        <w:t xml:space="preserve">, answered on a five-point Likert scale ranging from strongly disagree to strongly agree. This item captures the person’s evaluative judgement of the fairness of the exchange with the state and is treated as an ordinal variable in all the analyses.</w:t>
+        <w:t xml:space="preserve">, answered on a five-point Likert scale ranging from strongly disagree to strongly agree. This item captures the person’s evaluative judgement of the justice of the exchange with the state and is treated as an ordinal variable in all the analyses.</w:t>
       </w:r>
     </w:p>
     <w:p>
@@ -2793,7 +2793,7 @@
         <w:pStyle w:val="BodyText"/>
       </w:pPr>
       <w:r>
-        <w:t xml:space="preserve">The third set of independent variables concerns the perceived deservingness of others, operationalised through the item that measures the degree of agreement with the statement «Many people receive public benefits without deserving them», rated on a five-point scale (1 = strongly disagree to 5 = strongly agree). Unlike the dependent variable, which captures the individual’s judgement of the fairness of their own relationship with the system, this item captures their judgement of the deservingness of other beneficiaries, a central distinction in the literature on deservingness</w:t>
+        <w:t xml:space="preserve">The third set of independent variables concerns the perceived deservingness of others, operationalised through the item that measures the degree of agreement with the statement «Many people receive public benefits without deserving them», rated on a five-point scale (1 = strongly disagree to 5 = strongly agree). Unlike the dependent variable, which captures the individual’s judgement of the justice of their own relationship with the system, this item captures their judgement of the deservingness of other beneficiaries, a central distinction in the literature on deservingness</w:t>
       </w:r>
       <w:r>
         <w:t xml:space="preserve"> </w:t>
@@ -4431,7 +4431,7 @@
     </w:p>
     <w:bookmarkEnd w:id="26"/>
     <w:bookmarkEnd w:id="27"/>
-    <w:bookmarkStart w:id="39" w:name="analysis"/>
+    <w:bookmarkStart w:id="40" w:name="analysis"/>
     <w:p>
       <w:pPr>
         <w:pStyle w:val="Heading1"/>
@@ -4554,504 +4554,13 @@
         </w:tc>
       </w:tr>
     </w:tbl>
-    <w:bookmarkStart w:id="38" w:name="X2e6e994f6d6231464fb4cf63b4efb51841123d7"/>
+    <w:bookmarkStart w:id="39" w:name="X2e6e994f6d6231464fb4cf63b4efb51841123d7"/>
     <w:p>
       <w:pPr>
         <w:pStyle w:val="Heading2"/>
       </w:pPr>
       <w:r>
         <w:t xml:space="preserve">3.1 Multilevel ordinal logistic regression models</w:t>
-      </w:r>
-    </w:p>
-    <w:p>
-      <w:pPr>
-        <w:pStyle w:val="SourceCode"/>
-      </w:pPr>
-      <w:r>
-        <w:rPr>
-          <w:rStyle w:val="CommentTok"/>
-        </w:rPr>
-        <w:t xml:space="preserve"># DV como factor</w:t>
-      </w:r>
-      <w:r>
-        <w:br/>
-      </w:r>
-      <w:r>
-        <w:rPr>
-          <w:rStyle w:val="FunctionTok"/>
-        </w:rPr>
-        <w:t xml:space="preserve">sum</w:t>
-      </w:r>
-      <w:r>
-        <w:rPr>
-          <w:rStyle w:val="NormalTok"/>
-        </w:rPr>
-        <w:t xml:space="preserve">(</w:t>
-      </w:r>
-      <w:r>
-        <w:rPr>
-          <w:rStyle w:val="FunctionTok"/>
-        </w:rPr>
-        <w:t xml:space="preserve">is.na</w:t>
-      </w:r>
-      <w:r>
-        <w:rPr>
-          <w:rStyle w:val="NormalTok"/>
-        </w:rPr>
-        <w:t xml:space="preserve">(data</w:t>
-      </w:r>
-      <w:r>
-        <w:rPr>
-          <w:rStyle w:val="SpecialCharTok"/>
-        </w:rPr>
-        <w:t xml:space="preserve">$</w:t>
-      </w:r>
-      <w:r>
-        <w:rPr>
-          <w:rStyle w:val="NormalTok"/>
-        </w:rPr>
-        <w:t xml:space="preserve">distributive))</w:t>
-      </w:r>
-    </w:p>
-    <w:p>
-      <w:pPr>
-        <w:pStyle w:val="SourceCode"/>
-      </w:pPr>
-      <w:r>
-        <w:rPr>
-          <w:rStyle w:val="VerbatimChar"/>
-        </w:rPr>
-        <w:t xml:space="preserve">[1] 0</w:t>
-      </w:r>
-    </w:p>
-    <w:p>
-      <w:pPr>
-        <w:pStyle w:val="SourceCode"/>
-      </w:pPr>
-      <w:r>
-        <w:rPr>
-          <w:rStyle w:val="FunctionTok"/>
-        </w:rPr>
-        <w:t xml:space="preserve">table</w:t>
-      </w:r>
-      <w:r>
-        <w:rPr>
-          <w:rStyle w:val="NormalTok"/>
-        </w:rPr>
-        <w:t xml:space="preserve">(data</w:t>
-      </w:r>
-      <w:r>
-        <w:rPr>
-          <w:rStyle w:val="SpecialCharTok"/>
-        </w:rPr>
-        <w:t xml:space="preserve">$</w:t>
-      </w:r>
-      <w:r>
-        <w:rPr>
-          <w:rStyle w:val="NormalTok"/>
-        </w:rPr>
-        <w:t xml:space="preserve">distributive, </w:t>
-      </w:r>
-      <w:r>
-        <w:rPr>
-          <w:rStyle w:val="AttributeTok"/>
-        </w:rPr>
-        <w:t xml:space="preserve">useNA =</w:t>
-      </w:r>
-      <w:r>
-        <w:rPr>
-          <w:rStyle w:val="NormalTok"/>
-        </w:rPr>
-        <w:t xml:space="preserve"> </w:t>
-      </w:r>
-      <w:r>
-        <w:rPr>
-          <w:rStyle w:val="StringTok"/>
-        </w:rPr>
-        <w:t xml:space="preserve">"ifany"</w:t>
-      </w:r>
-      <w:r>
-        <w:rPr>
-          <w:rStyle w:val="NormalTok"/>
-        </w:rPr>
-        <w:t xml:space="preserve">)</w:t>
-      </w:r>
-    </w:p>
-    <w:p>
-      <w:pPr>
-        <w:pStyle w:val="SourceCode"/>
-      </w:pPr>
-      <w:r>
-        <w:br/>
-      </w:r>
-      <w:r>
-        <w:rPr>
-          <w:rStyle w:val="VerbatimChar"/>
-        </w:rPr>
-        <w:t xml:space="preserve">   1    2    3    4    5 </w:t>
-      </w:r>
-      <w:r>
-        <w:br/>
-      </w:r>
-      <w:r>
-        <w:rPr>
-          <w:rStyle w:val="VerbatimChar"/>
-        </w:rPr>
-        <w:t xml:space="preserve">3506 4651 5466 4162 1384 </w:t>
-      </w:r>
-    </w:p>
-    <w:p>
-      <w:pPr>
-        <w:pStyle w:val="SourceCode"/>
-      </w:pPr>
-      <w:r>
-        <w:rPr>
-          <w:rStyle w:val="CommentTok"/>
-        </w:rPr>
-        <w:t xml:space="preserve"># Conversión numérica: ¿mismos NA?</w:t>
-      </w:r>
-      <w:r>
-        <w:br/>
-      </w:r>
-      <w:r>
-        <w:rPr>
-          <w:rStyle w:val="FunctionTok"/>
-        </w:rPr>
-        <w:t xml:space="preserve">sum</w:t>
-      </w:r>
-      <w:r>
-        <w:rPr>
-          <w:rStyle w:val="NormalTok"/>
-        </w:rPr>
-        <w:t xml:space="preserve">(</w:t>
-      </w:r>
-      <w:r>
-        <w:rPr>
-          <w:rStyle w:val="FunctionTok"/>
-        </w:rPr>
-        <w:t xml:space="preserve">is.na</w:t>
-      </w:r>
-      <w:r>
-        <w:rPr>
-          <w:rStyle w:val="NormalTok"/>
-        </w:rPr>
-        <w:t xml:space="preserve">(</w:t>
-      </w:r>
-      <w:r>
-        <w:rPr>
-          <w:rStyle w:val="FunctionTok"/>
-        </w:rPr>
-        <w:t xml:space="preserve">as.numeric</w:t>
-      </w:r>
-      <w:r>
-        <w:rPr>
-          <w:rStyle w:val="NormalTok"/>
-        </w:rPr>
-        <w:t xml:space="preserve">(data</w:t>
-      </w:r>
-      <w:r>
-        <w:rPr>
-          <w:rStyle w:val="SpecialCharTok"/>
-        </w:rPr>
-        <w:t xml:space="preserve">$</w:t>
-      </w:r>
-      <w:r>
-        <w:rPr>
-          <w:rStyle w:val="NormalTok"/>
-        </w:rPr>
-        <w:t xml:space="preserve">distributive)))</w:t>
-      </w:r>
-    </w:p>
-    <w:p>
-      <w:pPr>
-        <w:pStyle w:val="SourceCode"/>
-      </w:pPr>
-      <w:r>
-        <w:rPr>
-          <w:rStyle w:val="VerbatimChar"/>
-        </w:rPr>
-        <w:t xml:space="preserve">[1] 0</w:t>
-      </w:r>
-    </w:p>
-    <w:p>
-      <w:pPr>
-        <w:pStyle w:val="SourceCode"/>
-      </w:pPr>
-      <w:r>
-        <w:rPr>
-          <w:rStyle w:val="FunctionTok"/>
-        </w:rPr>
-        <w:t xml:space="preserve">table</w:t>
-      </w:r>
-      <w:r>
-        <w:rPr>
-          <w:rStyle w:val="NormalTok"/>
-        </w:rPr>
-        <w:t xml:space="preserve">(</w:t>
-      </w:r>
-      <w:r>
-        <w:rPr>
-          <w:rStyle w:val="FunctionTok"/>
-        </w:rPr>
-        <w:t xml:space="preserve">as.numeric</w:t>
-      </w:r>
-      <w:r>
-        <w:rPr>
-          <w:rStyle w:val="NormalTok"/>
-        </w:rPr>
-        <w:t xml:space="preserve">(data</w:t>
-      </w:r>
-      <w:r>
-        <w:rPr>
-          <w:rStyle w:val="SpecialCharTok"/>
-        </w:rPr>
-        <w:t xml:space="preserve">$</w:t>
-      </w:r>
-      <w:r>
-        <w:rPr>
-          <w:rStyle w:val="NormalTok"/>
-        </w:rPr>
-        <w:t xml:space="preserve">distributive), </w:t>
-      </w:r>
-      <w:r>
-        <w:rPr>
-          <w:rStyle w:val="AttributeTok"/>
-        </w:rPr>
-        <w:t xml:space="preserve">useNA =</w:t>
-      </w:r>
-      <w:r>
-        <w:rPr>
-          <w:rStyle w:val="NormalTok"/>
-        </w:rPr>
-        <w:t xml:space="preserve"> </w:t>
-      </w:r>
-      <w:r>
-        <w:rPr>
-          <w:rStyle w:val="StringTok"/>
-        </w:rPr>
-        <w:t xml:space="preserve">"ifany"</w:t>
-      </w:r>
-      <w:r>
-        <w:rPr>
-          <w:rStyle w:val="NormalTok"/>
-        </w:rPr>
-        <w:t xml:space="preserve">)</w:t>
-      </w:r>
-    </w:p>
-    <w:p>
-      <w:pPr>
-        <w:pStyle w:val="SourceCode"/>
-      </w:pPr>
-      <w:r>
-        <w:br/>
-      </w:r>
-      <w:r>
-        <w:rPr>
-          <w:rStyle w:val="VerbatimChar"/>
-        </w:rPr>
-        <w:t xml:space="preserve">   1    2    3    4    5 </w:t>
-      </w:r>
-      <w:r>
-        <w:br/>
-      </w:r>
-      <w:r>
-        <w:rPr>
-          <w:rStyle w:val="VerbatimChar"/>
-        </w:rPr>
-        <w:t xml:space="preserve">3506 4651 5466 4162 1384 </w:t>
-      </w:r>
-    </w:p>
-    <w:p>
-      <w:pPr>
-        <w:pStyle w:val="SourceCode"/>
-      </w:pPr>
-      <w:r>
-        <w:rPr>
-          <w:rStyle w:val="CommentTok"/>
-        </w:rPr>
-        <w:t xml:space="preserve"># Peso: ¿NA o ceros?</w:t>
-      </w:r>
-      <w:r>
-        <w:br/>
-      </w:r>
-      <w:r>
-        <w:rPr>
-          <w:rStyle w:val="FunctionTok"/>
-        </w:rPr>
-        <w:t xml:space="preserve">sum</w:t>
-      </w:r>
-      <w:r>
-        <w:rPr>
-          <w:rStyle w:val="NormalTok"/>
-        </w:rPr>
-        <w:t xml:space="preserve">(</w:t>
-      </w:r>
-      <w:r>
-        <w:rPr>
-          <w:rStyle w:val="FunctionTok"/>
-        </w:rPr>
-        <w:t xml:space="preserve">is.na</w:t>
-      </w:r>
-      <w:r>
-        <w:rPr>
-          <w:rStyle w:val="NormalTok"/>
-        </w:rPr>
-        <w:t xml:space="preserve">(data</w:t>
-      </w:r>
-      <w:r>
-        <w:rPr>
-          <w:rStyle w:val="SpecialCharTok"/>
-        </w:rPr>
-        <w:t xml:space="preserve">$</w:t>
-      </w:r>
-      <w:r>
-        <w:rPr>
-          <w:rStyle w:val="NormalTok"/>
-        </w:rPr>
-        <w:t xml:space="preserve">weight)); </w:t>
-      </w:r>
-      <w:r>
-        <w:rPr>
-          <w:rStyle w:val="FunctionTok"/>
-        </w:rPr>
-        <w:t xml:space="preserve">sum</w:t>
-      </w:r>
-      <w:r>
-        <w:rPr>
-          <w:rStyle w:val="NormalTok"/>
-        </w:rPr>
-        <w:t xml:space="preserve">(data</w:t>
-      </w:r>
-      <w:r>
-        <w:rPr>
-          <w:rStyle w:val="SpecialCharTok"/>
-        </w:rPr>
-        <w:t xml:space="preserve">$</w:t>
-      </w:r>
-      <w:r>
-        <w:rPr>
-          <w:rStyle w:val="NormalTok"/>
-        </w:rPr>
-        <w:t xml:space="preserve">weight </w:t>
-      </w:r>
-      <w:r>
-        <w:rPr>
-          <w:rStyle w:val="SpecialCharTok"/>
-        </w:rPr>
-        <w:t xml:space="preserve">==</w:t>
-      </w:r>
-      <w:r>
-        <w:rPr>
-          <w:rStyle w:val="NormalTok"/>
-        </w:rPr>
-        <w:t xml:space="preserve"> </w:t>
-      </w:r>
-      <w:r>
-        <w:rPr>
-          <w:rStyle w:val="DecValTok"/>
-        </w:rPr>
-        <w:t xml:space="preserve">0</w:t>
-      </w:r>
-      <w:r>
-        <w:rPr>
-          <w:rStyle w:val="NormalTok"/>
-        </w:rPr>
-        <w:t xml:space="preserve">, </w:t>
-      </w:r>
-      <w:r>
-        <w:rPr>
-          <w:rStyle w:val="AttributeTok"/>
-        </w:rPr>
-        <w:t xml:space="preserve">na.rm =</w:t>
-      </w:r>
-      <w:r>
-        <w:rPr>
-          <w:rStyle w:val="NormalTok"/>
-        </w:rPr>
-        <w:t xml:space="preserve"> </w:t>
-      </w:r>
-      <w:r>
-        <w:rPr>
-          <w:rStyle w:val="ConstantTok"/>
-        </w:rPr>
-        <w:t xml:space="preserve">TRUE</w:t>
-      </w:r>
-      <w:r>
-        <w:rPr>
-          <w:rStyle w:val="NormalTok"/>
-        </w:rPr>
-        <w:t xml:space="preserve">)</w:t>
-      </w:r>
-    </w:p>
-    <w:p>
-      <w:pPr>
-        <w:pStyle w:val="SourceCode"/>
-      </w:pPr>
-      <w:r>
-        <w:rPr>
-          <w:rStyle w:val="VerbatimChar"/>
-        </w:rPr>
-        <w:t xml:space="preserve">[1] 0</w:t>
-      </w:r>
-    </w:p>
-    <w:p>
-      <w:pPr>
-        <w:pStyle w:val="SourceCode"/>
-      </w:pPr>
-      <w:r>
-        <w:rPr>
-          <w:rStyle w:val="VerbatimChar"/>
-        </w:rPr>
-        <w:t xml:space="preserve">[1] 0</w:t>
-      </w:r>
-    </w:p>
-    <w:p>
-      <w:pPr>
-        <w:pStyle w:val="SourceCode"/>
-      </w:pPr>
-      <w:r>
-        <w:rPr>
-          <w:rStyle w:val="FunctionTok"/>
-        </w:rPr>
-        <w:t xml:space="preserve">summary</w:t>
-      </w:r>
-      <w:r>
-        <w:rPr>
-          <w:rStyle w:val="NormalTok"/>
-        </w:rPr>
-        <w:t xml:space="preserve">(data</w:t>
-      </w:r>
-      <w:r>
-        <w:rPr>
-          <w:rStyle w:val="SpecialCharTok"/>
-        </w:rPr>
-        <w:t xml:space="preserve">$</w:t>
-      </w:r>
-      <w:r>
-        <w:rPr>
-          <w:rStyle w:val="NormalTok"/>
-        </w:rPr>
-        <w:t xml:space="preserve">weight)</w:t>
-      </w:r>
-    </w:p>
-    <w:p>
-      <w:pPr>
-        <w:pStyle w:val="SourceCode"/>
-      </w:pPr>
-      <w:r>
-        <w:rPr>
-          <w:rStyle w:val="VerbatimChar"/>
-        </w:rPr>
-        <w:t xml:space="preserve">   Min. 1st Qu.  Median    Mean 3rd Qu.    Max. </w:t>
-      </w:r>
-      <w:r>
-        <w:br/>
-      </w:r>
-      <w:r>
-        <w:rPr>
-          <w:rStyle w:val="VerbatimChar"/>
-        </w:rPr>
-        <w:t xml:space="preserve"> 0.1219  0.5931  0.7869  0.8802  1.0547  8.2564 </w:t>
       </w:r>
     </w:p>
     <w:tbl>
@@ -5081,1701 +4590,6 @@
               <w:t xml:space="preserve">Table 2: Multilevel models for retributive preferences</w:t>
             </w:r>
           </w:p>
-          <w:p>
-            <w:pPr>
-              <w:pStyle w:val="Compact"/>
-              <w:jc w:val="center"/>
-            </w:pPr>
-            <w:r>
-              <w:t xml:space="preserve"> </w:t>
-            </w:r>
-          </w:p>
-          <w:p>
-            <w:pPr>
-              <w:pStyle w:val="Compact"/>
-              <w:jc w:val="center"/>
-            </w:pPr>
-            <w:r>
-              <w:t xml:space="preserve">Model 1</w:t>
-            </w:r>
-          </w:p>
-          <w:p>
-            <w:pPr>
-              <w:pStyle w:val="Compact"/>
-              <w:jc w:val="center"/>
-            </w:pPr>
-            <w:r>
-              <w:t xml:space="preserve">Model 2</w:t>
-            </w:r>
-          </w:p>
-          <w:p>
-            <w:pPr>
-              <w:pStyle w:val="Compact"/>
-              <w:jc w:val="center"/>
-            </w:pPr>
-            <w:r>
-              <w:t xml:space="preserve">Model 3</w:t>
-            </w:r>
-          </w:p>
-          <w:p>
-            <w:pPr>
-              <w:pStyle w:val="Compact"/>
-              <w:jc w:val="center"/>
-            </w:pPr>
-            <w:r>
-              <w:t xml:space="preserve">Model 4</w:t>
-            </w:r>
-          </w:p>
-          <w:p>
-            <w:pPr>
-              <w:pStyle w:val="Compact"/>
-              <w:jc w:val="center"/>
-            </w:pPr>
-            <w:r>
-              <w:t xml:space="preserve">Model 5</w:t>
-            </w:r>
-          </w:p>
-          <w:p>
-            <w:pPr>
-              <w:pStyle w:val="Compact"/>
-              <w:jc w:val="center"/>
-            </w:pPr>
-            <w:r>
-              <w:t xml:space="preserve">Model 6</w:t>
-            </w:r>
-          </w:p>
-          <w:p>
-            <w:pPr>
-              <w:pStyle w:val="Compact"/>
-              <w:jc w:val="center"/>
-            </w:pPr>
-            <w:r>
-              <w:t xml:space="preserve">self-employed worker (ref. No)</w:t>
-            </w:r>
-          </w:p>
-          <w:p>
-            <w:pPr>
-              <w:pStyle w:val="Compact"/>
-              <w:jc w:val="center"/>
-            </w:pPr>
-            <w:r>
-              <w:t xml:space="preserve">-0.059</w:t>
-            </w:r>
-          </w:p>
-          <w:p>
-            <w:pPr>
-              <w:pStyle w:val="Compact"/>
-              <w:jc w:val="center"/>
-            </w:pPr>
-            <w:r>
-              <w:t xml:space="preserve">-0.057</w:t>
-            </w:r>
-          </w:p>
-          <w:p>
-            <w:pPr>
-              <w:pStyle w:val="Compact"/>
-              <w:jc w:val="center"/>
-            </w:pPr>
-            <w:r>
-              <w:t xml:space="preserve">-0.057</w:t>
-            </w:r>
-          </w:p>
-          <w:p>
-            <w:pPr>
-              <w:pStyle w:val="Compact"/>
-              <w:jc w:val="center"/>
-            </w:pPr>
-            <w:r>
-              <w:t xml:space="preserve">-0.068</w:t>
-            </w:r>
-          </w:p>
-          <w:p>
-            <w:pPr>
-              <w:pStyle w:val="Compact"/>
-              <w:jc w:val="center"/>
-            </w:pPr>
-            <w:r>
-              <w:t xml:space="preserve">-0.068</w:t>
-            </w:r>
-          </w:p>
-          <w:p>
-            <w:pPr>
-              <w:pStyle w:val="Compact"/>
-              <w:jc w:val="center"/>
-            </w:pPr>
-            <w:r>
-              <w:t xml:space="preserve">-0.069</w:t>
-            </w:r>
-          </w:p>
-          <w:p>
-            <w:pPr>
-              <w:pStyle w:val="Compact"/>
-              <w:jc w:val="center"/>
-            </w:pPr>
-            <w:r>
-              <w:t xml:space="preserve"> </w:t>
-            </w:r>
-          </w:p>
-          <w:p>
-            <w:pPr>
-              <w:pStyle w:val="Compact"/>
-              <w:jc w:val="center"/>
-            </w:pPr>
-            <w:r>
-              <w:t xml:space="preserve">(0.039)</w:t>
-            </w:r>
-          </w:p>
-          <w:p>
-            <w:pPr>
-              <w:pStyle w:val="Compact"/>
-              <w:jc w:val="center"/>
-            </w:pPr>
-            <w:r>
-              <w:t xml:space="preserve">(0.039)</w:t>
-            </w:r>
-          </w:p>
-          <w:p>
-            <w:pPr>
-              <w:pStyle w:val="Compact"/>
-              <w:jc w:val="center"/>
-            </w:pPr>
-            <w:r>
-              <w:t xml:space="preserve">(0.039)</w:t>
-            </w:r>
-          </w:p>
-          <w:p>
-            <w:pPr>
-              <w:pStyle w:val="Compact"/>
-              <w:jc w:val="center"/>
-            </w:pPr>
-            <w:r>
-              <w:t xml:space="preserve">(0.039)</w:t>
-            </w:r>
-          </w:p>
-          <w:p>
-            <w:pPr>
-              <w:pStyle w:val="Compact"/>
-              <w:jc w:val="center"/>
-            </w:pPr>
-            <w:r>
-              <w:t xml:space="preserve">(0.039)</w:t>
-            </w:r>
-          </w:p>
-          <w:p>
-            <w:pPr>
-              <w:pStyle w:val="Compact"/>
-              <w:jc w:val="center"/>
-            </w:pPr>
-            <w:r>
-              <w:t xml:space="preserve">(0.039)</w:t>
-            </w:r>
-          </w:p>
-          <w:p>
-            <w:pPr>
-              <w:pStyle w:val="Compact"/>
-              <w:jc w:val="center"/>
-            </w:pPr>
-            <w:r>
-              <w:t xml:space="preserve">Platform worker (ref. No)</w:t>
-            </w:r>
-          </w:p>
-          <w:p>
-            <w:pPr>
-              <w:pStyle w:val="Compact"/>
-              <w:jc w:val="center"/>
-            </w:pPr>
-            <w:r>
-              <w:t xml:space="preserve">1.174</w:t>
-            </w:r>
-            <w:r>
-              <w:t xml:space="preserve">***</w:t>
-            </w:r>
-          </w:p>
-          <w:p>
-            <w:pPr>
-              <w:pStyle w:val="Compact"/>
-              <w:jc w:val="center"/>
-            </w:pPr>
-            <w:r>
-              <w:t xml:space="preserve">1.189</w:t>
-            </w:r>
-            <w:r>
-              <w:t xml:space="preserve">***</w:t>
-            </w:r>
-          </w:p>
-          <w:p>
-            <w:pPr>
-              <w:pStyle w:val="Compact"/>
-              <w:jc w:val="center"/>
-            </w:pPr>
-            <w:r>
-              <w:t xml:space="preserve">0.828</w:t>
-            </w:r>
-            <w:r>
-              <w:t xml:space="preserve">***</w:t>
-            </w:r>
-          </w:p>
-          <w:p>
-            <w:pPr>
-              <w:pStyle w:val="Compact"/>
-              <w:jc w:val="center"/>
-            </w:pPr>
-            <w:r>
-              <w:t xml:space="preserve">0.844</w:t>
-            </w:r>
-            <w:r>
-              <w:t xml:space="preserve">***</w:t>
-            </w:r>
-          </w:p>
-          <w:p>
-            <w:pPr>
-              <w:pStyle w:val="Compact"/>
-              <w:jc w:val="center"/>
-            </w:pPr>
-            <w:r>
-              <w:t xml:space="preserve">0.843</w:t>
-            </w:r>
-            <w:r>
-              <w:t xml:space="preserve">***</w:t>
-            </w:r>
-          </w:p>
-          <w:p>
-            <w:pPr>
-              <w:pStyle w:val="Compact"/>
-              <w:jc w:val="center"/>
-            </w:pPr>
-            <w:r>
-              <w:t xml:space="preserve">0.780</w:t>
-            </w:r>
-            <w:r>
-              <w:t xml:space="preserve">***</w:t>
-            </w:r>
-          </w:p>
-          <w:p>
-            <w:pPr>
-              <w:pStyle w:val="Compact"/>
-              <w:jc w:val="center"/>
-            </w:pPr>
-            <w:r>
-              <w:t xml:space="preserve"> </w:t>
-            </w:r>
-          </w:p>
-          <w:p>
-            <w:pPr>
-              <w:pStyle w:val="Compact"/>
-              <w:jc w:val="center"/>
-            </w:pPr>
-            <w:r>
-              <w:t xml:space="preserve">(0.050)</w:t>
-            </w:r>
-          </w:p>
-          <w:p>
-            <w:pPr>
-              <w:pStyle w:val="Compact"/>
-              <w:jc w:val="center"/>
-            </w:pPr>
-            <w:r>
-              <w:t xml:space="preserve">(0.050)</w:t>
-            </w:r>
-          </w:p>
-          <w:p>
-            <w:pPr>
-              <w:pStyle w:val="Compact"/>
-              <w:jc w:val="center"/>
-            </w:pPr>
-            <w:r>
-              <w:t xml:space="preserve">(0.051)</w:t>
-            </w:r>
-          </w:p>
-          <w:p>
-            <w:pPr>
-              <w:pStyle w:val="Compact"/>
-              <w:jc w:val="center"/>
-            </w:pPr>
-            <w:r>
-              <w:t xml:space="preserve">(0.051)</w:t>
-            </w:r>
-          </w:p>
-          <w:p>
-            <w:pPr>
-              <w:pStyle w:val="Compact"/>
-              <w:jc w:val="center"/>
-            </w:pPr>
-            <w:r>
-              <w:t xml:space="preserve">(0.051)</w:t>
-            </w:r>
-          </w:p>
-          <w:p>
-            <w:pPr>
-              <w:pStyle w:val="Compact"/>
-              <w:jc w:val="center"/>
-            </w:pPr>
-            <w:r>
-              <w:t xml:space="preserve">(0.051)</w:t>
-            </w:r>
-          </w:p>
-          <w:p>
-            <w:pPr>
-              <w:pStyle w:val="Compact"/>
-              <w:jc w:val="center"/>
-            </w:pPr>
-            <w:r>
-              <w:t xml:space="preserve">Concern about job and income loss</w:t>
-            </w:r>
-          </w:p>
-          <w:p>
-            <w:pPr>
-              <w:pStyle w:val="Compact"/>
-              <w:jc w:val="center"/>
-            </w:pPr>
-            <w:r>
-              <w:t xml:space="preserve"> </w:t>
-            </w:r>
-          </w:p>
-          <w:p>
-            <w:pPr>
-              <w:pStyle w:val="Compact"/>
-              <w:jc w:val="center"/>
-            </w:pPr>
-            <w:r>
-              <w:t xml:space="preserve">-0.054</w:t>
-            </w:r>
-            <w:r>
-              <w:t xml:space="preserve">***</w:t>
-            </w:r>
-          </w:p>
-          <w:p>
-            <w:pPr>
-              <w:pStyle w:val="Compact"/>
-              <w:jc w:val="center"/>
-            </w:pPr>
-            <w:r>
-              <w:t xml:space="preserve">-0.180</w:t>
-            </w:r>
-            <w:r>
-              <w:t xml:space="preserve">***</w:t>
-            </w:r>
-          </w:p>
-          <w:p>
-            <w:pPr>
-              <w:pStyle w:val="Compact"/>
-              <w:jc w:val="center"/>
-            </w:pPr>
-            <w:r>
-              <w:t xml:space="preserve">-0.175</w:t>
-            </w:r>
-            <w:r>
-              <w:t xml:space="preserve">***</w:t>
-            </w:r>
-          </w:p>
-          <w:p>
-            <w:pPr>
-              <w:pStyle w:val="Compact"/>
-              <w:jc w:val="center"/>
-            </w:pPr>
-            <w:r>
-              <w:t xml:space="preserve">-0.176</w:t>
-            </w:r>
-            <w:r>
-              <w:t xml:space="preserve">***</w:t>
-            </w:r>
-          </w:p>
-          <w:p>
-            <w:pPr>
-              <w:pStyle w:val="Compact"/>
-              <w:jc w:val="center"/>
-            </w:pPr>
-            <w:r>
-              <w:t xml:space="preserve">-0.166</w:t>
-            </w:r>
-            <w:r>
-              <w:t xml:space="preserve">***</w:t>
-            </w:r>
-          </w:p>
-          <w:p>
-            <w:pPr>
-              <w:pStyle w:val="Compact"/>
-              <w:jc w:val="center"/>
-            </w:pPr>
-            <w:r>
-              <w:t xml:space="preserve"> </w:t>
-            </w:r>
-          </w:p>
-          <w:p>
-            <w:pPr>
-              <w:pStyle w:val="Compact"/>
-              <w:jc w:val="center"/>
-            </w:pPr>
-            <w:r>
-              <w:t xml:space="preserve"> </w:t>
-            </w:r>
-          </w:p>
-          <w:p>
-            <w:pPr>
-              <w:pStyle w:val="Compact"/>
-              <w:jc w:val="center"/>
-            </w:pPr>
-            <w:r>
-              <w:t xml:space="preserve">(0.014)</w:t>
-            </w:r>
-          </w:p>
-          <w:p>
-            <w:pPr>
-              <w:pStyle w:val="Compact"/>
-              <w:jc w:val="center"/>
-            </w:pPr>
-            <w:r>
-              <w:t xml:space="preserve">(0.015)</w:t>
-            </w:r>
-          </w:p>
-          <w:p>
-            <w:pPr>
-              <w:pStyle w:val="Compact"/>
-              <w:jc w:val="center"/>
-            </w:pPr>
-            <w:r>
-              <w:t xml:space="preserve">(0.015)</w:t>
-            </w:r>
-          </w:p>
-          <w:p>
-            <w:pPr>
-              <w:pStyle w:val="Compact"/>
-              <w:jc w:val="center"/>
-            </w:pPr>
-            <w:r>
-              <w:t xml:space="preserve">(0.015)</w:t>
-            </w:r>
-          </w:p>
-          <w:p>
-            <w:pPr>
-              <w:pStyle w:val="Compact"/>
-              <w:jc w:val="center"/>
-            </w:pPr>
-            <w:r>
-              <w:t xml:space="preserve">(0.015)</w:t>
-            </w:r>
-          </w:p>
-          <w:p>
-            <w:pPr>
-              <w:pStyle w:val="Compact"/>
-              <w:jc w:val="center"/>
-            </w:pPr>
-            <w:r>
-              <w:t xml:space="preserve">Technological displacement</w:t>
-            </w:r>
-          </w:p>
-          <w:p>
-            <w:pPr>
-              <w:pStyle w:val="Compact"/>
-              <w:jc w:val="center"/>
-            </w:pPr>
-            <w:r>
-              <w:t xml:space="preserve"> </w:t>
-            </w:r>
-          </w:p>
-          <w:p>
-            <w:pPr>
-              <w:pStyle w:val="Compact"/>
-              <w:jc w:val="center"/>
-            </w:pPr>
-            <w:r>
-              <w:t xml:space="preserve"> </w:t>
-            </w:r>
-          </w:p>
-          <w:p>
-            <w:pPr>
-              <w:pStyle w:val="Compact"/>
-              <w:jc w:val="center"/>
-            </w:pPr>
-            <w:r>
-              <w:t xml:space="preserve">0.265</w:t>
-            </w:r>
-            <w:r>
-              <w:t xml:space="preserve">***</w:t>
-            </w:r>
-          </w:p>
-          <w:p>
-            <w:pPr>
-              <w:pStyle w:val="Compact"/>
-              <w:jc w:val="center"/>
-            </w:pPr>
-            <w:r>
-              <w:t xml:space="preserve">0.261</w:t>
-            </w:r>
-            <w:r>
-              <w:t xml:space="preserve">***</w:t>
-            </w:r>
-          </w:p>
-          <w:p>
-            <w:pPr>
-              <w:pStyle w:val="Compact"/>
-              <w:jc w:val="center"/>
-            </w:pPr>
-            <w:r>
-              <w:t xml:space="preserve">0.261</w:t>
-            </w:r>
-            <w:r>
-              <w:t xml:space="preserve">***</w:t>
-            </w:r>
-          </w:p>
-          <w:p>
-            <w:pPr>
-              <w:pStyle w:val="Compact"/>
-              <w:jc w:val="center"/>
-            </w:pPr>
-            <w:r>
-              <w:t xml:space="preserve">0.237</w:t>
-            </w:r>
-            <w:r>
-              <w:t xml:space="preserve">***</w:t>
-            </w:r>
-          </w:p>
-          <w:p>
-            <w:pPr>
-              <w:pStyle w:val="Compact"/>
-              <w:jc w:val="center"/>
-            </w:pPr>
-            <w:r>
-              <w:t xml:space="preserve"> </w:t>
-            </w:r>
-          </w:p>
-          <w:p>
-            <w:pPr>
-              <w:pStyle w:val="Compact"/>
-              <w:jc w:val="center"/>
-            </w:pPr>
-            <w:r>
-              <w:t xml:space="preserve"> </w:t>
-            </w:r>
-          </w:p>
-          <w:p>
-            <w:pPr>
-              <w:pStyle w:val="Compact"/>
-              <w:jc w:val="center"/>
-            </w:pPr>
-            <w:r>
-              <w:t xml:space="preserve"> </w:t>
-            </w:r>
-          </w:p>
-          <w:p>
-            <w:pPr>
-              <w:pStyle w:val="Compact"/>
-              <w:jc w:val="center"/>
-            </w:pPr>
-            <w:r>
-              <w:t xml:space="preserve">(0.023)</w:t>
-            </w:r>
-          </w:p>
-          <w:p>
-            <w:pPr>
-              <w:pStyle w:val="Compact"/>
-              <w:jc w:val="center"/>
-            </w:pPr>
-            <w:r>
-              <w:t xml:space="preserve">(0.023)</w:t>
-            </w:r>
-          </w:p>
-          <w:p>
-            <w:pPr>
-              <w:pStyle w:val="Compact"/>
-              <w:jc w:val="center"/>
-            </w:pPr>
-            <w:r>
-              <w:t xml:space="preserve">(0.023)</w:t>
-            </w:r>
-          </w:p>
-          <w:p>
-            <w:pPr>
-              <w:pStyle w:val="Compact"/>
-              <w:jc w:val="center"/>
-            </w:pPr>
-            <w:r>
-              <w:t xml:space="preserve">(0.024)</w:t>
-            </w:r>
-          </w:p>
-          <w:p>
-            <w:pPr>
-              <w:pStyle w:val="Compact"/>
-              <w:jc w:val="center"/>
-            </w:pPr>
-            <w:r>
-              <w:t xml:space="preserve">Skill obsolescence risk</w:t>
-            </w:r>
-          </w:p>
-          <w:p>
-            <w:pPr>
-              <w:pStyle w:val="Compact"/>
-              <w:jc w:val="center"/>
-            </w:pPr>
-            <w:r>
-              <w:t xml:space="preserve"> </w:t>
-            </w:r>
-          </w:p>
-          <w:p>
-            <w:pPr>
-              <w:pStyle w:val="Compact"/>
-              <w:jc w:val="center"/>
-            </w:pPr>
-            <w:r>
-              <w:t xml:space="preserve"> </w:t>
-            </w:r>
-          </w:p>
-          <w:p>
-            <w:pPr>
-              <w:pStyle w:val="Compact"/>
-              <w:jc w:val="center"/>
-            </w:pPr>
-            <w:r>
-              <w:t xml:space="preserve">0.126</w:t>
-            </w:r>
-            <w:r>
-              <w:t xml:space="preserve">***</w:t>
-            </w:r>
-          </w:p>
-          <w:p>
-            <w:pPr>
-              <w:pStyle w:val="Compact"/>
-              <w:jc w:val="center"/>
-            </w:pPr>
-            <w:r>
-              <w:t xml:space="preserve">0.123</w:t>
-            </w:r>
-            <w:r>
-              <w:t xml:space="preserve">***</w:t>
-            </w:r>
-          </w:p>
-          <w:p>
-            <w:pPr>
-              <w:pStyle w:val="Compact"/>
-              <w:jc w:val="center"/>
-            </w:pPr>
-            <w:r>
-              <w:t xml:space="preserve">0.123</w:t>
-            </w:r>
-            <w:r>
-              <w:t xml:space="preserve">***</w:t>
-            </w:r>
-          </w:p>
-          <w:p>
-            <w:pPr>
-              <w:pStyle w:val="Compact"/>
-              <w:jc w:val="center"/>
-            </w:pPr>
-            <w:r>
-              <w:t xml:space="preserve">0.126</w:t>
-            </w:r>
-            <w:r>
-              <w:t xml:space="preserve">***</w:t>
-            </w:r>
-          </w:p>
-          <w:p>
-            <w:pPr>
-              <w:pStyle w:val="Compact"/>
-              <w:jc w:val="center"/>
-            </w:pPr>
-            <w:r>
-              <w:t xml:space="preserve"> </w:t>
-            </w:r>
-          </w:p>
-          <w:p>
-            <w:pPr>
-              <w:pStyle w:val="Compact"/>
-              <w:jc w:val="center"/>
-            </w:pPr>
-            <w:r>
-              <w:t xml:space="preserve"> </w:t>
-            </w:r>
-          </w:p>
-          <w:p>
-            <w:pPr>
-              <w:pStyle w:val="Compact"/>
-              <w:jc w:val="center"/>
-            </w:pPr>
-            <w:r>
-              <w:t xml:space="preserve"> </w:t>
-            </w:r>
-          </w:p>
-          <w:p>
-            <w:pPr>
-              <w:pStyle w:val="Compact"/>
-              <w:jc w:val="center"/>
-            </w:pPr>
-            <w:r>
-              <w:t xml:space="preserve">(0.020)</w:t>
-            </w:r>
-          </w:p>
-          <w:p>
-            <w:pPr>
-              <w:pStyle w:val="Compact"/>
-              <w:jc w:val="center"/>
-            </w:pPr>
-            <w:r>
-              <w:t xml:space="preserve">(0.020)</w:t>
-            </w:r>
-          </w:p>
-          <w:p>
-            <w:pPr>
-              <w:pStyle w:val="Compact"/>
-              <w:jc w:val="center"/>
-            </w:pPr>
-            <w:r>
-              <w:t xml:space="preserve">(0.020)</w:t>
-            </w:r>
-          </w:p>
-          <w:p>
-            <w:pPr>
-              <w:pStyle w:val="Compact"/>
-              <w:jc w:val="center"/>
-            </w:pPr>
-            <w:r>
-              <w:t xml:space="preserve">(0.020)</w:t>
-            </w:r>
-          </w:p>
-          <w:p>
-            <w:pPr>
-              <w:pStyle w:val="Compact"/>
-              <w:jc w:val="center"/>
-            </w:pPr>
-            <w:r>
-              <w:t xml:space="preserve">Perceived technological benefit</w:t>
-            </w:r>
-          </w:p>
-          <w:p>
-            <w:pPr>
-              <w:pStyle w:val="Compact"/>
-              <w:jc w:val="center"/>
-            </w:pPr>
-            <w:r>
-              <w:t xml:space="preserve"> </w:t>
-            </w:r>
-          </w:p>
-          <w:p>
-            <w:pPr>
-              <w:pStyle w:val="Compact"/>
-              <w:jc w:val="center"/>
-            </w:pPr>
-            <w:r>
-              <w:t xml:space="preserve"> </w:t>
-            </w:r>
-          </w:p>
-          <w:p>
-            <w:pPr>
-              <w:pStyle w:val="Compact"/>
-              <w:jc w:val="center"/>
-            </w:pPr>
-            <w:r>
-              <w:t xml:space="preserve">0.453</w:t>
-            </w:r>
-            <w:r>
-              <w:t xml:space="preserve">***</w:t>
-            </w:r>
-          </w:p>
-          <w:p>
-            <w:pPr>
-              <w:pStyle w:val="Compact"/>
-              <w:jc w:val="center"/>
-            </w:pPr>
-            <w:r>
-              <w:t xml:space="preserve">0.456</w:t>
-            </w:r>
-            <w:r>
-              <w:t xml:space="preserve">***</w:t>
-            </w:r>
-          </w:p>
-          <w:p>
-            <w:pPr>
-              <w:pStyle w:val="Compact"/>
-              <w:jc w:val="center"/>
-            </w:pPr>
-            <w:r>
-              <w:t xml:space="preserve">0.456</w:t>
-            </w:r>
-            <w:r>
-              <w:t xml:space="preserve">***</w:t>
-            </w:r>
-          </w:p>
-          <w:p>
-            <w:pPr>
-              <w:pStyle w:val="Compact"/>
-              <w:jc w:val="center"/>
-            </w:pPr>
-            <w:r>
-              <w:t xml:space="preserve">0.431</w:t>
-            </w:r>
-            <w:r>
-              <w:t xml:space="preserve">***</w:t>
-            </w:r>
-          </w:p>
-          <w:p>
-            <w:pPr>
-              <w:pStyle w:val="Compact"/>
-              <w:jc w:val="center"/>
-            </w:pPr>
-            <w:r>
-              <w:t xml:space="preserve"> </w:t>
-            </w:r>
-          </w:p>
-          <w:p>
-            <w:pPr>
-              <w:pStyle w:val="Compact"/>
-              <w:jc w:val="center"/>
-            </w:pPr>
-            <w:r>
-              <w:t xml:space="preserve"> </w:t>
-            </w:r>
-          </w:p>
-          <w:p>
-            <w:pPr>
-              <w:pStyle w:val="Compact"/>
-              <w:jc w:val="center"/>
-            </w:pPr>
-            <w:r>
-              <w:t xml:space="preserve"> </w:t>
-            </w:r>
-          </w:p>
-          <w:p>
-            <w:pPr>
-              <w:pStyle w:val="Compact"/>
-              <w:jc w:val="center"/>
-            </w:pPr>
-            <w:r>
-              <w:t xml:space="preserve">(0.021)</w:t>
-            </w:r>
-          </w:p>
-          <w:p>
-            <w:pPr>
-              <w:pStyle w:val="Compact"/>
-              <w:jc w:val="center"/>
-            </w:pPr>
-            <w:r>
-              <w:t xml:space="preserve">(0.021)</w:t>
-            </w:r>
-          </w:p>
-          <w:p>
-            <w:pPr>
-              <w:pStyle w:val="Compact"/>
-              <w:jc w:val="center"/>
-            </w:pPr>
-            <w:r>
-              <w:t xml:space="preserve">(0.021)</w:t>
-            </w:r>
-          </w:p>
-          <w:p>
-            <w:pPr>
-              <w:pStyle w:val="Compact"/>
-              <w:jc w:val="center"/>
-            </w:pPr>
-            <w:r>
-              <w:t xml:space="preserve">(0.022)</w:t>
-            </w:r>
-          </w:p>
-          <w:p>
-            <w:pPr>
-              <w:pStyle w:val="Compact"/>
-              <w:jc w:val="center"/>
-            </w:pPr>
-            <w:r>
-              <w:t xml:space="preserve">Deservingness of others</w:t>
-            </w:r>
-          </w:p>
-          <w:p>
-            <w:pPr>
-              <w:pStyle w:val="Compact"/>
-              <w:jc w:val="center"/>
-            </w:pPr>
-            <w:r>
-              <w:t xml:space="preserve"> </w:t>
-            </w:r>
-          </w:p>
-          <w:p>
-            <w:pPr>
-              <w:pStyle w:val="Compact"/>
-              <w:jc w:val="center"/>
-            </w:pPr>
-            <w:r>
-              <w:t xml:space="preserve"> </w:t>
-            </w:r>
-          </w:p>
-          <w:p>
-            <w:pPr>
-              <w:pStyle w:val="Compact"/>
-              <w:jc w:val="center"/>
-            </w:pPr>
-            <w:r>
-              <w:t xml:space="preserve"> </w:t>
-            </w:r>
-          </w:p>
-          <w:p>
-            <w:pPr>
-              <w:pStyle w:val="Compact"/>
-              <w:jc w:val="center"/>
-            </w:pPr>
-            <w:r>
-              <w:t xml:space="preserve">-0.181</w:t>
-            </w:r>
-            <w:r>
-              <w:t xml:space="preserve">***</w:t>
-            </w:r>
-          </w:p>
-          <w:p>
-            <w:pPr>
-              <w:pStyle w:val="Compact"/>
-              <w:jc w:val="center"/>
-            </w:pPr>
-            <w:r>
-              <w:t xml:space="preserve">-0.181</w:t>
-            </w:r>
-            <w:r>
-              <w:t xml:space="preserve">***</w:t>
-            </w:r>
-          </w:p>
-          <w:p>
-            <w:pPr>
-              <w:pStyle w:val="Compact"/>
-              <w:jc w:val="center"/>
-            </w:pPr>
-            <w:r>
-              <w:t xml:space="preserve">-0.177</w:t>
-            </w:r>
-            <w:r>
-              <w:t xml:space="preserve">***</w:t>
-            </w:r>
-          </w:p>
-          <w:p>
-            <w:pPr>
-              <w:pStyle w:val="Compact"/>
-              <w:jc w:val="center"/>
-            </w:pPr>
-            <w:r>
-              <w:t xml:space="preserve"> </w:t>
-            </w:r>
-          </w:p>
-          <w:p>
-            <w:pPr>
-              <w:pStyle w:val="Compact"/>
-              <w:jc w:val="center"/>
-            </w:pPr>
-            <w:r>
-              <w:t xml:space="preserve"> </w:t>
-            </w:r>
-          </w:p>
-          <w:p>
-            <w:pPr>
-              <w:pStyle w:val="Compact"/>
-              <w:jc w:val="center"/>
-            </w:pPr>
-            <w:r>
-              <w:t xml:space="preserve"> </w:t>
-            </w:r>
-          </w:p>
-          <w:p>
-            <w:pPr>
-              <w:pStyle w:val="Compact"/>
-              <w:jc w:val="center"/>
-            </w:pPr>
-            <w:r>
-              <w:t xml:space="preserve"> </w:t>
-            </w:r>
-          </w:p>
-          <w:p>
-            <w:pPr>
-              <w:pStyle w:val="Compact"/>
-              <w:jc w:val="center"/>
-            </w:pPr>
-            <w:r>
-              <w:t xml:space="preserve">(0.014)</w:t>
-            </w:r>
-          </w:p>
-          <w:p>
-            <w:pPr>
-              <w:pStyle w:val="Compact"/>
-              <w:jc w:val="center"/>
-            </w:pPr>
-            <w:r>
-              <w:t xml:space="preserve">(0.014)</w:t>
-            </w:r>
-          </w:p>
-          <w:p>
-            <w:pPr>
-              <w:pStyle w:val="Compact"/>
-              <w:jc w:val="center"/>
-            </w:pPr>
-            <w:r>
-              <w:t xml:space="preserve">(0.014)</w:t>
-            </w:r>
-          </w:p>
-          <w:p>
-            <w:pPr>
-              <w:pStyle w:val="Compact"/>
-              <w:jc w:val="center"/>
-            </w:pPr>
-            <w:r>
-              <w:t xml:space="preserve">Welfare regime (Ref.= Liberal)</w:t>
-            </w:r>
-          </w:p>
-          <w:p>
-            <w:pPr>
-              <w:pStyle w:val="Compact"/>
-              <w:jc w:val="center"/>
-            </w:pPr>
-            <w:r>
-              <w:t xml:space="preserve"> </w:t>
-            </w:r>
-          </w:p>
-          <w:p>
-            <w:pPr>
-              <w:pStyle w:val="Compact"/>
-              <w:jc w:val="center"/>
-            </w:pPr>
-            <w:r>
-              <w:t xml:space="preserve"> </w:t>
-            </w:r>
-          </w:p>
-          <w:p>
-            <w:pPr>
-              <w:pStyle w:val="Compact"/>
-              <w:jc w:val="center"/>
-            </w:pPr>
-            <w:r>
-              <w:t xml:space="preserve"> </w:t>
-            </w:r>
-          </w:p>
-          <w:p>
-            <w:pPr>
-              <w:pStyle w:val="Compact"/>
-              <w:jc w:val="center"/>
-            </w:pPr>
-            <w:r>
-              <w:t xml:space="preserve"> </w:t>
-            </w:r>
-          </w:p>
-          <w:p>
-            <w:pPr>
-              <w:pStyle w:val="Compact"/>
-              <w:jc w:val="center"/>
-            </w:pPr>
-            <w:r>
-              <w:t xml:space="preserve"> </w:t>
-            </w:r>
-          </w:p>
-          <w:p>
-            <w:pPr>
-              <w:pStyle w:val="Compact"/>
-              <w:jc w:val="center"/>
-            </w:pPr>
-            <w:r>
-              <w:t xml:space="preserve"> </w:t>
-            </w:r>
-          </w:p>
-          <w:p>
-            <w:pPr>
-              <w:pStyle w:val="Compact"/>
-              <w:jc w:val="center"/>
-            </w:pPr>
-            <w:r>
-              <w:t xml:space="preserve"> </w:t>
-            </w:r>
-          </w:p>
-          <w:p>
-            <w:pPr>
-              <w:pStyle w:val="Compact"/>
-              <w:jc w:val="center"/>
-            </w:pPr>
-            <w:r>
-              <w:t xml:space="preserve"> </w:t>
-            </w:r>
-          </w:p>
-          <w:p>
-            <w:pPr>
-              <w:pStyle w:val="Compact"/>
-              <w:jc w:val="center"/>
-            </w:pPr>
-            <w:r>
-              <w:t xml:space="preserve"> </w:t>
-            </w:r>
-          </w:p>
-          <w:p>
-            <w:pPr>
-              <w:pStyle w:val="Compact"/>
-              <w:jc w:val="center"/>
-            </w:pPr>
-            <w:r>
-              <w:t xml:space="preserve"> </w:t>
-            </w:r>
-          </w:p>
-          <w:p>
-            <w:pPr>
-              <w:pStyle w:val="Compact"/>
-              <w:jc w:val="center"/>
-            </w:pPr>
-            <w:r>
-              <w:t xml:space="preserve"> </w:t>
-            </w:r>
-          </w:p>
-          <w:p>
-            <w:pPr>
-              <w:pStyle w:val="Compact"/>
-              <w:jc w:val="center"/>
-            </w:pPr>
-            <w:r>
-              <w:t xml:space="preserve"> </w:t>
-            </w:r>
-          </w:p>
-          <w:p>
-            <w:pPr>
-              <w:pStyle w:val="Compact"/>
-              <w:jc w:val="center"/>
-            </w:pPr>
-            <w:r>
-              <w:t xml:space="preserve"> </w:t>
-            </w:r>
-          </w:p>
-          <w:p>
-            <w:pPr>
-              <w:pStyle w:val="Compact"/>
-              <w:jc w:val="center"/>
-            </w:pPr>
-            <w:r>
-              <w:t xml:space="preserve">     Social-democratic</w:t>
-            </w:r>
-          </w:p>
-          <w:p>
-            <w:pPr>
-              <w:pStyle w:val="Compact"/>
-              <w:jc w:val="center"/>
-            </w:pPr>
-            <w:r>
-              <w:t xml:space="preserve"> </w:t>
-            </w:r>
-          </w:p>
-          <w:p>
-            <w:pPr>
-              <w:pStyle w:val="Compact"/>
-              <w:jc w:val="center"/>
-            </w:pPr>
-            <w:r>
-              <w:t xml:space="preserve"> </w:t>
-            </w:r>
-          </w:p>
-          <w:p>
-            <w:pPr>
-              <w:pStyle w:val="Compact"/>
-              <w:jc w:val="center"/>
-            </w:pPr>
-            <w:r>
-              <w:t xml:space="preserve"> </w:t>
-            </w:r>
-          </w:p>
-          <w:p>
-            <w:pPr>
-              <w:pStyle w:val="Compact"/>
-              <w:jc w:val="center"/>
-            </w:pPr>
-            <w:r>
-              <w:t xml:space="preserve"> </w:t>
-            </w:r>
-          </w:p>
-          <w:p>
-            <w:pPr>
-              <w:pStyle w:val="Compact"/>
-              <w:jc w:val="center"/>
-            </w:pPr>
-            <w:r>
-              <w:t xml:space="preserve">0.408</w:t>
-            </w:r>
-          </w:p>
-          <w:p>
-            <w:pPr>
-              <w:pStyle w:val="Compact"/>
-              <w:jc w:val="center"/>
-            </w:pPr>
-            <w:r>
-              <w:t xml:space="preserve">0.395</w:t>
-            </w:r>
-          </w:p>
-          <w:p>
-            <w:pPr>
-              <w:pStyle w:val="Compact"/>
-              <w:jc w:val="center"/>
-            </w:pPr>
-            <w:r>
-              <w:t xml:space="preserve"> </w:t>
-            </w:r>
-          </w:p>
-          <w:p>
-            <w:pPr>
-              <w:pStyle w:val="Compact"/>
-              <w:jc w:val="center"/>
-            </w:pPr>
-            <w:r>
-              <w:t xml:space="preserve"> </w:t>
-            </w:r>
-          </w:p>
-          <w:p>
-            <w:pPr>
-              <w:pStyle w:val="Compact"/>
-              <w:jc w:val="center"/>
-            </w:pPr>
-            <w:r>
-              <w:t xml:space="preserve"> </w:t>
-            </w:r>
-          </w:p>
-          <w:p>
-            <w:pPr>
-              <w:pStyle w:val="Compact"/>
-              <w:jc w:val="center"/>
-            </w:pPr>
-            <w:r>
-              <w:t xml:space="preserve"> </w:t>
-            </w:r>
-          </w:p>
-          <w:p>
-            <w:pPr>
-              <w:pStyle w:val="Compact"/>
-              <w:jc w:val="center"/>
-            </w:pPr>
-            <w:r>
-              <w:t xml:space="preserve"> </w:t>
-            </w:r>
-          </w:p>
-          <w:p>
-            <w:pPr>
-              <w:pStyle w:val="Compact"/>
-              <w:jc w:val="center"/>
-            </w:pPr>
-            <w:r>
-              <w:t xml:space="preserve">(0.267)</w:t>
-            </w:r>
-          </w:p>
-          <w:p>
-            <w:pPr>
-              <w:pStyle w:val="Compact"/>
-              <w:jc w:val="center"/>
-            </w:pPr>
-            <w:r>
-              <w:t xml:space="preserve">(0.267)</w:t>
-            </w:r>
-          </w:p>
-          <w:p>
-            <w:pPr>
-              <w:pStyle w:val="Compact"/>
-              <w:jc w:val="center"/>
-            </w:pPr>
-            <w:r>
-              <w:t xml:space="preserve">     Conservative</w:t>
-            </w:r>
-          </w:p>
-          <w:p>
-            <w:pPr>
-              <w:pStyle w:val="Compact"/>
-              <w:jc w:val="center"/>
-            </w:pPr>
-            <w:r>
-              <w:t xml:space="preserve"> </w:t>
-            </w:r>
-          </w:p>
-          <w:p>
-            <w:pPr>
-              <w:pStyle w:val="Compact"/>
-              <w:jc w:val="center"/>
-            </w:pPr>
-            <w:r>
-              <w:t xml:space="preserve"> </w:t>
-            </w:r>
-          </w:p>
-          <w:p>
-            <w:pPr>
-              <w:pStyle w:val="Compact"/>
-              <w:jc w:val="center"/>
-            </w:pPr>
-            <w:r>
-              <w:t xml:space="preserve"> </w:t>
-            </w:r>
-          </w:p>
-          <w:p>
-            <w:pPr>
-              <w:pStyle w:val="Compact"/>
-              <w:jc w:val="center"/>
-            </w:pPr>
-            <w:r>
-              <w:t xml:space="preserve"> </w:t>
-            </w:r>
-          </w:p>
-          <w:p>
-            <w:pPr>
-              <w:pStyle w:val="Compact"/>
-              <w:jc w:val="center"/>
-            </w:pPr>
-            <w:r>
-              <w:t xml:space="preserve">-0.138</w:t>
-            </w:r>
-          </w:p>
-          <w:p>
-            <w:pPr>
-              <w:pStyle w:val="Compact"/>
-              <w:jc w:val="center"/>
-            </w:pPr>
-            <w:r>
-              <w:t xml:space="preserve">-0.126</w:t>
-            </w:r>
-          </w:p>
-          <w:p>
-            <w:pPr>
-              <w:pStyle w:val="Compact"/>
-              <w:jc w:val="center"/>
-            </w:pPr>
-            <w:r>
-              <w:t xml:space="preserve"> </w:t>
-            </w:r>
-          </w:p>
-          <w:p>
-            <w:pPr>
-              <w:pStyle w:val="Compact"/>
-              <w:jc w:val="center"/>
-            </w:pPr>
-            <w:r>
-              <w:t xml:space="preserve"> </w:t>
-            </w:r>
-          </w:p>
-          <w:p>
-            <w:pPr>
-              <w:pStyle w:val="Compact"/>
-              <w:jc w:val="center"/>
-            </w:pPr>
-            <w:r>
-              <w:t xml:space="preserve"> </w:t>
-            </w:r>
-          </w:p>
-          <w:p>
-            <w:pPr>
-              <w:pStyle w:val="Compact"/>
-              <w:jc w:val="center"/>
-            </w:pPr>
-            <w:r>
-              <w:t xml:space="preserve"> </w:t>
-            </w:r>
-          </w:p>
-          <w:p>
-            <w:pPr>
-              <w:pStyle w:val="Compact"/>
-              <w:jc w:val="center"/>
-            </w:pPr>
-            <w:r>
-              <w:t xml:space="preserve"> </w:t>
-            </w:r>
-          </w:p>
-          <w:p>
-            <w:pPr>
-              <w:pStyle w:val="Compact"/>
-              <w:jc w:val="center"/>
-            </w:pPr>
-            <w:r>
-              <w:t xml:space="preserve">(0.190)</w:t>
-            </w:r>
-          </w:p>
-          <w:p>
-            <w:pPr>
-              <w:pStyle w:val="Compact"/>
-              <w:jc w:val="center"/>
-            </w:pPr>
-            <w:r>
-              <w:t xml:space="preserve">(0.190)</w:t>
-            </w:r>
-          </w:p>
-          <w:p>
-            <w:pPr>
-              <w:pStyle w:val="Compact"/>
-              <w:jc w:val="center"/>
-            </w:pPr>
-            <w:r>
-              <w:t xml:space="preserve">BIC</w:t>
-            </w:r>
-          </w:p>
-          <w:p>
-            <w:pPr>
-              <w:pStyle w:val="Compact"/>
-              <w:jc w:val="center"/>
-            </w:pPr>
-            <w:r>
-              <w:t xml:space="preserve">50264.921</w:t>
-            </w:r>
-          </w:p>
-          <w:p>
-            <w:pPr>
-              <w:pStyle w:val="Compact"/>
-              <w:jc w:val="center"/>
-            </w:pPr>
-            <w:r>
-              <w:t xml:space="preserve">50260.479</w:t>
-            </w:r>
-          </w:p>
-          <w:p>
-            <w:pPr>
-              <w:pStyle w:val="Compact"/>
-              <w:jc w:val="center"/>
-            </w:pPr>
-            <w:r>
-              <w:t xml:space="preserve">48843.271</w:t>
-            </w:r>
-          </w:p>
-          <w:p>
-            <w:pPr>
-              <w:pStyle w:val="Compact"/>
-              <w:jc w:val="center"/>
-            </w:pPr>
-            <w:r>
-              <w:t xml:space="preserve">48682.213</w:t>
-            </w:r>
-          </w:p>
-          <w:p>
-            <w:pPr>
-              <w:pStyle w:val="Compact"/>
-              <w:jc w:val="center"/>
-            </w:pPr>
-            <w:r>
-              <w:t xml:space="preserve">48697.344</w:t>
-            </w:r>
-          </w:p>
-          <w:p>
-            <w:pPr>
-              <w:pStyle w:val="Compact"/>
-              <w:jc w:val="center"/>
-            </w:pPr>
-            <w:r>
-              <w:t xml:space="preserve">48616.180</w:t>
-            </w:r>
-          </w:p>
-          <w:p>
-            <w:pPr>
-              <w:pStyle w:val="Compact"/>
-              <w:jc w:val="center"/>
-            </w:pPr>
-            <w:r>
-              <w:t xml:space="preserve">Numb. obs.</w:t>
-            </w:r>
-          </w:p>
-          <w:p>
-            <w:pPr>
-              <w:pStyle w:val="Compact"/>
-              <w:jc w:val="center"/>
-            </w:pPr>
-            <w:r>
-              <w:t xml:space="preserve">16872</w:t>
-            </w:r>
-          </w:p>
-          <w:p>
-            <w:pPr>
-              <w:pStyle w:val="Compact"/>
-              <w:jc w:val="center"/>
-            </w:pPr>
-            <w:r>
-              <w:t xml:space="preserve">16872</w:t>
-            </w:r>
-          </w:p>
-          <w:p>
-            <w:pPr>
-              <w:pStyle w:val="Compact"/>
-              <w:jc w:val="center"/>
-            </w:pPr>
-            <w:r>
-              <w:t xml:space="preserve">16872</w:t>
-            </w:r>
-          </w:p>
-          <w:p>
-            <w:pPr>
-              <w:pStyle w:val="Compact"/>
-              <w:jc w:val="center"/>
-            </w:pPr>
-            <w:r>
-              <w:t xml:space="preserve">16872</w:t>
-            </w:r>
-          </w:p>
-          <w:p>
-            <w:pPr>
-              <w:pStyle w:val="Compact"/>
-              <w:jc w:val="center"/>
-            </w:pPr>
-            <w:r>
-              <w:t xml:space="preserve">16872</w:t>
-            </w:r>
-          </w:p>
-          <w:p>
-            <w:pPr>
-              <w:pStyle w:val="Compact"/>
-              <w:jc w:val="center"/>
-            </w:pPr>
-            <w:r>
-              <w:t xml:space="preserve">16872</w:t>
-            </w:r>
-          </w:p>
-          <w:p>
-            <w:pPr>
-              <w:pStyle w:val="Compact"/>
-              <w:jc w:val="center"/>
-            </w:pPr>
-            <w:r>
-              <w:t xml:space="preserve">Groups (Country)</w:t>
-            </w:r>
-          </w:p>
-          <w:p>
-            <w:pPr>
-              <w:pStyle w:val="Compact"/>
-              <w:jc w:val="center"/>
-            </w:pPr>
-            <w:r>
-              <w:t xml:space="preserve">27</w:t>
-            </w:r>
-          </w:p>
-          <w:p>
-            <w:pPr>
-              <w:pStyle w:val="Compact"/>
-              <w:jc w:val="center"/>
-            </w:pPr>
-            <w:r>
-              <w:t xml:space="preserve">27</w:t>
-            </w:r>
-          </w:p>
-          <w:p>
-            <w:pPr>
-              <w:pStyle w:val="Compact"/>
-              <w:jc w:val="center"/>
-            </w:pPr>
-            <w:r>
-              <w:t xml:space="preserve">27</w:t>
-            </w:r>
-          </w:p>
-          <w:p>
-            <w:pPr>
-              <w:pStyle w:val="Compact"/>
-              <w:jc w:val="center"/>
-            </w:pPr>
-            <w:r>
-              <w:t xml:space="preserve">27</w:t>
-            </w:r>
-          </w:p>
-          <w:p>
-            <w:pPr>
-              <w:pStyle w:val="Compact"/>
-              <w:jc w:val="center"/>
-            </w:pPr>
-            <w:r>
-              <w:t xml:space="preserve">27</w:t>
-            </w:r>
-          </w:p>
-          <w:p>
-            <w:pPr>
-              <w:pStyle w:val="Compact"/>
-              <w:jc w:val="center"/>
-            </w:pPr>
-            <w:r>
-              <w:t xml:space="preserve">27</w:t>
-            </w:r>
-          </w:p>
-          <w:p>
-            <w:pPr>
-              <w:pStyle w:val="Compact"/>
-              <w:jc w:val="center"/>
-            </w:pPr>
-            <w:r>
-              <w:t xml:space="preserve">Variance: Country: (Intercept)</w:t>
-            </w:r>
-          </w:p>
-          <w:p>
-            <w:pPr>
-              <w:pStyle w:val="Compact"/>
-              <w:jc w:val="center"/>
-            </w:pPr>
-            <w:r>
-              <w:t xml:space="preserve">0.235</w:t>
-            </w:r>
-          </w:p>
-          <w:p>
-            <w:pPr>
-              <w:pStyle w:val="Compact"/>
-              <w:jc w:val="center"/>
-            </w:pPr>
-            <w:r>
-              <w:t xml:space="preserve">0.227</w:t>
-            </w:r>
-          </w:p>
-          <w:p>
-            <w:pPr>
-              <w:pStyle w:val="Compact"/>
-              <w:jc w:val="center"/>
-            </w:pPr>
-            <w:r>
-              <w:t xml:space="preserve">0.244</w:t>
-            </w:r>
-          </w:p>
-          <w:p>
-            <w:pPr>
-              <w:pStyle w:val="Compact"/>
-              <w:jc w:val="center"/>
-            </w:pPr>
-            <w:r>
-              <w:t xml:space="preserve">0.227</w:t>
-            </w:r>
-          </w:p>
-          <w:p>
-            <w:pPr>
-              <w:pStyle w:val="Compact"/>
-              <w:jc w:val="center"/>
-            </w:pPr>
-            <w:r>
-              <w:t xml:space="preserve">0.192</w:t>
-            </w:r>
-          </w:p>
-          <w:p>
-            <w:pPr>
-              <w:pStyle w:val="Compact"/>
-              <w:jc w:val="center"/>
-            </w:pPr>
-            <w:r>
-              <w:t xml:space="preserve">0.193</w:t>
-            </w:r>
-          </w:p>
-          <w:p>
-            <w:pPr>
-              <w:pStyle w:val="Compact"/>
-              <w:jc w:val="center"/>
-            </w:pPr>
-            <w:r>
-              <w:t xml:space="preserve">Note: Cells contain regression coefficients with standard errors in parentheses.</w:t>
-            </w:r>
-            <w:r>
-              <w:t xml:space="preserve"> </w:t>
-            </w:r>
-            <w:r>
-              <w:t xml:space="preserve">***</w:t>
-            </w:r>
-            <w:r>
-              <w:t xml:space="preserve">p &lt; 0.001;</w:t>
-            </w:r>
-            <w:r>
-              <w:t xml:space="preserve"> </w:t>
-            </w:r>
-            <w:r>
-              <w:t xml:space="preserve">**</w:t>
-            </w:r>
-            <w:r>
-              <w:t xml:space="preserve">p &lt; 0.01;</w:t>
-            </w:r>
-            <w:r>
-              <w:t xml:space="preserve"> </w:t>
-            </w:r>
-            <w:r>
-              <w:t xml:space="preserve">*</w:t>
-            </w:r>
-            <w:r>
-              <w:t xml:space="preserve">p &lt; 0.05.</w:t>
-            </w:r>
-            <w:r>
-              <w:t xml:space="preserve"> </w:t>
-            </w:r>
-            <w:r>
-              <w:t xml:space="preserve">Model 6 is controlled by sex, age and income with significant effects and education with no significant effect</w:t>
-            </w:r>
-          </w:p>
           <w:bookmarkEnd w:id="32"/>
         </w:tc>
       </w:tr>
@@ -6870,2730 +4684,6 @@
               <w:t xml:space="preserve">Table 3: Interaction multilevel models for retributive preferences</w:t>
             </w:r>
           </w:p>
-          <w:p>
-            <w:pPr>
-              <w:pStyle w:val="Compact"/>
-              <w:jc w:val="center"/>
-            </w:pPr>
-            <w:r>
-              <w:t xml:space="preserve"> </w:t>
-            </w:r>
-          </w:p>
-          <w:p>
-            <w:pPr>
-              <w:pStyle w:val="Compact"/>
-              <w:jc w:val="center"/>
-            </w:pPr>
-            <w:r>
-              <w:t xml:space="preserve">Model 1</w:t>
-            </w:r>
-          </w:p>
-          <w:p>
-            <w:pPr>
-              <w:pStyle w:val="Compact"/>
-              <w:jc w:val="center"/>
-            </w:pPr>
-            <w:r>
-              <w:t xml:space="preserve">Model 2</w:t>
-            </w:r>
-          </w:p>
-          <w:p>
-            <w:pPr>
-              <w:pStyle w:val="Compact"/>
-              <w:jc w:val="center"/>
-            </w:pPr>
-            <w:r>
-              <w:t xml:space="preserve">Model 3</w:t>
-            </w:r>
-          </w:p>
-          <w:p>
-            <w:pPr>
-              <w:pStyle w:val="Compact"/>
-              <w:jc w:val="center"/>
-            </w:pPr>
-            <w:r>
-              <w:t xml:space="preserve">Model 4</w:t>
-            </w:r>
-          </w:p>
-          <w:p>
-            <w:pPr>
-              <w:pStyle w:val="Compact"/>
-              <w:jc w:val="center"/>
-            </w:pPr>
-            <w:r>
-              <w:t xml:space="preserve">Model 5</w:t>
-            </w:r>
-          </w:p>
-          <w:p>
-            <w:pPr>
-              <w:pStyle w:val="Compact"/>
-              <w:jc w:val="center"/>
-            </w:pPr>
-            <w:r>
-              <w:t xml:space="preserve">Model 6</w:t>
-            </w:r>
-          </w:p>
-          <w:p>
-            <w:pPr>
-              <w:pStyle w:val="Compact"/>
-              <w:jc w:val="center"/>
-            </w:pPr>
-            <w:r>
-              <w:t xml:space="preserve">Self-employed worker (ref. No)</w:t>
-            </w:r>
-          </w:p>
-          <w:p>
-            <w:pPr>
-              <w:pStyle w:val="Compact"/>
-              <w:jc w:val="center"/>
-            </w:pPr>
-            <w:r>
-              <w:t xml:space="preserve">-0.018</w:t>
-            </w:r>
-          </w:p>
-          <w:p>
-            <w:pPr>
-              <w:pStyle w:val="Compact"/>
-              <w:jc w:val="center"/>
-            </w:pPr>
-            <w:r>
-              <w:t xml:space="preserve">0.009</w:t>
-            </w:r>
-          </w:p>
-          <w:p>
-            <w:pPr>
-              <w:pStyle w:val="Compact"/>
-              <w:jc w:val="center"/>
-            </w:pPr>
-            <w:r>
-              <w:t xml:space="preserve">-0.071</w:t>
-            </w:r>
-          </w:p>
-          <w:p>
-            <w:pPr>
-              <w:pStyle w:val="Compact"/>
-              <w:jc w:val="center"/>
-            </w:pPr>
-            <w:r>
-              <w:t xml:space="preserve">-0.068</w:t>
-            </w:r>
-          </w:p>
-          <w:p>
-            <w:pPr>
-              <w:pStyle w:val="Compact"/>
-              <w:jc w:val="center"/>
-            </w:pPr>
-            <w:r>
-              <w:t xml:space="preserve">-0.071</w:t>
-            </w:r>
-          </w:p>
-          <w:p>
-            <w:pPr>
-              <w:pStyle w:val="Compact"/>
-              <w:jc w:val="center"/>
-            </w:pPr>
-            <w:r>
-              <w:t xml:space="preserve">-0.071</w:t>
-            </w:r>
-          </w:p>
-          <w:p>
-            <w:pPr>
-              <w:pStyle w:val="Compact"/>
-              <w:jc w:val="center"/>
-            </w:pPr>
-            <w:r>
-              <w:t xml:space="preserve"> </w:t>
-            </w:r>
-          </w:p>
-          <w:p>
-            <w:pPr>
-              <w:pStyle w:val="Compact"/>
-              <w:jc w:val="center"/>
-            </w:pPr>
-            <w:r>
-              <w:t xml:space="preserve">(0.042)</w:t>
-            </w:r>
-          </w:p>
-          <w:p>
-            <w:pPr>
-              <w:pStyle w:val="Compact"/>
-              <w:jc w:val="center"/>
-            </w:pPr>
-            <w:r>
-              <w:t xml:space="preserve">(0.069)</w:t>
-            </w:r>
-          </w:p>
-          <w:p>
-            <w:pPr>
-              <w:pStyle w:val="Compact"/>
-              <w:jc w:val="center"/>
-            </w:pPr>
-            <w:r>
-              <w:t xml:space="preserve">(0.039)</w:t>
-            </w:r>
-          </w:p>
-          <w:p>
-            <w:pPr>
-              <w:pStyle w:val="Compact"/>
-              <w:jc w:val="center"/>
-            </w:pPr>
-            <w:r>
-              <w:t xml:space="preserve">(0.039)</w:t>
-            </w:r>
-          </w:p>
-          <w:p>
-            <w:pPr>
-              <w:pStyle w:val="Compact"/>
-              <w:jc w:val="center"/>
-            </w:pPr>
-            <w:r>
-              <w:t xml:space="preserve">(0.039)</w:t>
-            </w:r>
-          </w:p>
-          <w:p>
-            <w:pPr>
-              <w:pStyle w:val="Compact"/>
-              <w:jc w:val="center"/>
-            </w:pPr>
-            <w:r>
-              <w:t xml:space="preserve">(0.039)</w:t>
-            </w:r>
-          </w:p>
-          <w:p>
-            <w:pPr>
-              <w:pStyle w:val="Compact"/>
-              <w:jc w:val="center"/>
-            </w:pPr>
-            <w:r>
-              <w:t xml:space="preserve">Platform worker (ref. No)</w:t>
-            </w:r>
-          </w:p>
-          <w:p>
-            <w:pPr>
-              <w:pStyle w:val="Compact"/>
-              <w:jc w:val="center"/>
-            </w:pPr>
-            <w:r>
-              <w:t xml:space="preserve">0.877</w:t>
-            </w:r>
-            <w:r>
-              <w:t xml:space="preserve">***</w:t>
-            </w:r>
-          </w:p>
-          <w:p>
-            <w:pPr>
-              <w:pStyle w:val="Compact"/>
-              <w:jc w:val="center"/>
-            </w:pPr>
-            <w:r>
-              <w:t xml:space="preserve">0.781</w:t>
-            </w:r>
-            <w:r>
-              <w:t xml:space="preserve">***</w:t>
-            </w:r>
-          </w:p>
-          <w:p>
-            <w:pPr>
-              <w:pStyle w:val="Compact"/>
-              <w:jc w:val="center"/>
-            </w:pPr>
-            <w:r>
-              <w:t xml:space="preserve">0.953</w:t>
-            </w:r>
-            <w:r>
-              <w:t xml:space="preserve">***</w:t>
-            </w:r>
-          </w:p>
-          <w:p>
-            <w:pPr>
-              <w:pStyle w:val="Compact"/>
-              <w:jc w:val="center"/>
-            </w:pPr>
-            <w:r>
-              <w:t xml:space="preserve">0.775</w:t>
-            </w:r>
-            <w:r>
-              <w:t xml:space="preserve">***</w:t>
-            </w:r>
-          </w:p>
-          <w:p>
-            <w:pPr>
-              <w:pStyle w:val="Compact"/>
-              <w:jc w:val="center"/>
-            </w:pPr>
-            <w:r>
-              <w:t xml:space="preserve">0.777</w:t>
-            </w:r>
-            <w:r>
-              <w:t xml:space="preserve">***</w:t>
-            </w:r>
-          </w:p>
-          <w:p>
-            <w:pPr>
-              <w:pStyle w:val="Compact"/>
-              <w:jc w:val="center"/>
-            </w:pPr>
-            <w:r>
-              <w:t xml:space="preserve">0.779</w:t>
-            </w:r>
-            <w:r>
-              <w:t xml:space="preserve">***</w:t>
-            </w:r>
-          </w:p>
-          <w:p>
-            <w:pPr>
-              <w:pStyle w:val="Compact"/>
-              <w:jc w:val="center"/>
-            </w:pPr>
-            <w:r>
-              <w:t xml:space="preserve"> </w:t>
-            </w:r>
-          </w:p>
-          <w:p>
-            <w:pPr>
-              <w:pStyle w:val="Compact"/>
-              <w:jc w:val="center"/>
-            </w:pPr>
-            <w:r>
-              <w:t xml:space="preserve">(0.058)</w:t>
-            </w:r>
-          </w:p>
-          <w:p>
-            <w:pPr>
-              <w:pStyle w:val="Compact"/>
-              <w:jc w:val="center"/>
-            </w:pPr>
-            <w:r>
-              <w:t xml:space="preserve">(0.051)</w:t>
-            </w:r>
-          </w:p>
-          <w:p>
-            <w:pPr>
-              <w:pStyle w:val="Compact"/>
-              <w:jc w:val="center"/>
-            </w:pPr>
-            <w:r>
-              <w:t xml:space="preserve">(0.079)</w:t>
-            </w:r>
-          </w:p>
-          <w:p>
-            <w:pPr>
-              <w:pStyle w:val="Compact"/>
-              <w:jc w:val="center"/>
-            </w:pPr>
-            <w:r>
-              <w:t xml:space="preserve">(0.051)</w:t>
-            </w:r>
-          </w:p>
-          <w:p>
-            <w:pPr>
-              <w:pStyle w:val="Compact"/>
-              <w:jc w:val="center"/>
-            </w:pPr>
-            <w:r>
-              <w:t xml:space="preserve">(0.051)</w:t>
-            </w:r>
-          </w:p>
-          <w:p>
-            <w:pPr>
-              <w:pStyle w:val="Compact"/>
-              <w:jc w:val="center"/>
-            </w:pPr>
-            <w:r>
-              <w:t xml:space="preserve">(0.051)</w:t>
-            </w:r>
-          </w:p>
-          <w:p>
-            <w:pPr>
-              <w:pStyle w:val="Compact"/>
-              <w:jc w:val="center"/>
-            </w:pPr>
-            <w:r>
-              <w:t xml:space="preserve">Concern about job and income loss</w:t>
-            </w:r>
-          </w:p>
-          <w:p>
-            <w:pPr>
-              <w:pStyle w:val="Compact"/>
-              <w:jc w:val="center"/>
-            </w:pPr>
-            <w:r>
-              <w:t xml:space="preserve">-0.167</w:t>
-            </w:r>
-            <w:r>
-              <w:t xml:space="preserve">***</w:t>
-            </w:r>
-          </w:p>
-          <w:p>
-            <w:pPr>
-              <w:pStyle w:val="Compact"/>
-              <w:jc w:val="center"/>
-            </w:pPr>
-            <w:r>
-              <w:t xml:space="preserve">-0.166</w:t>
-            </w:r>
-            <w:r>
-              <w:t xml:space="preserve">***</w:t>
-            </w:r>
-          </w:p>
-          <w:p>
-            <w:pPr>
-              <w:pStyle w:val="Compact"/>
-              <w:jc w:val="center"/>
-            </w:pPr>
-            <w:r>
-              <w:t xml:space="preserve">-0.165</w:t>
-            </w:r>
-            <w:r>
-              <w:t xml:space="preserve">***</w:t>
-            </w:r>
-          </w:p>
-          <w:p>
-            <w:pPr>
-              <w:pStyle w:val="Compact"/>
-              <w:jc w:val="center"/>
-            </w:pPr>
-            <w:r>
-              <w:t xml:space="preserve">-0.098</w:t>
-            </w:r>
-            <w:r>
-              <w:t xml:space="preserve">***</w:t>
-            </w:r>
-          </w:p>
-          <w:p>
-            <w:pPr>
-              <w:pStyle w:val="Compact"/>
-              <w:jc w:val="center"/>
-            </w:pPr>
-            <w:r>
-              <w:t xml:space="preserve">-0.165</w:t>
-            </w:r>
-            <w:r>
-              <w:t xml:space="preserve">***</w:t>
-            </w:r>
-          </w:p>
-          <w:p>
-            <w:pPr>
-              <w:pStyle w:val="Compact"/>
-              <w:jc w:val="center"/>
-            </w:pPr>
-            <w:r>
-              <w:t xml:space="preserve">-0.165</w:t>
-            </w:r>
-            <w:r>
-              <w:t xml:space="preserve">***</w:t>
-            </w:r>
-          </w:p>
-          <w:p>
-            <w:pPr>
-              <w:pStyle w:val="Compact"/>
-              <w:jc w:val="center"/>
-            </w:pPr>
-            <w:r>
-              <w:t xml:space="preserve"> </w:t>
-            </w:r>
-          </w:p>
-          <w:p>
-            <w:pPr>
-              <w:pStyle w:val="Compact"/>
-              <w:jc w:val="center"/>
-            </w:pPr>
-            <w:r>
-              <w:t xml:space="preserve">(0.015)</w:t>
-            </w:r>
-          </w:p>
-          <w:p>
-            <w:pPr>
-              <w:pStyle w:val="Compact"/>
-              <w:jc w:val="center"/>
-            </w:pPr>
-            <w:r>
-              <w:t xml:space="preserve">(0.015)</w:t>
-            </w:r>
-          </w:p>
-          <w:p>
-            <w:pPr>
-              <w:pStyle w:val="Compact"/>
-              <w:jc w:val="center"/>
-            </w:pPr>
-            <w:r>
-              <w:t xml:space="preserve">(0.015)</w:t>
-            </w:r>
-          </w:p>
-          <w:p>
-            <w:pPr>
-              <w:pStyle w:val="Compact"/>
-              <w:jc w:val="center"/>
-            </w:pPr>
-            <w:r>
-              <w:t xml:space="preserve">(0.025)</w:t>
-            </w:r>
-          </w:p>
-          <w:p>
-            <w:pPr>
-              <w:pStyle w:val="Compact"/>
-              <w:jc w:val="center"/>
-            </w:pPr>
-            <w:r>
-              <w:t xml:space="preserve">(0.015)</w:t>
-            </w:r>
-          </w:p>
-          <w:p>
-            <w:pPr>
-              <w:pStyle w:val="Compact"/>
-              <w:jc w:val="center"/>
-            </w:pPr>
-            <w:r>
-              <w:t xml:space="preserve">(0.015)</w:t>
-            </w:r>
-          </w:p>
-          <w:p>
-            <w:pPr>
-              <w:pStyle w:val="Compact"/>
-              <w:jc w:val="center"/>
-            </w:pPr>
-            <w:r>
-              <w:t xml:space="preserve">Technological displacement</w:t>
-            </w:r>
-          </w:p>
-          <w:p>
-            <w:pPr>
-              <w:pStyle w:val="Compact"/>
-              <w:jc w:val="center"/>
-            </w:pPr>
-            <w:r>
-              <w:t xml:space="preserve">0.237</w:t>
-            </w:r>
-            <w:r>
-              <w:t xml:space="preserve">***</w:t>
-            </w:r>
-          </w:p>
-          <w:p>
-            <w:pPr>
-              <w:pStyle w:val="Compact"/>
-              <w:jc w:val="center"/>
-            </w:pPr>
-            <w:r>
-              <w:t xml:space="preserve">0.238</w:t>
-            </w:r>
-            <w:r>
-              <w:t xml:space="preserve">***</w:t>
-            </w:r>
-          </w:p>
-          <w:p>
-            <w:pPr>
-              <w:pStyle w:val="Compact"/>
-              <w:jc w:val="center"/>
-            </w:pPr>
-            <w:r>
-              <w:t xml:space="preserve">0.236</w:t>
-            </w:r>
-            <w:r>
-              <w:t xml:space="preserve">***</w:t>
-            </w:r>
-          </w:p>
-          <w:p>
-            <w:pPr>
-              <w:pStyle w:val="Compact"/>
-              <w:jc w:val="center"/>
-            </w:pPr>
-            <w:r>
-              <w:t xml:space="preserve">0.238</w:t>
-            </w:r>
-            <w:r>
-              <w:t xml:space="preserve">***</w:t>
-            </w:r>
-          </w:p>
-          <w:p>
-            <w:pPr>
-              <w:pStyle w:val="Compact"/>
-              <w:jc w:val="center"/>
-            </w:pPr>
-            <w:r>
-              <w:t xml:space="preserve">0.338</w:t>
-            </w:r>
-            <w:r>
-              <w:t xml:space="preserve">***</w:t>
-            </w:r>
-          </w:p>
-          <w:p>
-            <w:pPr>
-              <w:pStyle w:val="Compact"/>
-              <w:jc w:val="center"/>
-            </w:pPr>
-            <w:r>
-              <w:t xml:space="preserve">0.236</w:t>
-            </w:r>
-            <w:r>
-              <w:t xml:space="preserve">***</w:t>
-            </w:r>
-          </w:p>
-          <w:p>
-            <w:pPr>
-              <w:pStyle w:val="Compact"/>
-              <w:jc w:val="center"/>
-            </w:pPr>
-            <w:r>
-              <w:t xml:space="preserve"> </w:t>
-            </w:r>
-          </w:p>
-          <w:p>
-            <w:pPr>
-              <w:pStyle w:val="Compact"/>
-              <w:jc w:val="center"/>
-            </w:pPr>
-            <w:r>
-              <w:t xml:space="preserve">(0.024)</w:t>
-            </w:r>
-          </w:p>
-          <w:p>
-            <w:pPr>
-              <w:pStyle w:val="Compact"/>
-              <w:jc w:val="center"/>
-            </w:pPr>
-            <w:r>
-              <w:t xml:space="preserve">(0.024)</w:t>
-            </w:r>
-          </w:p>
-          <w:p>
-            <w:pPr>
-              <w:pStyle w:val="Compact"/>
-              <w:jc w:val="center"/>
-            </w:pPr>
-            <w:r>
-              <w:t xml:space="preserve">(0.024)</w:t>
-            </w:r>
-          </w:p>
-          <w:p>
-            <w:pPr>
-              <w:pStyle w:val="Compact"/>
-              <w:jc w:val="center"/>
-            </w:pPr>
-            <w:r>
-              <w:t xml:space="preserve">(0.024)</w:t>
-            </w:r>
-          </w:p>
-          <w:p>
-            <w:pPr>
-              <w:pStyle w:val="Compact"/>
-              <w:jc w:val="center"/>
-            </w:pPr>
-            <w:r>
-              <w:t xml:space="preserve">(0.032)</w:t>
-            </w:r>
-          </w:p>
-          <w:p>
-            <w:pPr>
-              <w:pStyle w:val="Compact"/>
-              <w:jc w:val="center"/>
-            </w:pPr>
-            <w:r>
-              <w:t xml:space="preserve">(0.024)</w:t>
-            </w:r>
-          </w:p>
-          <w:p>
-            <w:pPr>
-              <w:pStyle w:val="Compact"/>
-              <w:jc w:val="center"/>
-            </w:pPr>
-            <w:r>
-              <w:t xml:space="preserve">Deservingness of others</w:t>
-            </w:r>
-          </w:p>
-          <w:p>
-            <w:pPr>
-              <w:pStyle w:val="Compact"/>
-              <w:jc w:val="center"/>
-            </w:pPr>
-            <w:r>
-              <w:t xml:space="preserve">-0.176</w:t>
-            </w:r>
-            <w:r>
-              <w:t xml:space="preserve">***</w:t>
-            </w:r>
-          </w:p>
-          <w:p>
-            <w:pPr>
-              <w:pStyle w:val="Compact"/>
-              <w:jc w:val="center"/>
-            </w:pPr>
-            <w:r>
-              <w:t xml:space="preserve">-0.177</w:t>
-            </w:r>
-            <w:r>
-              <w:t xml:space="preserve">***</w:t>
-            </w:r>
-          </w:p>
-          <w:p>
-            <w:pPr>
-              <w:pStyle w:val="Compact"/>
-              <w:jc w:val="center"/>
-            </w:pPr>
-            <w:r>
-              <w:t xml:space="preserve">-0.177</w:t>
-            </w:r>
-            <w:r>
-              <w:t xml:space="preserve">***</w:t>
-            </w:r>
-          </w:p>
-          <w:p>
-            <w:pPr>
-              <w:pStyle w:val="Compact"/>
-              <w:jc w:val="center"/>
-            </w:pPr>
-            <w:r>
-              <w:t xml:space="preserve">-0.177</w:t>
-            </w:r>
-            <w:r>
-              <w:t xml:space="preserve">***</w:t>
-            </w:r>
-          </w:p>
-          <w:p>
-            <w:pPr>
-              <w:pStyle w:val="Compact"/>
-              <w:jc w:val="center"/>
-            </w:pPr>
-            <w:r>
-              <w:t xml:space="preserve">-0.178</w:t>
-            </w:r>
-            <w:r>
-              <w:t xml:space="preserve">***</w:t>
-            </w:r>
-          </w:p>
-          <w:p>
-            <w:pPr>
-              <w:pStyle w:val="Compact"/>
-              <w:jc w:val="center"/>
-            </w:pPr>
-            <w:r>
-              <w:t xml:space="preserve">-0.122</w:t>
-            </w:r>
-            <w:r>
-              <w:t xml:space="preserve">***</w:t>
-            </w:r>
-          </w:p>
-          <w:p>
-            <w:pPr>
-              <w:pStyle w:val="Compact"/>
-              <w:jc w:val="center"/>
-            </w:pPr>
-            <w:r>
-              <w:t xml:space="preserve"> </w:t>
-            </w:r>
-          </w:p>
-          <w:p>
-            <w:pPr>
-              <w:pStyle w:val="Compact"/>
-              <w:jc w:val="center"/>
-            </w:pPr>
-            <w:r>
-              <w:t xml:space="preserve">(0.014)</w:t>
-            </w:r>
-          </w:p>
-          <w:p>
-            <w:pPr>
-              <w:pStyle w:val="Compact"/>
-              <w:jc w:val="center"/>
-            </w:pPr>
-            <w:r>
-              <w:t xml:space="preserve">(0.014)</w:t>
-            </w:r>
-          </w:p>
-          <w:p>
-            <w:pPr>
-              <w:pStyle w:val="Compact"/>
-              <w:jc w:val="center"/>
-            </w:pPr>
-            <w:r>
-              <w:t xml:space="preserve">(0.014)</w:t>
-            </w:r>
-          </w:p>
-          <w:p>
-            <w:pPr>
-              <w:pStyle w:val="Compact"/>
-              <w:jc w:val="center"/>
-            </w:pPr>
-            <w:r>
-              <w:t xml:space="preserve">(0.014)</w:t>
-            </w:r>
-          </w:p>
-          <w:p>
-            <w:pPr>
-              <w:pStyle w:val="Compact"/>
-              <w:jc w:val="center"/>
-            </w:pPr>
-            <w:r>
-              <w:t xml:space="preserve">(0.014)</w:t>
-            </w:r>
-          </w:p>
-          <w:p>
-            <w:pPr>
-              <w:pStyle w:val="Compact"/>
-              <w:jc w:val="center"/>
-            </w:pPr>
-            <w:r>
-              <w:t xml:space="preserve">(0.024)</w:t>
-            </w:r>
-          </w:p>
-          <w:p>
-            <w:pPr>
-              <w:pStyle w:val="Compact"/>
-              <w:jc w:val="center"/>
-            </w:pPr>
-            <w:r>
-              <w:t xml:space="preserve">Social-democratic</w:t>
-            </w:r>
-          </w:p>
-          <w:p>
-            <w:pPr>
-              <w:pStyle w:val="Compact"/>
-              <w:jc w:val="center"/>
-            </w:pPr>
-            <w:r>
-              <w:t xml:space="preserve">0.394</w:t>
-            </w:r>
-          </w:p>
-          <w:p>
-            <w:pPr>
-              <w:pStyle w:val="Compact"/>
-              <w:jc w:val="center"/>
-            </w:pPr>
-            <w:r>
-              <w:t xml:space="preserve">0.447</w:t>
-            </w:r>
-          </w:p>
-          <w:p>
-            <w:pPr>
-              <w:pStyle w:val="Compact"/>
-              <w:jc w:val="center"/>
-            </w:pPr>
-            <w:r>
-              <w:t xml:space="preserve">0.461</w:t>
-            </w:r>
-          </w:p>
-          <w:p>
-            <w:pPr>
-              <w:pStyle w:val="Compact"/>
-              <w:jc w:val="center"/>
-            </w:pPr>
-            <w:r>
-              <w:t xml:space="preserve">0.533</w:t>
-            </w:r>
-          </w:p>
-          <w:p>
-            <w:pPr>
-              <w:pStyle w:val="Compact"/>
-              <w:jc w:val="center"/>
-            </w:pPr>
-            <w:r>
-              <w:t xml:space="preserve">0.843</w:t>
-            </w:r>
-            <w:r>
-              <w:t xml:space="preserve">**</w:t>
-            </w:r>
-          </w:p>
-          <w:p>
-            <w:pPr>
-              <w:pStyle w:val="Compact"/>
-              <w:jc w:val="center"/>
-            </w:pPr>
-            <w:r>
-              <w:t xml:space="preserve">0.638</w:t>
-            </w:r>
-            <w:r>
-              <w:t xml:space="preserve">*</w:t>
-            </w:r>
-          </w:p>
-          <w:p>
-            <w:pPr>
-              <w:pStyle w:val="Compact"/>
-              <w:jc w:val="center"/>
-            </w:pPr>
-            <w:r>
-              <w:t xml:space="preserve"> </w:t>
-            </w:r>
-          </w:p>
-          <w:p>
-            <w:pPr>
-              <w:pStyle w:val="Compact"/>
-              <w:jc w:val="center"/>
-            </w:pPr>
-            <w:r>
-              <w:t xml:space="preserve">(0.267)</w:t>
-            </w:r>
-          </w:p>
-          <w:p>
-            <w:pPr>
-              <w:pStyle w:val="Compact"/>
-              <w:jc w:val="center"/>
-            </w:pPr>
-            <w:r>
-              <w:t xml:space="preserve">(0.270)</w:t>
-            </w:r>
-          </w:p>
-          <w:p>
-            <w:pPr>
-              <w:pStyle w:val="Compact"/>
-              <w:jc w:val="center"/>
-            </w:pPr>
-            <w:r>
-              <w:t xml:space="preserve">(0.268)</w:t>
-            </w:r>
-          </w:p>
-          <w:p>
-            <w:pPr>
-              <w:pStyle w:val="Compact"/>
-              <w:jc w:val="center"/>
-            </w:pPr>
-            <w:r>
-              <w:t xml:space="preserve">(0.290)</w:t>
-            </w:r>
-          </w:p>
-          <w:p>
-            <w:pPr>
-              <w:pStyle w:val="Compact"/>
-              <w:jc w:val="center"/>
-            </w:pPr>
-            <w:r>
-              <w:t xml:space="preserve">(0.286)</w:t>
-            </w:r>
-          </w:p>
-          <w:p>
-            <w:pPr>
-              <w:pStyle w:val="Compact"/>
-              <w:jc w:val="center"/>
-            </w:pPr>
-            <w:r>
-              <w:t xml:space="preserve">(0.309)</w:t>
-            </w:r>
-          </w:p>
-          <w:p>
-            <w:pPr>
-              <w:pStyle w:val="Compact"/>
-              <w:jc w:val="center"/>
-            </w:pPr>
-            <w:r>
-              <w:t xml:space="preserve">Conservative</w:t>
-            </w:r>
-          </w:p>
-          <w:p>
-            <w:pPr>
-              <w:pStyle w:val="Compact"/>
-              <w:jc w:val="center"/>
-            </w:pPr>
-            <w:r>
-              <w:t xml:space="preserve">-0.128</w:t>
-            </w:r>
-          </w:p>
-          <w:p>
-            <w:pPr>
-              <w:pStyle w:val="Compact"/>
-              <w:jc w:val="center"/>
-            </w:pPr>
-            <w:r>
-              <w:t xml:space="preserve">-0.117</w:t>
-            </w:r>
-          </w:p>
-          <w:p>
-            <w:pPr>
-              <w:pStyle w:val="Compact"/>
-              <w:jc w:val="center"/>
-            </w:pPr>
-            <w:r>
-              <w:t xml:space="preserve">-0.110</w:t>
-            </w:r>
-          </w:p>
-          <w:p>
-            <w:pPr>
-              <w:pStyle w:val="Compact"/>
-              <w:jc w:val="center"/>
-            </w:pPr>
-            <w:r>
-              <w:t xml:space="preserve">0.201</w:t>
-            </w:r>
-          </w:p>
-          <w:p>
-            <w:pPr>
-              <w:pStyle w:val="Compact"/>
-              <w:jc w:val="center"/>
-            </w:pPr>
-            <w:r>
-              <w:t xml:space="preserve">0.171</w:t>
-            </w:r>
-          </w:p>
-          <w:p>
-            <w:pPr>
-              <w:pStyle w:val="Compact"/>
-              <w:jc w:val="center"/>
-            </w:pPr>
-            <w:r>
-              <w:t xml:space="preserve">0.217</w:t>
-            </w:r>
-          </w:p>
-          <w:p>
-            <w:pPr>
-              <w:pStyle w:val="Compact"/>
-              <w:jc w:val="center"/>
-            </w:pPr>
-            <w:r>
-              <w:t xml:space="preserve"> </w:t>
-            </w:r>
-          </w:p>
-          <w:p>
-            <w:pPr>
-              <w:pStyle w:val="Compact"/>
-              <w:jc w:val="center"/>
-            </w:pPr>
-            <w:r>
-              <w:t xml:space="preserve">(0.190)</w:t>
-            </w:r>
-          </w:p>
-          <w:p>
-            <w:pPr>
-              <w:pStyle w:val="Compact"/>
-              <w:jc w:val="center"/>
-            </w:pPr>
-            <w:r>
-              <w:t xml:space="preserve">(0.192)</w:t>
-            </w:r>
-          </w:p>
-          <w:p>
-            <w:pPr>
-              <w:pStyle w:val="Compact"/>
-              <w:jc w:val="center"/>
-            </w:pPr>
-            <w:r>
-              <w:t xml:space="preserve">(0.191)</w:t>
-            </w:r>
-          </w:p>
-          <w:p>
-            <w:pPr>
-              <w:pStyle w:val="Compact"/>
-              <w:jc w:val="center"/>
-            </w:pPr>
-            <w:r>
-              <w:t xml:space="preserve">(0.209)</w:t>
-            </w:r>
-          </w:p>
-          <w:p>
-            <w:pPr>
-              <w:pStyle w:val="Compact"/>
-              <w:jc w:val="center"/>
-            </w:pPr>
-            <w:r>
-              <w:t xml:space="preserve">(0.206)</w:t>
-            </w:r>
-          </w:p>
-          <w:p>
-            <w:pPr>
-              <w:pStyle w:val="Compact"/>
-              <w:jc w:val="center"/>
-            </w:pPr>
-            <w:r>
-              <w:t xml:space="preserve">(0.223)</w:t>
-            </w:r>
-          </w:p>
-          <w:p>
-            <w:pPr>
-              <w:pStyle w:val="Compact"/>
-              <w:jc w:val="center"/>
-            </w:pPr>
-            <w:r>
-              <w:t xml:space="preserve">Self-employed X Platform worker</w:t>
-            </w:r>
-          </w:p>
-          <w:p>
-            <w:pPr>
-              <w:pStyle w:val="Compact"/>
-              <w:jc w:val="center"/>
-            </w:pPr>
-            <w:r>
-              <w:t xml:space="preserve">-0.413</w:t>
-            </w:r>
-            <w:r>
-              <w:t xml:space="preserve">***</w:t>
-            </w:r>
-          </w:p>
-          <w:p>
-            <w:pPr>
-              <w:pStyle w:val="Compact"/>
-              <w:jc w:val="center"/>
-            </w:pPr>
-            <w:r>
-              <w:t xml:space="preserve"> </w:t>
-            </w:r>
-          </w:p>
-          <w:p>
-            <w:pPr>
-              <w:pStyle w:val="Compact"/>
-              <w:jc w:val="center"/>
-            </w:pPr>
-            <w:r>
-              <w:t xml:space="preserve"> </w:t>
-            </w:r>
-          </w:p>
-          <w:p>
-            <w:pPr>
-              <w:pStyle w:val="Compact"/>
-              <w:jc w:val="center"/>
-            </w:pPr>
-            <w:r>
-              <w:t xml:space="preserve"> </w:t>
-            </w:r>
-          </w:p>
-          <w:p>
-            <w:pPr>
-              <w:pStyle w:val="Compact"/>
-              <w:jc w:val="center"/>
-            </w:pPr>
-            <w:r>
-              <w:t xml:space="preserve"> </w:t>
-            </w:r>
-          </w:p>
-          <w:p>
-            <w:pPr>
-              <w:pStyle w:val="Compact"/>
-              <w:jc w:val="center"/>
-            </w:pPr>
-            <w:r>
-              <w:t xml:space="preserve"> </w:t>
-            </w:r>
-          </w:p>
-          <w:p>
-            <w:pPr>
-              <w:pStyle w:val="Compact"/>
-              <w:jc w:val="center"/>
-            </w:pPr>
-            <w:r>
-              <w:t xml:space="preserve"> </w:t>
-            </w:r>
-          </w:p>
-          <w:p>
-            <w:pPr>
-              <w:pStyle w:val="Compact"/>
-              <w:jc w:val="center"/>
-            </w:pPr>
-            <w:r>
-              <w:t xml:space="preserve">(0.116)</w:t>
-            </w:r>
-          </w:p>
-          <w:p>
-            <w:pPr>
-              <w:pStyle w:val="Compact"/>
-              <w:jc w:val="center"/>
-            </w:pPr>
-            <w:r>
-              <w:t xml:space="preserve"> </w:t>
-            </w:r>
-          </w:p>
-          <w:p>
-            <w:pPr>
-              <w:pStyle w:val="Compact"/>
-              <w:jc w:val="center"/>
-            </w:pPr>
-            <w:r>
-              <w:t xml:space="preserve"> </w:t>
-            </w:r>
-          </w:p>
-          <w:p>
-            <w:pPr>
-              <w:pStyle w:val="Compact"/>
-              <w:jc w:val="center"/>
-            </w:pPr>
-            <w:r>
-              <w:t xml:space="preserve"> </w:t>
-            </w:r>
-          </w:p>
-          <w:p>
-            <w:pPr>
-              <w:pStyle w:val="Compact"/>
-              <w:jc w:val="center"/>
-            </w:pPr>
-            <w:r>
-              <w:t xml:space="preserve"> </w:t>
-            </w:r>
-          </w:p>
-          <w:p>
-            <w:pPr>
-              <w:pStyle w:val="Compact"/>
-              <w:jc w:val="center"/>
-            </w:pPr>
-            <w:r>
-              <w:t xml:space="preserve"> </w:t>
-            </w:r>
-          </w:p>
-          <w:p>
-            <w:pPr>
-              <w:pStyle w:val="Compact"/>
-              <w:jc w:val="center"/>
-            </w:pPr>
-            <w:r>
-              <w:t xml:space="preserve">Self-employed X Social-democratic</w:t>
-            </w:r>
-          </w:p>
-          <w:p>
-            <w:pPr>
-              <w:pStyle w:val="Compact"/>
-              <w:jc w:val="center"/>
-            </w:pPr>
-            <w:r>
-              <w:t xml:space="preserve"> </w:t>
-            </w:r>
-          </w:p>
-          <w:p>
-            <w:pPr>
-              <w:pStyle w:val="Compact"/>
-              <w:jc w:val="center"/>
-            </w:pPr>
-            <w:r>
-              <w:t xml:space="preserve">-0.400</w:t>
-            </w:r>
-            <w:r>
-              <w:t xml:space="preserve">**</w:t>
-            </w:r>
-          </w:p>
-          <w:p>
-            <w:pPr>
-              <w:pStyle w:val="Compact"/>
-              <w:jc w:val="center"/>
-            </w:pPr>
-            <w:r>
-              <w:t xml:space="preserve"> </w:t>
-            </w:r>
-          </w:p>
-          <w:p>
-            <w:pPr>
-              <w:pStyle w:val="Compact"/>
-              <w:jc w:val="center"/>
-            </w:pPr>
-            <w:r>
-              <w:t xml:space="preserve"> </w:t>
-            </w:r>
-          </w:p>
-          <w:p>
-            <w:pPr>
-              <w:pStyle w:val="Compact"/>
-              <w:jc w:val="center"/>
-            </w:pPr>
-            <w:r>
-              <w:t xml:space="preserve"> </w:t>
-            </w:r>
-          </w:p>
-          <w:p>
-            <w:pPr>
-              <w:pStyle w:val="Compact"/>
-              <w:jc w:val="center"/>
-            </w:pPr>
-            <w:r>
-              <w:t xml:space="preserve"> </w:t>
-            </w:r>
-          </w:p>
-          <w:p>
-            <w:pPr>
-              <w:pStyle w:val="Compact"/>
-              <w:jc w:val="center"/>
-            </w:pPr>
-            <w:r>
-              <w:t xml:space="preserve"> </w:t>
-            </w:r>
-          </w:p>
-          <w:p>
-            <w:pPr>
-              <w:pStyle w:val="Compact"/>
-              <w:jc w:val="center"/>
-            </w:pPr>
-            <w:r>
-              <w:t xml:space="preserve"> </w:t>
-            </w:r>
-          </w:p>
-          <w:p>
-            <w:pPr>
-              <w:pStyle w:val="Compact"/>
-              <w:jc w:val="center"/>
-            </w:pPr>
-            <w:r>
-              <w:t xml:space="preserve">(0.128)</w:t>
-            </w:r>
-          </w:p>
-          <w:p>
-            <w:pPr>
-              <w:pStyle w:val="Compact"/>
-              <w:jc w:val="center"/>
-            </w:pPr>
-            <w:r>
-              <w:t xml:space="preserve"> </w:t>
-            </w:r>
-          </w:p>
-          <w:p>
-            <w:pPr>
-              <w:pStyle w:val="Compact"/>
-              <w:jc w:val="center"/>
-            </w:pPr>
-            <w:r>
-              <w:t xml:space="preserve"> </w:t>
-            </w:r>
-          </w:p>
-          <w:p>
-            <w:pPr>
-              <w:pStyle w:val="Compact"/>
-              <w:jc w:val="center"/>
-            </w:pPr>
-            <w:r>
-              <w:t xml:space="preserve"> </w:t>
-            </w:r>
-          </w:p>
-          <w:p>
-            <w:pPr>
-              <w:pStyle w:val="Compact"/>
-              <w:jc w:val="center"/>
-            </w:pPr>
-            <w:r>
-              <w:t xml:space="preserve"> </w:t>
-            </w:r>
-          </w:p>
-          <w:p>
-            <w:pPr>
-              <w:pStyle w:val="Compact"/>
-              <w:jc w:val="center"/>
-            </w:pPr>
-            <w:r>
-              <w:t xml:space="preserve">Self-employed X Conservative</w:t>
-            </w:r>
-          </w:p>
-          <w:p>
-            <w:pPr>
-              <w:pStyle w:val="Compact"/>
-              <w:jc w:val="center"/>
-            </w:pPr>
-            <w:r>
-              <w:t xml:space="preserve"> </w:t>
-            </w:r>
-          </w:p>
-          <w:p>
-            <w:pPr>
-              <w:pStyle w:val="Compact"/>
-              <w:jc w:val="center"/>
-            </w:pPr>
-            <w:r>
-              <w:t xml:space="preserve">-0.047</w:t>
-            </w:r>
-          </w:p>
-          <w:p>
-            <w:pPr>
-              <w:pStyle w:val="Compact"/>
-              <w:jc w:val="center"/>
-            </w:pPr>
-            <w:r>
-              <w:t xml:space="preserve"> </w:t>
-            </w:r>
-          </w:p>
-          <w:p>
-            <w:pPr>
-              <w:pStyle w:val="Compact"/>
-              <w:jc w:val="center"/>
-            </w:pPr>
-            <w:r>
-              <w:t xml:space="preserve"> </w:t>
-            </w:r>
-          </w:p>
-          <w:p>
-            <w:pPr>
-              <w:pStyle w:val="Compact"/>
-              <w:jc w:val="center"/>
-            </w:pPr>
-            <w:r>
-              <w:t xml:space="preserve"> </w:t>
-            </w:r>
-          </w:p>
-          <w:p>
-            <w:pPr>
-              <w:pStyle w:val="Compact"/>
-              <w:jc w:val="center"/>
-            </w:pPr>
-            <w:r>
-              <w:t xml:space="preserve"> </w:t>
-            </w:r>
-          </w:p>
-          <w:p>
-            <w:pPr>
-              <w:pStyle w:val="Compact"/>
-              <w:jc w:val="center"/>
-            </w:pPr>
-            <w:r>
-              <w:t xml:space="preserve"> </w:t>
-            </w:r>
-          </w:p>
-          <w:p>
-            <w:pPr>
-              <w:pStyle w:val="Compact"/>
-              <w:jc w:val="center"/>
-            </w:pPr>
-            <w:r>
-              <w:t xml:space="preserve"> </w:t>
-            </w:r>
-          </w:p>
-          <w:p>
-            <w:pPr>
-              <w:pStyle w:val="Compact"/>
-              <w:jc w:val="center"/>
-            </w:pPr>
-            <w:r>
-              <w:t xml:space="preserve">(0.087)</w:t>
-            </w:r>
-          </w:p>
-          <w:p>
-            <w:pPr>
-              <w:pStyle w:val="Compact"/>
-              <w:jc w:val="center"/>
-            </w:pPr>
-            <w:r>
-              <w:t xml:space="preserve"> </w:t>
-            </w:r>
-          </w:p>
-          <w:p>
-            <w:pPr>
-              <w:pStyle w:val="Compact"/>
-              <w:jc w:val="center"/>
-            </w:pPr>
-            <w:r>
-              <w:t xml:space="preserve"> </w:t>
-            </w:r>
-          </w:p>
-          <w:p>
-            <w:pPr>
-              <w:pStyle w:val="Compact"/>
-              <w:jc w:val="center"/>
-            </w:pPr>
-            <w:r>
-              <w:t xml:space="preserve"> </w:t>
-            </w:r>
-          </w:p>
-          <w:p>
-            <w:pPr>
-              <w:pStyle w:val="Compact"/>
-              <w:jc w:val="center"/>
-            </w:pPr>
-            <w:r>
-              <w:t xml:space="preserve"> </w:t>
-            </w:r>
-          </w:p>
-          <w:p>
-            <w:pPr>
-              <w:pStyle w:val="Compact"/>
-              <w:jc w:val="center"/>
-            </w:pPr>
-            <w:r>
-              <w:t xml:space="preserve">Platform worker X Social-democratic</w:t>
-            </w:r>
-          </w:p>
-          <w:p>
-            <w:pPr>
-              <w:pStyle w:val="Compact"/>
-              <w:jc w:val="center"/>
-            </w:pPr>
-            <w:r>
-              <w:t xml:space="preserve"> </w:t>
-            </w:r>
-          </w:p>
-          <w:p>
-            <w:pPr>
-              <w:pStyle w:val="Compact"/>
-              <w:jc w:val="center"/>
-            </w:pPr>
-            <w:r>
-              <w:t xml:space="preserve"> </w:t>
-            </w:r>
-          </w:p>
-          <w:p>
-            <w:pPr>
-              <w:pStyle w:val="Compact"/>
-              <w:jc w:val="center"/>
-            </w:pPr>
-            <w:r>
-              <w:t xml:space="preserve">-0.607</w:t>
-            </w:r>
-            <w:r>
-              <w:t xml:space="preserve">***</w:t>
-            </w:r>
-          </w:p>
-          <w:p>
-            <w:pPr>
-              <w:pStyle w:val="Compact"/>
-              <w:jc w:val="center"/>
-            </w:pPr>
-            <w:r>
-              <w:t xml:space="preserve"> </w:t>
-            </w:r>
-          </w:p>
-          <w:p>
-            <w:pPr>
-              <w:pStyle w:val="Compact"/>
-              <w:jc w:val="center"/>
-            </w:pPr>
-            <w:r>
-              <w:t xml:space="preserve"> </w:t>
-            </w:r>
-          </w:p>
-          <w:p>
-            <w:pPr>
-              <w:pStyle w:val="Compact"/>
-              <w:jc w:val="center"/>
-            </w:pPr>
-            <w:r>
-              <w:t xml:space="preserve"> </w:t>
-            </w:r>
-          </w:p>
-          <w:p>
-            <w:pPr>
-              <w:pStyle w:val="Compact"/>
-              <w:jc w:val="center"/>
-            </w:pPr>
-            <w:r>
-              <w:t xml:space="preserve"> </w:t>
-            </w:r>
-          </w:p>
-          <w:p>
-            <w:pPr>
-              <w:pStyle w:val="Compact"/>
-              <w:jc w:val="center"/>
-            </w:pPr>
-            <w:r>
-              <w:t xml:space="preserve"> </w:t>
-            </w:r>
-          </w:p>
-          <w:p>
-            <w:pPr>
-              <w:pStyle w:val="Compact"/>
-              <w:jc w:val="center"/>
-            </w:pPr>
-            <w:r>
-              <w:t xml:space="preserve"> </w:t>
-            </w:r>
-          </w:p>
-          <w:p>
-            <w:pPr>
-              <w:pStyle w:val="Compact"/>
-              <w:jc w:val="center"/>
-            </w:pPr>
-            <w:r>
-              <w:t xml:space="preserve">(0.135)</w:t>
-            </w:r>
-          </w:p>
-          <w:p>
-            <w:pPr>
-              <w:pStyle w:val="Compact"/>
-              <w:jc w:val="center"/>
-            </w:pPr>
-            <w:r>
-              <w:t xml:space="preserve"> </w:t>
-            </w:r>
-          </w:p>
-          <w:p>
-            <w:pPr>
-              <w:pStyle w:val="Compact"/>
-              <w:jc w:val="center"/>
-            </w:pPr>
-            <w:r>
-              <w:t xml:space="preserve"> </w:t>
-            </w:r>
-          </w:p>
-          <w:p>
-            <w:pPr>
-              <w:pStyle w:val="Compact"/>
-              <w:jc w:val="center"/>
-            </w:pPr>
-            <w:r>
-              <w:t xml:space="preserve"> </w:t>
-            </w:r>
-          </w:p>
-          <w:p>
-            <w:pPr>
-              <w:pStyle w:val="Compact"/>
-              <w:jc w:val="center"/>
-            </w:pPr>
-            <w:r>
-              <w:t xml:space="preserve">Platform worker X Conservative</w:t>
-            </w:r>
-          </w:p>
-          <w:p>
-            <w:pPr>
-              <w:pStyle w:val="Compact"/>
-              <w:jc w:val="center"/>
-            </w:pPr>
-            <w:r>
-              <w:t xml:space="preserve"> </w:t>
-            </w:r>
-          </w:p>
-          <w:p>
-            <w:pPr>
-              <w:pStyle w:val="Compact"/>
-              <w:jc w:val="center"/>
-            </w:pPr>
-            <w:r>
-              <w:t xml:space="preserve"> </w:t>
-            </w:r>
-          </w:p>
-          <w:p>
-            <w:pPr>
-              <w:pStyle w:val="Compact"/>
-              <w:jc w:val="center"/>
-            </w:pPr>
-            <w:r>
-              <w:t xml:space="preserve">-0.137</w:t>
-            </w:r>
-          </w:p>
-          <w:p>
-            <w:pPr>
-              <w:pStyle w:val="Compact"/>
-              <w:jc w:val="center"/>
-            </w:pPr>
-            <w:r>
-              <w:t xml:space="preserve"> </w:t>
-            </w:r>
-          </w:p>
-          <w:p>
-            <w:pPr>
-              <w:pStyle w:val="Compact"/>
-              <w:jc w:val="center"/>
-            </w:pPr>
-            <w:r>
-              <w:t xml:space="preserve"> </w:t>
-            </w:r>
-          </w:p>
-          <w:p>
-            <w:pPr>
-              <w:pStyle w:val="Compact"/>
-              <w:jc w:val="center"/>
-            </w:pPr>
-            <w:r>
-              <w:t xml:space="preserve"> </w:t>
-            </w:r>
-          </w:p>
-          <w:p>
-            <w:pPr>
-              <w:pStyle w:val="Compact"/>
-              <w:jc w:val="center"/>
-            </w:pPr>
-            <w:r>
-              <w:t xml:space="preserve"> </w:t>
-            </w:r>
-          </w:p>
-          <w:p>
-            <w:pPr>
-              <w:pStyle w:val="Compact"/>
-              <w:jc w:val="center"/>
-            </w:pPr>
-            <w:r>
-              <w:t xml:space="preserve"> </w:t>
-            </w:r>
-          </w:p>
-          <w:p>
-            <w:pPr>
-              <w:pStyle w:val="Compact"/>
-              <w:jc w:val="center"/>
-            </w:pPr>
-            <w:r>
-              <w:t xml:space="preserve"> </w:t>
-            </w:r>
-          </w:p>
-          <w:p>
-            <w:pPr>
-              <w:pStyle w:val="Compact"/>
-              <w:jc w:val="center"/>
-            </w:pPr>
-            <w:r>
-              <w:t xml:space="preserve">(0.109)</w:t>
-            </w:r>
-          </w:p>
-          <w:p>
-            <w:pPr>
-              <w:pStyle w:val="Compact"/>
-              <w:jc w:val="center"/>
-            </w:pPr>
-            <w:r>
-              <w:t xml:space="preserve"> </w:t>
-            </w:r>
-          </w:p>
-          <w:p>
-            <w:pPr>
-              <w:pStyle w:val="Compact"/>
-              <w:jc w:val="center"/>
-            </w:pPr>
-            <w:r>
-              <w:t xml:space="preserve"> </w:t>
-            </w:r>
-          </w:p>
-          <w:p>
-            <w:pPr>
-              <w:pStyle w:val="Compact"/>
-              <w:jc w:val="center"/>
-            </w:pPr>
-            <w:r>
-              <w:t xml:space="preserve"> </w:t>
-            </w:r>
-          </w:p>
-          <w:p>
-            <w:pPr>
-              <w:pStyle w:val="Compact"/>
-              <w:jc w:val="center"/>
-            </w:pPr>
-            <w:r>
-              <w:t xml:space="preserve">Job and income loss X Social-democratic</w:t>
-            </w:r>
-          </w:p>
-          <w:p>
-            <w:pPr>
-              <w:pStyle w:val="Compact"/>
-              <w:jc w:val="center"/>
-            </w:pPr>
-            <w:r>
-              <w:t xml:space="preserve"> </w:t>
-            </w:r>
-          </w:p>
-          <w:p>
-            <w:pPr>
-              <w:pStyle w:val="Compact"/>
-              <w:jc w:val="center"/>
-            </w:pPr>
-            <w:r>
-              <w:t xml:space="preserve"> </w:t>
-            </w:r>
-          </w:p>
-          <w:p>
-            <w:pPr>
-              <w:pStyle w:val="Compact"/>
-              <w:jc w:val="center"/>
-            </w:pPr>
-            <w:r>
-              <w:t xml:space="preserve"> </w:t>
-            </w:r>
-          </w:p>
-          <w:p>
-            <w:pPr>
-              <w:pStyle w:val="Compact"/>
-              <w:jc w:val="center"/>
-            </w:pPr>
-            <w:r>
-              <w:t xml:space="preserve">-0.047</w:t>
-            </w:r>
-          </w:p>
-          <w:p>
-            <w:pPr>
-              <w:pStyle w:val="Compact"/>
-              <w:jc w:val="center"/>
-            </w:pPr>
-            <w:r>
-              <w:t xml:space="preserve"> </w:t>
-            </w:r>
-          </w:p>
-          <w:p>
-            <w:pPr>
-              <w:pStyle w:val="Compact"/>
-              <w:jc w:val="center"/>
-            </w:pPr>
-            <w:r>
-              <w:t xml:space="preserve"> </w:t>
-            </w:r>
-          </w:p>
-          <w:p>
-            <w:pPr>
-              <w:pStyle w:val="Compact"/>
-              <w:jc w:val="center"/>
-            </w:pPr>
-            <w:r>
-              <w:t xml:space="preserve"> </w:t>
-            </w:r>
-          </w:p>
-          <w:p>
-            <w:pPr>
-              <w:pStyle w:val="Compact"/>
-              <w:jc w:val="center"/>
-            </w:pPr>
-            <w:r>
-              <w:t xml:space="preserve"> </w:t>
-            </w:r>
-          </w:p>
-          <w:p>
-            <w:pPr>
-              <w:pStyle w:val="Compact"/>
-              <w:jc w:val="center"/>
-            </w:pPr>
-            <w:r>
-              <w:t xml:space="preserve"> </w:t>
-            </w:r>
-          </w:p>
-          <w:p>
-            <w:pPr>
-              <w:pStyle w:val="Compact"/>
-              <w:jc w:val="center"/>
-            </w:pPr>
-            <w:r>
-              <w:t xml:space="preserve"> </w:t>
-            </w:r>
-          </w:p>
-          <w:p>
-            <w:pPr>
-              <w:pStyle w:val="Compact"/>
-              <w:jc w:val="center"/>
-            </w:pPr>
-            <w:r>
-              <w:t xml:space="preserve">(0.044)</w:t>
-            </w:r>
-          </w:p>
-          <w:p>
-            <w:pPr>
-              <w:pStyle w:val="Compact"/>
-              <w:jc w:val="center"/>
-            </w:pPr>
-            <w:r>
-              <w:t xml:space="preserve"> </w:t>
-            </w:r>
-          </w:p>
-          <w:p>
-            <w:pPr>
-              <w:pStyle w:val="Compact"/>
-              <w:jc w:val="center"/>
-            </w:pPr>
-            <w:r>
-              <w:t xml:space="preserve"> </w:t>
-            </w:r>
-          </w:p>
-          <w:p>
-            <w:pPr>
-              <w:pStyle w:val="Compact"/>
-              <w:jc w:val="center"/>
-            </w:pPr>
-            <w:r>
-              <w:t xml:space="preserve">Job and income loss X Conservative</w:t>
-            </w:r>
-          </w:p>
-          <w:p>
-            <w:pPr>
-              <w:pStyle w:val="Compact"/>
-              <w:jc w:val="center"/>
-            </w:pPr>
-            <w:r>
-              <w:t xml:space="preserve"> </w:t>
-            </w:r>
-          </w:p>
-          <w:p>
-            <w:pPr>
-              <w:pStyle w:val="Compact"/>
-              <w:jc w:val="center"/>
-            </w:pPr>
-            <w:r>
-              <w:t xml:space="preserve"> </w:t>
-            </w:r>
-          </w:p>
-          <w:p>
-            <w:pPr>
-              <w:pStyle w:val="Compact"/>
-              <w:jc w:val="center"/>
-            </w:pPr>
-            <w:r>
-              <w:t xml:space="preserve"> </w:t>
-            </w:r>
-          </w:p>
-          <w:p>
-            <w:pPr>
-              <w:pStyle w:val="Compact"/>
-              <w:jc w:val="center"/>
-            </w:pPr>
-            <w:r>
-              <w:t xml:space="preserve">-0.120</w:t>
-            </w:r>
-            <w:r>
-              <w:t xml:space="preserve">***</w:t>
-            </w:r>
-          </w:p>
-          <w:p>
-            <w:pPr>
-              <w:pStyle w:val="Compact"/>
-              <w:jc w:val="center"/>
-            </w:pPr>
-            <w:r>
-              <w:t xml:space="preserve"> </w:t>
-            </w:r>
-          </w:p>
-          <w:p>
-            <w:pPr>
-              <w:pStyle w:val="Compact"/>
-              <w:jc w:val="center"/>
-            </w:pPr>
-            <w:r>
-              <w:t xml:space="preserve"> </w:t>
-            </w:r>
-          </w:p>
-          <w:p>
-            <w:pPr>
-              <w:pStyle w:val="Compact"/>
-              <w:jc w:val="center"/>
-            </w:pPr>
-            <w:r>
-              <w:t xml:space="preserve"> </w:t>
-            </w:r>
-          </w:p>
-          <w:p>
-            <w:pPr>
-              <w:pStyle w:val="Compact"/>
-              <w:jc w:val="center"/>
-            </w:pPr>
-            <w:r>
-              <w:t xml:space="preserve"> </w:t>
-            </w:r>
-          </w:p>
-          <w:p>
-            <w:pPr>
-              <w:pStyle w:val="Compact"/>
-              <w:jc w:val="center"/>
-            </w:pPr>
-            <w:r>
-              <w:t xml:space="preserve"> </w:t>
-            </w:r>
-          </w:p>
-          <w:p>
-            <w:pPr>
-              <w:pStyle w:val="Compact"/>
-              <w:jc w:val="center"/>
-            </w:pPr>
-            <w:r>
-              <w:t xml:space="preserve"> </w:t>
-            </w:r>
-          </w:p>
-          <w:p>
-            <w:pPr>
-              <w:pStyle w:val="Compact"/>
-              <w:jc w:val="center"/>
-            </w:pPr>
-            <w:r>
-              <w:t xml:space="preserve">(0.032)</w:t>
-            </w:r>
-          </w:p>
-          <w:p>
-            <w:pPr>
-              <w:pStyle w:val="Compact"/>
-              <w:jc w:val="center"/>
-            </w:pPr>
-            <w:r>
-              <w:t xml:space="preserve"> </w:t>
-            </w:r>
-          </w:p>
-          <w:p>
-            <w:pPr>
-              <w:pStyle w:val="Compact"/>
-              <w:jc w:val="center"/>
-            </w:pPr>
-            <w:r>
-              <w:t xml:space="preserve"> </w:t>
-            </w:r>
-          </w:p>
-          <w:p>
-            <w:pPr>
-              <w:pStyle w:val="Compact"/>
-              <w:jc w:val="center"/>
-            </w:pPr>
-            <w:r>
-              <w:t xml:space="preserve">Technological displacement X Social-democratic</w:t>
-            </w:r>
-          </w:p>
-          <w:p>
-            <w:pPr>
-              <w:pStyle w:val="Compact"/>
-              <w:jc w:val="center"/>
-            </w:pPr>
-            <w:r>
-              <w:t xml:space="preserve"> </w:t>
-            </w:r>
-          </w:p>
-          <w:p>
-            <w:pPr>
-              <w:pStyle w:val="Compact"/>
-              <w:jc w:val="center"/>
-            </w:pPr>
-            <w:r>
-              <w:t xml:space="preserve"> </w:t>
-            </w:r>
-          </w:p>
-          <w:p>
-            <w:pPr>
-              <w:pStyle w:val="Compact"/>
-              <w:jc w:val="center"/>
-            </w:pPr>
-            <w:r>
-              <w:t xml:space="preserve"> </w:t>
-            </w:r>
-          </w:p>
-          <w:p>
-            <w:pPr>
-              <w:pStyle w:val="Compact"/>
-              <w:jc w:val="center"/>
-            </w:pPr>
-            <w:r>
-              <w:t xml:space="preserve"> </w:t>
-            </w:r>
-          </w:p>
-          <w:p>
-            <w:pPr>
-              <w:pStyle w:val="Compact"/>
-              <w:jc w:val="center"/>
-            </w:pPr>
-            <w:r>
-              <w:t xml:space="preserve">-0.214</w:t>
-            </w:r>
-            <w:r>
-              <w:t xml:space="preserve">***</w:t>
-            </w:r>
-          </w:p>
-          <w:p>
-            <w:pPr>
-              <w:pStyle w:val="Compact"/>
-              <w:jc w:val="center"/>
-            </w:pPr>
-            <w:r>
-              <w:t xml:space="preserve"> </w:t>
-            </w:r>
-          </w:p>
-          <w:p>
-            <w:pPr>
-              <w:pStyle w:val="Compact"/>
-              <w:jc w:val="center"/>
-            </w:pPr>
-            <w:r>
-              <w:t xml:space="preserve"> </w:t>
-            </w:r>
-          </w:p>
-          <w:p>
-            <w:pPr>
-              <w:pStyle w:val="Compact"/>
-              <w:jc w:val="center"/>
-            </w:pPr>
-            <w:r>
-              <w:t xml:space="preserve"> </w:t>
-            </w:r>
-          </w:p>
-          <w:p>
-            <w:pPr>
-              <w:pStyle w:val="Compact"/>
-              <w:jc w:val="center"/>
-            </w:pPr>
-            <w:r>
-              <w:t xml:space="preserve"> </w:t>
-            </w:r>
-          </w:p>
-          <w:p>
-            <w:pPr>
-              <w:pStyle w:val="Compact"/>
-              <w:jc w:val="center"/>
-            </w:pPr>
-            <w:r>
-              <w:t xml:space="preserve"> </w:t>
-            </w:r>
-          </w:p>
-          <w:p>
-            <w:pPr>
-              <w:pStyle w:val="Compact"/>
-              <w:jc w:val="center"/>
-            </w:pPr>
-            <w:r>
-              <w:t xml:space="preserve"> </w:t>
-            </w:r>
-          </w:p>
-          <w:p>
-            <w:pPr>
-              <w:pStyle w:val="Compact"/>
-              <w:jc w:val="center"/>
-            </w:pPr>
-            <w:r>
-              <w:t xml:space="preserve">(0.049)</w:t>
-            </w:r>
-          </w:p>
-          <w:p>
-            <w:pPr>
-              <w:pStyle w:val="Compact"/>
-              <w:jc w:val="center"/>
-            </w:pPr>
-            <w:r>
-              <w:t xml:space="preserve"> </w:t>
-            </w:r>
-          </w:p>
-          <w:p>
-            <w:pPr>
-              <w:pStyle w:val="Compact"/>
-              <w:jc w:val="center"/>
-            </w:pPr>
-            <w:r>
-              <w:t xml:space="preserve">Technological displacement X Conservative</w:t>
-            </w:r>
-          </w:p>
-          <w:p>
-            <w:pPr>
-              <w:pStyle w:val="Compact"/>
-              <w:jc w:val="center"/>
-            </w:pPr>
-            <w:r>
-              <w:t xml:space="preserve"> </w:t>
-            </w:r>
-          </w:p>
-          <w:p>
-            <w:pPr>
-              <w:pStyle w:val="Compact"/>
-              <w:jc w:val="center"/>
-            </w:pPr>
-            <w:r>
-              <w:t xml:space="preserve"> </w:t>
-            </w:r>
-          </w:p>
-          <w:p>
-            <w:pPr>
-              <w:pStyle w:val="Compact"/>
-              <w:jc w:val="center"/>
-            </w:pPr>
-            <w:r>
-              <w:t xml:space="preserve"> </w:t>
-            </w:r>
-          </w:p>
-          <w:p>
-            <w:pPr>
-              <w:pStyle w:val="Compact"/>
-              <w:jc w:val="center"/>
-            </w:pPr>
-            <w:r>
-              <w:t xml:space="preserve"> </w:t>
-            </w:r>
-          </w:p>
-          <w:p>
-            <w:pPr>
-              <w:pStyle w:val="Compact"/>
-              <w:jc w:val="center"/>
-            </w:pPr>
-            <w:r>
-              <w:t xml:space="preserve">-0.138</w:t>
-            </w:r>
-            <w:r>
-              <w:t xml:space="preserve">***</w:t>
-            </w:r>
-          </w:p>
-          <w:p>
-            <w:pPr>
-              <w:pStyle w:val="Compact"/>
-              <w:jc w:val="center"/>
-            </w:pPr>
-            <w:r>
-              <w:t xml:space="preserve"> </w:t>
-            </w:r>
-          </w:p>
-          <w:p>
-            <w:pPr>
-              <w:pStyle w:val="Compact"/>
-              <w:jc w:val="center"/>
-            </w:pPr>
-            <w:r>
-              <w:t xml:space="preserve"> </w:t>
-            </w:r>
-          </w:p>
-          <w:p>
-            <w:pPr>
-              <w:pStyle w:val="Compact"/>
-              <w:jc w:val="center"/>
-            </w:pPr>
-            <w:r>
-              <w:t xml:space="preserve"> </w:t>
-            </w:r>
-          </w:p>
-          <w:p>
-            <w:pPr>
-              <w:pStyle w:val="Compact"/>
-              <w:jc w:val="center"/>
-            </w:pPr>
-            <w:r>
-              <w:t xml:space="preserve"> </w:t>
-            </w:r>
-          </w:p>
-          <w:p>
-            <w:pPr>
-              <w:pStyle w:val="Compact"/>
-              <w:jc w:val="center"/>
-            </w:pPr>
-            <w:r>
-              <w:t xml:space="preserve"> </w:t>
-            </w:r>
-          </w:p>
-          <w:p>
-            <w:pPr>
-              <w:pStyle w:val="Compact"/>
-              <w:jc w:val="center"/>
-            </w:pPr>
-            <w:r>
-              <w:t xml:space="preserve"> </w:t>
-            </w:r>
-          </w:p>
-          <w:p>
-            <w:pPr>
-              <w:pStyle w:val="Compact"/>
-              <w:jc w:val="center"/>
-            </w:pPr>
-            <w:r>
-              <w:t xml:space="preserve">(0.037)</w:t>
-            </w:r>
-          </w:p>
-          <w:p>
-            <w:pPr>
-              <w:pStyle w:val="Compact"/>
-              <w:jc w:val="center"/>
-            </w:pPr>
-            <w:r>
-              <w:t xml:space="preserve"> </w:t>
-            </w:r>
-          </w:p>
-          <w:p>
-            <w:pPr>
-              <w:pStyle w:val="Compact"/>
-              <w:jc w:val="center"/>
-            </w:pPr>
-            <w:r>
-              <w:t xml:space="preserve">Deservingness X Social-democratic</w:t>
-            </w:r>
-          </w:p>
-          <w:p>
-            <w:pPr>
-              <w:pStyle w:val="Compact"/>
-              <w:jc w:val="center"/>
-            </w:pPr>
-            <w:r>
-              <w:t xml:space="preserve"> </w:t>
-            </w:r>
-          </w:p>
-          <w:p>
-            <w:pPr>
-              <w:pStyle w:val="Compact"/>
-              <w:jc w:val="center"/>
-            </w:pPr>
-            <w:r>
-              <w:t xml:space="preserve"> </w:t>
-            </w:r>
-          </w:p>
-          <w:p>
-            <w:pPr>
-              <w:pStyle w:val="Compact"/>
-              <w:jc w:val="center"/>
-            </w:pPr>
-            <w:r>
-              <w:t xml:space="preserve"> </w:t>
-            </w:r>
-          </w:p>
-          <w:p>
-            <w:pPr>
-              <w:pStyle w:val="Compact"/>
-              <w:jc w:val="center"/>
-            </w:pPr>
-            <w:r>
-              <w:t xml:space="preserve"> </w:t>
-            </w:r>
-          </w:p>
-          <w:p>
-            <w:pPr>
-              <w:pStyle w:val="Compact"/>
-              <w:jc w:val="center"/>
-            </w:pPr>
-            <w:r>
-              <w:t xml:space="preserve"> </w:t>
-            </w:r>
-          </w:p>
-          <w:p>
-            <w:pPr>
-              <w:pStyle w:val="Compact"/>
-              <w:jc w:val="center"/>
-            </w:pPr>
-            <w:r>
-              <w:t xml:space="preserve">-0.065</w:t>
-            </w:r>
-          </w:p>
-          <w:p>
-            <w:pPr>
-              <w:pStyle w:val="Compact"/>
-              <w:jc w:val="center"/>
-            </w:pPr>
-            <w:r>
-              <w:t xml:space="preserve"> </w:t>
-            </w:r>
-          </w:p>
-          <w:p>
-            <w:pPr>
-              <w:pStyle w:val="Compact"/>
-              <w:jc w:val="center"/>
-            </w:pPr>
-            <w:r>
-              <w:t xml:space="preserve"> </w:t>
-            </w:r>
-          </w:p>
-          <w:p>
-            <w:pPr>
-              <w:pStyle w:val="Compact"/>
-              <w:jc w:val="center"/>
-            </w:pPr>
-            <w:r>
-              <w:t xml:space="preserve"> </w:t>
-            </w:r>
-          </w:p>
-          <w:p>
-            <w:pPr>
-              <w:pStyle w:val="Compact"/>
-              <w:jc w:val="center"/>
-            </w:pPr>
-            <w:r>
-              <w:t xml:space="preserve"> </w:t>
-            </w:r>
-          </w:p>
-          <w:p>
-            <w:pPr>
-              <w:pStyle w:val="Compact"/>
-              <w:jc w:val="center"/>
-            </w:pPr>
-            <w:r>
-              <w:t xml:space="preserve"> </w:t>
-            </w:r>
-          </w:p>
-          <w:p>
-            <w:pPr>
-              <w:pStyle w:val="Compact"/>
-              <w:jc w:val="center"/>
-            </w:pPr>
-            <w:r>
-              <w:t xml:space="preserve"> </w:t>
-            </w:r>
-          </w:p>
-          <w:p>
-            <w:pPr>
-              <w:pStyle w:val="Compact"/>
-              <w:jc w:val="center"/>
-            </w:pPr>
-            <w:r>
-              <w:t xml:space="preserve">(0.041)</w:t>
-            </w:r>
-          </w:p>
-          <w:p>
-            <w:pPr>
-              <w:pStyle w:val="Compact"/>
-              <w:jc w:val="center"/>
-            </w:pPr>
-            <w:r>
-              <w:t xml:space="preserve">Deservingness X Conservative</w:t>
-            </w:r>
-          </w:p>
-          <w:p>
-            <w:pPr>
-              <w:pStyle w:val="Compact"/>
-              <w:jc w:val="center"/>
-            </w:pPr>
-            <w:r>
-              <w:t xml:space="preserve"> </w:t>
-            </w:r>
-          </w:p>
-          <w:p>
-            <w:pPr>
-              <w:pStyle w:val="Compact"/>
-              <w:jc w:val="center"/>
-            </w:pPr>
-            <w:r>
-              <w:t xml:space="preserve"> </w:t>
-            </w:r>
-          </w:p>
-          <w:p>
-            <w:pPr>
-              <w:pStyle w:val="Compact"/>
-              <w:jc w:val="center"/>
-            </w:pPr>
-            <w:r>
-              <w:t xml:space="preserve"> </w:t>
-            </w:r>
-          </w:p>
-          <w:p>
-            <w:pPr>
-              <w:pStyle w:val="Compact"/>
-              <w:jc w:val="center"/>
-            </w:pPr>
-            <w:r>
-              <w:t xml:space="preserve"> </w:t>
-            </w:r>
-          </w:p>
-          <w:p>
-            <w:pPr>
-              <w:pStyle w:val="Compact"/>
-              <w:jc w:val="center"/>
-            </w:pPr>
-            <w:r>
-              <w:t xml:space="preserve"> </w:t>
-            </w:r>
-          </w:p>
-          <w:p>
-            <w:pPr>
-              <w:pStyle w:val="Compact"/>
-              <w:jc w:val="center"/>
-            </w:pPr>
-            <w:r>
-              <w:t xml:space="preserve">-0.090</w:t>
-            </w:r>
-            <w:r>
-              <w:t xml:space="preserve">**</w:t>
-            </w:r>
-          </w:p>
-          <w:p>
-            <w:pPr>
-              <w:pStyle w:val="Compact"/>
-              <w:jc w:val="center"/>
-            </w:pPr>
-            <w:r>
-              <w:t xml:space="preserve"> </w:t>
-            </w:r>
-          </w:p>
-          <w:p>
-            <w:pPr>
-              <w:pStyle w:val="Compact"/>
-              <w:jc w:val="center"/>
-            </w:pPr>
-            <w:r>
-              <w:t xml:space="preserve"> </w:t>
-            </w:r>
-          </w:p>
-          <w:p>
-            <w:pPr>
-              <w:pStyle w:val="Compact"/>
-              <w:jc w:val="center"/>
-            </w:pPr>
-            <w:r>
-              <w:t xml:space="preserve"> </w:t>
-            </w:r>
-          </w:p>
-          <w:p>
-            <w:pPr>
-              <w:pStyle w:val="Compact"/>
-              <w:jc w:val="center"/>
-            </w:pPr>
-            <w:r>
-              <w:t xml:space="preserve"> </w:t>
-            </w:r>
-          </w:p>
-          <w:p>
-            <w:pPr>
-              <w:pStyle w:val="Compact"/>
-              <w:jc w:val="center"/>
-            </w:pPr>
-            <w:r>
-              <w:t xml:space="preserve"> </w:t>
-            </w:r>
-          </w:p>
-          <w:p>
-            <w:pPr>
-              <w:pStyle w:val="Compact"/>
-              <w:jc w:val="center"/>
-            </w:pPr>
-            <w:r>
-              <w:t xml:space="preserve"> </w:t>
-            </w:r>
-          </w:p>
-          <w:p>
-            <w:pPr>
-              <w:pStyle w:val="Compact"/>
-              <w:jc w:val="center"/>
-            </w:pPr>
-            <w:r>
-              <w:t xml:space="preserve">(0.031)</w:t>
-            </w:r>
-          </w:p>
-          <w:p>
-            <w:pPr>
-              <w:pStyle w:val="Compact"/>
-              <w:jc w:val="center"/>
-            </w:pPr>
-            <w:r>
-              <w:t xml:space="preserve">BIC</w:t>
-            </w:r>
-          </w:p>
-          <w:p>
-            <w:pPr>
-              <w:pStyle w:val="Compact"/>
-              <w:jc w:val="center"/>
-            </w:pPr>
-            <w:r>
-              <w:t xml:space="preserve">48613.219</w:t>
-            </w:r>
-          </w:p>
-          <w:p>
-            <w:pPr>
-              <w:pStyle w:val="Compact"/>
-              <w:jc w:val="center"/>
-            </w:pPr>
-            <w:r>
-              <w:t xml:space="preserve">48625.127</w:t>
-            </w:r>
-          </w:p>
-          <w:p>
-            <w:pPr>
-              <w:pStyle w:val="Compact"/>
-              <w:jc w:val="center"/>
-            </w:pPr>
-            <w:r>
-              <w:t xml:space="preserve">48615.167</w:t>
-            </w:r>
-          </w:p>
-          <w:p>
-            <w:pPr>
-              <w:pStyle w:val="Compact"/>
-              <w:jc w:val="center"/>
-            </w:pPr>
-            <w:r>
-              <w:t xml:space="preserve">48621.208</w:t>
-            </w:r>
-          </w:p>
-          <w:p>
-            <w:pPr>
-              <w:pStyle w:val="Compact"/>
-              <w:jc w:val="center"/>
-            </w:pPr>
-            <w:r>
-              <w:t xml:space="preserve">48612.196</w:t>
-            </w:r>
-          </w:p>
-          <w:p>
-            <w:pPr>
-              <w:pStyle w:val="Compact"/>
-              <w:jc w:val="center"/>
-            </w:pPr>
-            <w:r>
-              <w:t xml:space="preserve">48626.846</w:t>
-            </w:r>
-          </w:p>
-          <w:p>
-            <w:pPr>
-              <w:pStyle w:val="Compact"/>
-              <w:jc w:val="center"/>
-            </w:pPr>
-            <w:r>
-              <w:t xml:space="preserve">Numb. obs.</w:t>
-            </w:r>
-          </w:p>
-          <w:p>
-            <w:pPr>
-              <w:pStyle w:val="Compact"/>
-              <w:jc w:val="center"/>
-            </w:pPr>
-            <w:r>
-              <w:t xml:space="preserve">16872</w:t>
-            </w:r>
-          </w:p>
-          <w:p>
-            <w:pPr>
-              <w:pStyle w:val="Compact"/>
-              <w:jc w:val="center"/>
-            </w:pPr>
-            <w:r>
-              <w:t xml:space="preserve">16872</w:t>
-            </w:r>
-          </w:p>
-          <w:p>
-            <w:pPr>
-              <w:pStyle w:val="Compact"/>
-              <w:jc w:val="center"/>
-            </w:pPr>
-            <w:r>
-              <w:t xml:space="preserve">16872</w:t>
-            </w:r>
-          </w:p>
-          <w:p>
-            <w:pPr>
-              <w:pStyle w:val="Compact"/>
-              <w:jc w:val="center"/>
-            </w:pPr>
-            <w:r>
-              <w:t xml:space="preserve">16872</w:t>
-            </w:r>
-          </w:p>
-          <w:p>
-            <w:pPr>
-              <w:pStyle w:val="Compact"/>
-              <w:jc w:val="center"/>
-            </w:pPr>
-            <w:r>
-              <w:t xml:space="preserve">16872</w:t>
-            </w:r>
-          </w:p>
-          <w:p>
-            <w:pPr>
-              <w:pStyle w:val="Compact"/>
-              <w:jc w:val="center"/>
-            </w:pPr>
-            <w:r>
-              <w:t xml:space="preserve">16872</w:t>
-            </w:r>
-          </w:p>
-          <w:p>
-            <w:pPr>
-              <w:pStyle w:val="Compact"/>
-              <w:jc w:val="center"/>
-            </w:pPr>
-            <w:r>
-              <w:t xml:space="preserve">Groups (Country)</w:t>
-            </w:r>
-          </w:p>
-          <w:p>
-            <w:pPr>
-              <w:pStyle w:val="Compact"/>
-              <w:jc w:val="center"/>
-            </w:pPr>
-            <w:r>
-              <w:t xml:space="preserve">27</w:t>
-            </w:r>
-          </w:p>
-          <w:p>
-            <w:pPr>
-              <w:pStyle w:val="Compact"/>
-              <w:jc w:val="center"/>
-            </w:pPr>
-            <w:r>
-              <w:t xml:space="preserve">27</w:t>
-            </w:r>
-          </w:p>
-          <w:p>
-            <w:pPr>
-              <w:pStyle w:val="Compact"/>
-              <w:jc w:val="center"/>
-            </w:pPr>
-            <w:r>
-              <w:t xml:space="preserve">27</w:t>
-            </w:r>
-          </w:p>
-          <w:p>
-            <w:pPr>
-              <w:pStyle w:val="Compact"/>
-              <w:jc w:val="center"/>
-            </w:pPr>
-            <w:r>
-              <w:t xml:space="preserve">27</w:t>
-            </w:r>
-          </w:p>
-          <w:p>
-            <w:pPr>
-              <w:pStyle w:val="Compact"/>
-              <w:jc w:val="center"/>
-            </w:pPr>
-            <w:r>
-              <w:t xml:space="preserve">27</w:t>
-            </w:r>
-          </w:p>
-          <w:p>
-            <w:pPr>
-              <w:pStyle w:val="Compact"/>
-              <w:jc w:val="center"/>
-            </w:pPr>
-            <w:r>
-              <w:t xml:space="preserve">27</w:t>
-            </w:r>
-          </w:p>
-          <w:p>
-            <w:pPr>
-              <w:pStyle w:val="Compact"/>
-              <w:jc w:val="center"/>
-            </w:pPr>
-            <w:r>
-              <w:t xml:space="preserve">Variance: Country: (Intercept)</w:t>
-            </w:r>
-          </w:p>
-          <w:p>
-            <w:pPr>
-              <w:pStyle w:val="Compact"/>
-              <w:jc w:val="center"/>
-            </w:pPr>
-            <w:r>
-              <w:t xml:space="preserve">0.193</w:t>
-            </w:r>
-          </w:p>
-          <w:p>
-            <w:pPr>
-              <w:pStyle w:val="Compact"/>
-              <w:jc w:val="center"/>
-            </w:pPr>
-            <w:r>
-              <w:t xml:space="preserve">0.196</w:t>
-            </w:r>
-          </w:p>
-          <w:p>
-            <w:pPr>
-              <w:pStyle w:val="Compact"/>
-              <w:jc w:val="center"/>
-            </w:pPr>
-            <w:r>
-              <w:t xml:space="preserve">0.193</w:t>
-            </w:r>
-          </w:p>
-          <w:p>
-            <w:pPr>
-              <w:pStyle w:val="Compact"/>
-              <w:jc w:val="center"/>
-            </w:pPr>
-            <w:r>
-              <w:t xml:space="preserve">0.193</w:t>
-            </w:r>
-          </w:p>
-          <w:p>
-            <w:pPr>
-              <w:pStyle w:val="Compact"/>
-              <w:jc w:val="center"/>
-            </w:pPr>
-            <w:r>
-              <w:t xml:space="preserve">0.192</w:t>
-            </w:r>
-          </w:p>
-          <w:p>
-            <w:pPr>
-              <w:pStyle w:val="Compact"/>
-              <w:jc w:val="center"/>
-            </w:pPr>
-            <w:r>
-              <w:t xml:space="preserve">0.194</w:t>
-            </w:r>
-          </w:p>
-          <w:p>
-            <w:pPr>
-              <w:pStyle w:val="Compact"/>
-              <w:jc w:val="center"/>
-            </w:pPr>
-            <w:r>
-              <w:t xml:space="preserve">Note: Cells contain regression coefficients with standard errors in parentheses.</w:t>
-            </w:r>
-            <w:r>
-              <w:t xml:space="preserve"> </w:t>
-            </w:r>
-            <w:r>
-              <w:t xml:space="preserve">***</w:t>
-            </w:r>
-            <w:r>
-              <w:t xml:space="preserve">p &lt; 0.001;</w:t>
-            </w:r>
-            <w:r>
-              <w:t xml:space="preserve"> </w:t>
-            </w:r>
-            <w:r>
-              <w:t xml:space="preserve">**</w:t>
-            </w:r>
-            <w:r>
-              <w:t xml:space="preserve">p &lt; 0.01;</w:t>
-            </w:r>
-            <w:r>
-              <w:t xml:space="preserve"> </w:t>
-            </w:r>
-            <w:r>
-              <w:t xml:space="preserve">*</w:t>
-            </w:r>
-            <w:r>
-              <w:t xml:space="preserve">p &lt; 0.05.</w:t>
-            </w:r>
-            <w:r>
-              <w:t xml:space="preserve"> </w:t>
-            </w:r>
-            <w:r>
-              <w:t xml:space="preserve">All models are controlled by sex, age and income with significant effects and education with no significant effect</w:t>
-            </w:r>
-          </w:p>
           <w:bookmarkEnd w:id="33"/>
         </w:tc>
       </w:tr>
@@ -9722,7 +4812,7 @@
       <w:tr>
         <w:tc>
           <w:tcPr/>
-          <w:bookmarkStart w:id="37" w:name="fig-interact"/>
+          <w:bookmarkStart w:id="38" w:name="fig-interact"/>
           <w:p>
             <w:pPr>
               <w:jc w:val="center"/>
@@ -9736,81 +4826,533 @@
               <w:t xml:space="preserve">Figure 3: Estimated latent propensity for perceived redistributive justice, by selected predictors across welfare regimes</w:t>
             </w:r>
           </w:p>
-          <w:p>
-            <w:pPr>
-              <w:pStyle w:val="Compact"/>
-              <w:jc w:val="center"/>
-            </w:pPr>
-            <w:r>
-              <w:drawing>
-                <wp:inline>
-                  <wp:extent cx="4533900" cy="2418079"/>
-                  <wp:effectExtent b="0" l="0" r="0" t="0"/>
-                  <wp:docPr descr="" title="" id="35" name="Picture"/>
-                  <a:graphic>
-                    <a:graphicData uri="http://schemas.openxmlformats.org/drawingml/2006/picture">
-                      <pic:pic>
-                        <pic:nvPicPr>
-                          <pic:cNvPr descr="paper_files/figure-docx/fig-interact-1.png" id="36" name="Picture"/>
-                          <pic:cNvPicPr>
-                            <a:picLocks noChangeArrowheads="1" noChangeAspect="1"/>
-                          </pic:cNvPicPr>
-                        </pic:nvPicPr>
-                        <pic:blipFill>
-                          <a:blip r:embed="rId34"/>
-                          <a:stretch>
-                            <a:fillRect/>
-                          </a:stretch>
-                        </pic:blipFill>
-                        <pic:spPr bwMode="auto">
-                          <a:xfrm>
-                            <a:off x="0" y="0"/>
-                            <a:ext cx="4533900" cy="2418079"/>
-                          </a:xfrm>
-                          <a:prstGeom prst="rect">
-                            <a:avLst/>
-                          </a:prstGeom>
-                          <a:noFill/>
-                          <a:ln w="9525">
-                            <a:noFill/>
-                            <a:headEnd/>
-                            <a:tailEnd/>
-                          </a:ln>
-                        </pic:spPr>
-                      </pic:pic>
-                    </a:graphicData>
-                  </a:graphic>
-                </wp:inline>
-              </w:drawing>
-            </w:r>
-          </w:p>
-          <w:bookmarkEnd w:id="37"/>
+          <w:tbl>
+            <w:tblPr>
+              <w:tblStyle w:val="Table"/>
+              <w:tblW w:type="pct" w:w="5000"/>
+              <w:tblLayout w:type="fixed"/>
+              <w:tblLook w:firstRow="0" w:lastRow="0" w:firstColumn="0" w:lastColumn="0" w:noHBand="0" w:noVBand="0" w:val="0000"/>
+            </w:tblPr>
+            <w:tblGrid>
+              <w:gridCol w:w="7920"/>
+            </w:tblGrid>
+            <w:tr>
+              <w:tc>
+                <w:tcPr/>
+                <w:bookmarkStart w:id="37" w:name="fig-interact"/>
+                <w:p>
+                  <w:pPr>
+                    <w:pStyle w:val="Compact"/>
+                    <w:jc w:val="center"/>
+                    <w:jc w:val="center"/>
+                  </w:pPr>
+                  <w:r>
+                    <w:drawing>
+                      <wp:inline>
+                        <wp:extent cx="4533900" cy="2418079"/>
+                        <wp:effectExtent b="0" l="0" r="0" t="0"/>
+                        <wp:docPr descr="" title="" id="35" name="Picture"/>
+                        <a:graphic>
+                          <a:graphicData uri="http://schemas.openxmlformats.org/drawingml/2006/picture">
+                            <pic:pic>
+                              <pic:nvPicPr>
+                                <pic:cNvPr descr="paper_files/figure-docx/fig-interact-1.png" id="36" name="Picture"/>
+                                <pic:cNvPicPr>
+                                  <a:picLocks noChangeArrowheads="1" noChangeAspect="1"/>
+                                </pic:cNvPicPr>
+                              </pic:nvPicPr>
+                              <pic:blipFill>
+                                <a:blip r:embed="rId34"/>
+                                <a:stretch>
+                                  <a:fillRect/>
+                                </a:stretch>
+                              </pic:blipFill>
+                              <pic:spPr bwMode="auto">
+                                <a:xfrm>
+                                  <a:off x="0" y="0"/>
+                                  <a:ext cx="4533900" cy="2418079"/>
+                                </a:xfrm>
+                                <a:prstGeom prst="rect">
+                                  <a:avLst/>
+                                </a:prstGeom>
+                                <a:noFill/>
+                                <a:ln w="9525">
+                                  <a:noFill/>
+                                  <a:headEnd/>
+                                  <a:tailEnd/>
+                                </a:ln>
+                              </pic:spPr>
+                            </pic:pic>
+                          </a:graphicData>
+                        </a:graphic>
+                      </wp:inline>
+                    </w:drawing>
+                  </w:r>
+                </w:p>
+                <w:p>
+                  <w:pPr>
+                    <w:jc w:val="center"/>
+                    <w:jc w:val="center"/>
+                  </w:pPr>
+                  <w:pPr>
+                    <w:jc w:val="left"/>
+                    <w:spacing w:before="200"/>
+                    <w:pStyle w:val="ImageCaption"/>
+                  </w:pPr>
+                  <w:r>
+                    <w:t xml:space="preserve">(a) Source: own elaboration with data from the OECD, Risks That Matter survey 2024.</w:t>
+                  </w:r>
+                </w:p>
+                <w:bookmarkEnd w:id="37"/>
+              </w:tc>
+            </w:tr>
+          </w:tbl>
+          <w:bookmarkEnd w:id="38"/>
+          <w:p/>
         </w:tc>
       </w:tr>
     </w:tbl>
+    <w:bookmarkEnd w:id="39"/>
+    <w:bookmarkEnd w:id="40"/>
+    <w:bookmarkStart w:id="41" w:name="discussion"/>
+    <w:p>
+      <w:pPr>
+        <w:pStyle w:val="Heading1"/>
+      </w:pPr>
+      <w:r>
+        <w:t xml:space="preserve">4. Discussion</w:t>
+      </w:r>
+    </w:p>
+    <w:p>
+      <w:pPr>
+        <w:pStyle w:val="FirstParagraph"/>
+      </w:pPr>
+      <w:r>
+        <w:t xml:space="preserve">﻿</w:t>
+      </w:r>
+    </w:p>
     <w:p>
       <w:pPr>
         <w:pStyle w:val="BodyText"/>
       </w:pPr>
       <w:r>
-        <w:t xml:space="preserve">emmip no estima probabilidades predicha, estima un factor latente entre los cuatro interceptos para estimar</w:t>
-      </w:r>
-      <w:r>
-        <w:t xml:space="preserve"> </w:t>
-      </w:r>
-      <w:r>
-        <w:t xml:space="preserve">propensión latente hacia las categorías altas de perceción de justicia redistributiva</w:t>
-      </w:r>
-    </w:p>
-    <w:bookmarkEnd w:id="38"/>
-    <w:bookmarkEnd w:id="39"/>
-    <w:bookmarkStart w:id="40" w:name="conclusion"/>
+        <w:t xml:space="preserve">This article asked whether the perceived justice of the fiscal exchange between citizens and the state is anchored in labour-market position and in how workers anticipate technological change, and whether welfare institutions condition that relationship. The results lend qualified support to the reciprocity framework that motivated the analysis, but their main interest lies where they depart from the risk-and-redistribution tradition from which the hypotheses were drawn. Three individual-level expectations held: perceived job insecurity and the perception that others receive undeserved benefits both depressed perceived redistributive justice (H2, H5), while perceiving technology as enabling raised it (H4) and was the strongest individual predictor. Two did not: non-standard employment was not associated with lower perceived redistributive justice, and platform workers reported it more strongly (H1); and perceived technological displacement risk, expected to erode justice, instead increased it (H3). The moderation analyses, finally, disclosed an institutional patterning that the null average differences between regimes had obscured.</w:t>
+      </w:r>
+    </w:p>
+    <w:p>
+      <w:pPr>
+        <w:pStyle w:val="BodyText"/>
+      </w:pPr>
+      <w:r>
+        <w:t xml:space="preserve">The confirmed hypotheses support the moral-economy reading on which the study rests. Workers who anticipate losing their job or income within the year judge the exchange as less just (H2), and those who perceive others as drawing unearned benefits extend that judgement to their own relationship with the system (H5), consistent with the view that lateral deservingness assessments and self-referential justice belong to a single moral economy of welfare</w:t>
+      </w:r>
+      <w:r>
+        <w:t xml:space="preserve"> </w:t>
+      </w:r>
+      <w:r>
+        <w:t xml:space="preserve">(</w:t>
+      </w:r>
+      <w:hyperlink w:anchor="ref-mau_moral_2014">
+        <w:r>
+          <w:rPr>
+            <w:rStyle w:val="Hyperlink"/>
+          </w:rPr>
+          <w:t xml:space="preserve">Mau, 2014</w:t>
+        </w:r>
+      </w:hyperlink>
+      <w:r>
+        <w:t xml:space="preserve">;</w:t>
+      </w:r>
+      <w:r>
+        <w:t xml:space="preserve"> </w:t>
+      </w:r>
+      <w:hyperlink w:anchor="ref-vanoorschot_making_2006">
+        <w:r>
+          <w:rPr>
+            <w:rStyle w:val="Hyperlink"/>
+          </w:rPr>
+          <w:t xml:space="preserve">Van Oorschot, 2006</w:t>
+        </w:r>
+      </w:hyperlink>
+      <w:r>
+        <w:t xml:space="preserve">)</w:t>
+      </w:r>
+      <w:r>
+        <w:t xml:space="preserve">. That the enabling dimension of technology carries the largest effect (H4) is a reminder that workers’ orientation towards technology is not solely defensive, and that its optimistic pole, long neglected relative to its threatening counterpart, matters for welfare attitudes</w:t>
+      </w:r>
+      <w:r>
+        <w:t xml:space="preserve"> </w:t>
+      </w:r>
+      <w:r>
+        <w:t xml:space="preserve">(</w:t>
+      </w:r>
+      <w:hyperlink w:anchor="ref-autor_why_2015">
+        <w:r>
+          <w:rPr>
+            <w:rStyle w:val="Hyperlink"/>
+          </w:rPr>
+          <w:t xml:space="preserve">Autor, 2015</w:t>
+        </w:r>
+      </w:hyperlink>
+      <w:r>
+        <w:t xml:space="preserve">;</w:t>
+      </w:r>
+      <w:r>
+        <w:t xml:space="preserve"> </w:t>
+      </w:r>
+      <w:hyperlink w:anchor="ref-brougham_smart_2018">
+        <w:r>
+          <w:rPr>
+            <w:rStyle w:val="Hyperlink"/>
+          </w:rPr>
+          <w:t xml:space="preserve">Brougham and Haar, 2018</w:t>
+        </w:r>
+      </w:hyperlink>
+      <w:r>
+        <w:t xml:space="preserve">)</w:t>
+      </w:r>
+      <w:r>
+        <w:t xml:space="preserve">.</w:t>
+      </w:r>
+    </w:p>
+    <w:p>
+      <w:pPr>
+        <w:pStyle w:val="BodyText"/>
+      </w:pPr>
+      <w:r>
+        <w:t xml:space="preserve">Self-employment was unrelated to perceived redistributive justice throughout, which is unsurprising given a category ranging from established professionals to precarious own-account workers whose contrasting ties to the protection system plausibly offset one another. The reversal for platform work — roughly twice the odds of higher perceived justce (OR ≈ 2.2) — admits two readings. Compositionally, self-reported platform work in OECD samples is heterogeneous, capturing supplementary and intermittent earners alongside the platform-dependent</w:t>
+      </w:r>
+      <w:r>
+        <w:t xml:space="preserve"> </w:t>
+      </w:r>
+      <w:r>
+        <w:t xml:space="preserve">(</w:t>
+      </w:r>
+      <w:hyperlink w:anchor="ref-schor_gig_2020">
+        <w:r>
+          <w:rPr>
+            <w:rStyle w:val="Hyperlink"/>
+          </w:rPr>
+          <w:t xml:space="preserve">Schor, 2020</w:t>
+        </w:r>
+      </w:hyperlink>
+      <w:r>
+        <w:t xml:space="preserve">;</w:t>
+      </w:r>
+      <w:r>
+        <w:t xml:space="preserve"> </w:t>
+      </w:r>
+      <w:hyperlink w:anchor="ref-vallas_what_2020">
+        <w:r>
+          <w:rPr>
+            <w:rStyle w:val="Hyperlink"/>
+          </w:rPr>
+          <w:t xml:space="preserve">Vallas and Schor, 2020</w:t>
+        </w:r>
+      </w:hyperlink>
+      <w:r>
+        <w:t xml:space="preserve">)</w:t>
+      </w:r>
+      <w:r>
+        <w:t xml:space="preserve">; the negative self-employed × platform interaction localises the effect among workers most likely to combine platform earnings with other employment. Substantively, perceived redistributive justice is a judgement of proportionality, not of absolute generosity: workers loosely attached to the contributory system contribute and expect little, so a thin return reads as proportionate, whereas formal employees with visible contributions and legible entitlements may by the same token feel short-changed</w:t>
+      </w:r>
+      <w:r>
+        <w:t xml:space="preserve"> </w:t>
+      </w:r>
+      <w:r>
+        <w:t xml:space="preserve">(</w:t>
+      </w:r>
+      <w:hyperlink w:anchor="ref-schwander_who_2013">
+        <w:r>
+          <w:rPr>
+            <w:rStyle w:val="Hyperlink"/>
+          </w:rPr>
+          <w:t xml:space="preserve">Schwander and Häusermann, 2013</w:t>
+        </w:r>
+      </w:hyperlink>
+      <w:r>
+        <w:t xml:space="preserve">)</w:t>
+      </w:r>
+      <w:r>
+        <w:t xml:space="preserve">.</w:t>
+      </w:r>
+    </w:p>
+    <w:p>
+      <w:pPr>
+        <w:pStyle w:val="BodyText"/>
+      </w:pPr>
+      <w:r>
+        <w:t xml:space="preserve">The positive association between perceived technological displacement risk and perceived redistributive justice (H3), echoed by perceived skill obsolescence, is the more consequential departure, and its failure to follow a strong prior is itself informative. Conceptually, the dependent variable is an evaluation of the justice of one’s own exchange, not a demand for redistribution. The literature behind H3 establishes that perceived risk raises the demand for protection</w:t>
+      </w:r>
+      <w:r>
+        <w:t xml:space="preserve"> </w:t>
+      </w:r>
+      <w:r>
+        <w:t xml:space="preserve">(</w:t>
+      </w:r>
+      <w:hyperlink w:anchor="ref-busemeyer_social_2022">
+        <w:r>
+          <w:rPr>
+            <w:rStyle w:val="Hyperlink"/>
+          </w:rPr>
+          <w:t xml:space="preserve">Busemeyer and Sahm, 2022</w:t>
+        </w:r>
+      </w:hyperlink>
+      <w:r>
+        <w:t xml:space="preserve">;</w:t>
+      </w:r>
+      <w:r>
+        <w:t xml:space="preserve"> </w:t>
+      </w:r>
+      <w:hyperlink w:anchor="ref-iversen_asset_2001">
+        <w:r>
+          <w:rPr>
+            <w:rStyle w:val="Hyperlink"/>
+          </w:rPr>
+          <w:t xml:space="preserve">Iversen and Soskice, 2001</w:t>
+        </w:r>
+      </w:hyperlink>
+      <w:r>
+        <w:t xml:space="preserve">;</w:t>
+      </w:r>
+      <w:r>
+        <w:t xml:space="preserve"> </w:t>
+      </w:r>
+      <w:hyperlink w:anchor="ref-thewissen_automation_2019">
+        <w:r>
+          <w:rPr>
+            <w:rStyle w:val="Hyperlink"/>
+          </w:rPr>
+          <w:t xml:space="preserve">Thewissen and Rueda, 2019</w:t>
+        </w:r>
+      </w:hyperlink>
+      <w:r>
+        <w:t xml:space="preserve">)</w:t>
+      </w:r>
+      <w:r>
+        <w:t xml:space="preserve">, but wanting more redistribution and judging the present exchange as just are analytically distinct and need not move together; a worker may want the state to do more in the face of automation while still considering that, given what they pay, they receive a just share. The reversal therefore partly reflects measuring a different attitudinal object, and confirms the preferences–perceptions distinction the article insists on</w:t>
+      </w:r>
+      <w:r>
+        <w:t xml:space="preserve"> </w:t>
+      </w:r>
+      <w:r>
+        <w:t xml:space="preserve">(</w:t>
+      </w:r>
+      <w:hyperlink w:anchor="ref-roosma_just_2016">
+        <w:r>
+          <w:rPr>
+            <w:rStyle w:val="Hyperlink"/>
+          </w:rPr>
+          <w:t xml:space="preserve">Roosma et al., 2016</w:t>
+        </w:r>
+      </w:hyperlink>
+      <w:r>
+        <w:t xml:space="preserve">)</w:t>
+      </w:r>
+      <w:r>
+        <w:t xml:space="preserve">. Compositionally, the diffusion of generative artificial intelligence has extended perceived exposure into formal, higher-skill and digitally engaged workers</w:t>
+      </w:r>
+      <w:r>
+        <w:t xml:space="preserve"> </w:t>
+      </w:r>
+      <w:r>
+        <w:t xml:space="preserve">(</w:t>
+      </w:r>
+      <w:hyperlink w:anchor="ref-gallego_automation_2022">
+        <w:r>
+          <w:rPr>
+            <w:rStyle w:val="Hyperlink"/>
+          </w:rPr>
+          <w:t xml:space="preserve">Gallego and Kurer, 2022</w:t>
+        </w:r>
+      </w:hyperlink>
+      <w:r>
+        <w:t xml:space="preserve">)</w:t>
+      </w:r>
+      <w:r>
+        <w:t xml:space="preserve"> </w:t>
+      </w:r>
+      <w:r>
+        <w:t xml:space="preserve">— those with the most continuous link to the contributory system — so that perceived risk co-travels with relative inclusion rather than marginality.</w:t>
+      </w:r>
+    </w:p>
+    <w:p>
+      <w:pPr>
+        <w:pStyle w:val="BodyText"/>
+      </w:pPr>
+      <w:r>
+        <w:t xml:space="preserve">The moderation evidence favours this reading. Were the positive coefficient produced by institutional reassurance, it should be largest where protection is most encompassing; instead it is steepest in liberal regimes and significantly attenuated in social-democratic and conservative ones (H8). A temporal contrast reinforces the point: the displacement battery is prospective and abstract, asking about a five-year horizon, whereas the job-insecurity item that behaves as predicted (H2) concerns concrete income loss within twelve months. Near-term, tangible insecurity erodes justice; distant technological prognostication does not, and may instead index a reflective engagement with the future of work bound up with other favourable dispositions</w:t>
+      </w:r>
+      <w:r>
+        <w:t xml:space="preserve"> </w:t>
+      </w:r>
+      <w:r>
+        <w:t xml:space="preserve">(</w:t>
+      </w:r>
+      <w:hyperlink w:anchor="ref-dekker_fear_2017">
+        <w:r>
+          <w:rPr>
+            <w:rStyle w:val="Hyperlink"/>
+          </w:rPr>
+          <w:t xml:space="preserve">Dekker et al., 2017</w:t>
+        </w:r>
+      </w:hyperlink>
+      <w:r>
+        <w:t xml:space="preserve">;</w:t>
+      </w:r>
+      <w:r>
+        <w:t xml:space="preserve"> </w:t>
+      </w:r>
+      <w:hyperlink w:anchor="ref-kurer_declining_2020">
+        <w:r>
+          <w:rPr>
+            <w:rStyle w:val="Hyperlink"/>
+          </w:rPr>
+          <w:t xml:space="preserve">Kurer, 2020</w:t>
+        </w:r>
+      </w:hyperlink>
+      <w:r>
+        <w:t xml:space="preserve">)</w:t>
+      </w:r>
+      <w:r>
+        <w:t xml:space="preserve">. A measurement caveat sharpens rather than dissolves this: displacement and benefit are positively correlated with each other and with the outcome, and although the factor analysis separates them, the shared sign suggests a common component of engagement with the technological frame, which future instrumentation should separate from valence.</w:t>
+      </w:r>
+    </w:p>
+    <w:p>
+      <w:pPr>
+        <w:pStyle w:val="BodyText"/>
+      </w:pPr>
+      <w:r>
+        <w:t xml:space="preserve">The comparative results recast the regime argument. Regime type did not order perceived redistributive justice as a main effect (H6), consistent with the heterogeneity already visible in</w:t>
+      </w:r>
+      <w:r>
+        <w:t xml:space="preserve"> </w:t>
+      </w:r>
+      <w:hyperlink w:anchor="fig-cleveland">
+        <w:r>
+          <w:rPr>
+            <w:rStyle w:val="Hyperlink"/>
+          </w:rPr>
+          <w:t xml:space="preserve">Figure 1</w:t>
+        </w:r>
+      </w:hyperlink>
+      <w:r>
+        <w:t xml:space="preserve"> </w:t>
+      </w:r>
+      <w:r>
+        <w:t xml:space="preserve">and at odds with the classic regime hypothesis</w:t>
+      </w:r>
+      <w:r>
+        <w:t xml:space="preserve"> </w:t>
+      </w:r>
+      <w:r>
+        <w:t xml:space="preserve">(</w:t>
+      </w:r>
+      <w:hyperlink w:anchor="ref-jaeger_welfare_2006">
+        <w:r>
+          <w:rPr>
+            <w:rStyle w:val="Hyperlink"/>
+          </w:rPr>
+          <w:t xml:space="preserve">Jæger, 2006</w:t>
+        </w:r>
+      </w:hyperlink>
+      <w:r>
+        <w:t xml:space="preserve">;</w:t>
+      </w:r>
+      <w:r>
+        <w:t xml:space="preserve"> </w:t>
+      </w:r>
+      <w:hyperlink w:anchor="ref-svallfors_worlds_1997">
+        <w:r>
+          <w:rPr>
+            <w:rStyle w:val="Hyperlink"/>
+          </w:rPr>
+          <w:t xml:space="preserve">Svallfors, 1997</w:t>
+        </w:r>
+      </w:hyperlink>
+      <w:r>
+        <w:t xml:space="preserve">)</w:t>
+      </w:r>
+      <w:r>
+        <w:t xml:space="preserve">. Across all four moderation panels the social-democratic slope is the flattest and every regime interaction is negative: the employment effect is confined to social-democratic regimes (H7), the displacement effect is dampened in both non-liberal regimes (H8), and the deservingness effect is steepest in conservative regimes and indistinguishable between liberal and social-democratic ones (H9), only partly matching the universalist–residual expectation. The unifying reading is that universalist institutions decouple perceived redistributive justice from individual labour-market exposure, whereas residual, market-tied arrangements bind the two together</w:t>
+      </w:r>
+      <w:r>
+        <w:t xml:space="preserve"> </w:t>
+      </w:r>
+      <w:r>
+        <w:t xml:space="preserve">(</w:t>
+      </w:r>
+      <w:hyperlink w:anchor="ref-larsen_institutional_2008">
+        <w:r>
+          <w:rPr>
+            <w:rStyle w:val="Hyperlink"/>
+          </w:rPr>
+          <w:t xml:space="preserve">Larsen, 2008</w:t>
+        </w:r>
+      </w:hyperlink>
+      <w:r>
+        <w:t xml:space="preserve">;</w:t>
+      </w:r>
+      <w:r>
+        <w:t xml:space="preserve"> </w:t>
+      </w:r>
+      <w:hyperlink w:anchor="ref-rothstein_just_1998">
+        <w:r>
+          <w:rPr>
+            <w:rStyle w:val="Hyperlink"/>
+          </w:rPr>
+          <w:t xml:space="preserve">Rothstein, 1998</w:t>
+        </w:r>
+      </w:hyperlink>
+      <w:r>
+        <w:t xml:space="preserve">)</w:t>
+      </w:r>
+      <w:r>
+        <w:t xml:space="preserve">. This refines the institutional-logic tradition: regimes act less by raising the level of satisfaction than by governing how far it fragments along individual lines, a dynamic especially salient in highly commodified contexts such as the Chilean one</w:t>
+      </w:r>
+      <w:r>
+        <w:t xml:space="preserve"> </w:t>
+      </w:r>
+      <w:r>
+        <w:t xml:space="preserve">(</w:t>
+      </w:r>
+      <w:hyperlink w:anchor="ref-emmenegger_age_2012">
+        <w:r>
+          <w:rPr>
+            <w:rStyle w:val="Hyperlink"/>
+          </w:rPr>
+          <w:t xml:space="preserve">Emmenegger et al., 2012</w:t>
+        </w:r>
+      </w:hyperlink>
+      <w:r>
+        <w:t xml:space="preserve">;</w:t>
+      </w:r>
+      <w:r>
+        <w:t xml:space="preserve"> </w:t>
+      </w:r>
+      <w:hyperlink w:anchor="ref-perez-ahumada_conditioning_2026">
+        <w:r>
+          <w:rPr>
+            <w:rStyle w:val="Hyperlink"/>
+          </w:rPr>
+          <w:t xml:space="preserve">Pérez-Ahumada et al., 2026</w:t>
+        </w:r>
+      </w:hyperlink>
+      <w:r>
+        <w:t xml:space="preserve">)</w:t>
+      </w:r>
+      <w:r>
+        <w:t xml:space="preserve">.</w:t>
+      </w:r>
+    </w:p>
+    <w:bookmarkEnd w:id="41"/>
+    <w:bookmarkStart w:id="42" w:name="conclusion"/>
     <w:p>
       <w:pPr>
         <w:pStyle w:val="Heading1"/>
       </w:pPr>
       <w:r>
-        <w:t xml:space="preserve">4. Conclusion</w:t>
+        <w:t xml:space="preserve">5. Conclusion</w:t>
       </w:r>
     </w:p>
     <w:p>
@@ -9820,27 +5362,211 @@
       <w:r>
         <w:t xml:space="preserve">﻿</w:t>
       </w:r>
+      <w:r>
+        <w:t xml:space="preserve"> </w:t>
+      </w:r>
+      <w:r>
+        <w:t xml:space="preserve">Drawing on the 2024 wave of the OECD Risks That Matter survey across 27 countries, this article has shown that the perceived redistributive justice of the fiscal exchange with the welfare state is anchored in the experience of work, though not in the manner the risk-and-redistribution tradition would predict. Concrete employment insecurity and the perception that others receive undeserved benefits erode perceived justice, and perceiving technology as enabling enhances it; but non-standard employment does not depress justice (platform workers report it more strongly) and perceived technological displacement risk raises rather than lowers it. Above all, universalist welfare institutions appear to decouple perceived redistributive justice from individual labour-market position and technological perception, while residual arrangements tie them tightly together.</w:t>
+      </w:r>
     </w:p>
     <w:p>
       <w:pPr>
         <w:pStyle w:val="BodyText"/>
       </w:pPr>
       <w:r>
-        <w:t xml:space="preserve">Síntesis y proyecciones futuras.</w:t>
-      </w:r>
-    </w:p>
-    <w:bookmarkEnd w:id="40"/>
-    <w:bookmarkStart w:id="178" w:name="references"/>
+        <w:t xml:space="preserve">Two implications for the sociology of welfare attitudes follow. First, perceptions and preferences must be kept analytically apart: the same exposure that raises the demand for redistribution may leave the evaluation of one’s own exchange unchanged or even more favourable, so findings established for one attitudinal object cannot be transposed to the other</w:t>
+      </w:r>
+      <w:r>
+        <w:t xml:space="preserve"> </w:t>
+      </w:r>
+      <w:r>
+        <w:t xml:space="preserve">(</w:t>
+      </w:r>
+      <w:hyperlink w:anchor="ref-roosma_just_2016">
+        <w:r>
+          <w:rPr>
+            <w:rStyle w:val="Hyperlink"/>
+          </w:rPr>
+          <w:t xml:space="preserve">Roosma et al., 2016</w:t>
+        </w:r>
+      </w:hyperlink>
+      <w:r>
+        <w:t xml:space="preserve">)</w:t>
+      </w:r>
+      <w:r>
+        <w:t xml:space="preserve">. The second is that the comparative purchase of welfare-regime theory on these attitudes lies less in differences of level than in differences of structuring: regimes shape how strongly individual circumstances translate into judgements of justice. Reframing the regime effect as one of decoupling rather than elevation offers a more accurate account of why, in some institutional settings but not others, the legitimacy of the welfare state fragments along the contours of the labour market.</w:t>
+      </w:r>
+    </w:p>
+    <w:p>
+      <w:pPr>
+        <w:pStyle w:val="BodyText"/>
+      </w:pPr>
+      <w:r>
+        <w:t xml:space="preserve">These conclusions are bounded by the design. The data are cross-sectional, so the analysis identifies associations rather than causal effects, and reverse causation is plausible: those who already</w:t>
+      </w:r>
+      <w:r>
+        <w:t xml:space="preserve"> </w:t>
+      </w:r>
+      <w:r>
+        <w:t xml:space="preserve">regard their exchange with the state as just may evaluate technological change more benignly, rather than the reverse. The principal independent variables of theoretical interest rest on single items or short scales, and the platform and self-employment categories are internally heterogeneous, conflating distinct relationships with the protection system under a common label</w:t>
+      </w:r>
+      <w:r>
+        <w:t xml:space="preserve"> </w:t>
+      </w:r>
+      <w:r>
+        <w:t xml:space="preserve">(</w:t>
+      </w:r>
+      <w:hyperlink w:anchor="ref-vallas_what_2020">
+        <w:r>
+          <w:rPr>
+            <w:rStyle w:val="Hyperlink"/>
+          </w:rPr>
+          <w:t xml:space="preserve">Vallas and Schor, 2020</w:t>
+        </w:r>
+      </w:hyperlink>
+      <w:r>
+        <w:t xml:space="preserve">)</w:t>
+      </w:r>
+      <w:r>
+        <w:t xml:space="preserve">. The positive manifold among the technological-perception items signals that the battery does not fully separate the valence of a perception from engagement with technological change as a frame. At the macro level, 27 countries afford limited power for cross-level interactions and place a heavy burden on the regime classification, whose treatment of the post-socialist and southern European cases, while defensible, remains contestable</w:t>
+      </w:r>
+      <w:r>
+        <w:t xml:space="preserve"> </w:t>
+      </w:r>
+      <w:r>
+        <w:t xml:space="preserve">(</w:t>
+      </w:r>
+      <w:hyperlink w:anchor="ref-aidukaite_welfare_2011">
+        <w:r>
+          <w:rPr>
+            <w:rStyle w:val="Hyperlink"/>
+          </w:rPr>
+          <w:t xml:space="preserve">Aidukaite, 2011</w:t>
+        </w:r>
+      </w:hyperlink>
+      <w:r>
+        <w:t xml:space="preserve">;</w:t>
+      </w:r>
+      <w:r>
+        <w:t xml:space="preserve"> </w:t>
+      </w:r>
+      <w:hyperlink w:anchor="ref-ferrera_southern_1996">
+        <w:r>
+          <w:rPr>
+            <w:rStyle w:val="Hyperlink"/>
+          </w:rPr>
+          <w:t xml:space="preserve">Ferrera, 1996</w:t>
+        </w:r>
+      </w:hyperlink>
+      <w:r>
+        <w:t xml:space="preserve">)</w:t>
+      </w:r>
+      <w:r>
+        <w:t xml:space="preserve">.</w:t>
+      </w:r>
+    </w:p>
+    <w:p>
+      <w:pPr>
+        <w:pStyle w:val="BodyText"/>
+      </w:pPr>
+      <w:r>
+        <w:t xml:space="preserve">These limitations mark out an agenda. Panel data would allow the temporal ordering of technological perception and perceived redistributive justice to be established and reverse causation to be assessed directly. Instrumentation that separates concrete from prospective technological risk, and the valence of a perception from the salience of technological change, would clarify the mechanisms behind the displacement anomaly; qualitative inquiry into how platform and own-account workers construct the reference points against which they believe that justice would do the same for the platform result. Comparative leverage would be improved by replacing categorical regimes with continuous indicators of decommodification and of active labour-market and social-investment provision, which would also permit a more direct test of whether policy feedback, rather than reassurance, underlies the institutional patterning observed here</w:t>
+      </w:r>
+      <w:r>
+        <w:t xml:space="preserve"> </w:t>
+      </w:r>
+      <w:r>
+        <w:t xml:space="preserve">(</w:t>
+      </w:r>
+      <w:hyperlink w:anchor="ref-fan_how_2024">
+        <w:r>
+          <w:rPr>
+            <w:rStyle w:val="Hyperlink"/>
+          </w:rPr>
+          <w:t xml:space="preserve">Fan et al., 2024</w:t>
+        </w:r>
+      </w:hyperlink>
+      <w:r>
+        <w:t xml:space="preserve">;</w:t>
+      </w:r>
+      <w:r>
+        <w:t xml:space="preserve"> </w:t>
+      </w:r>
+      <w:hyperlink w:anchor="ref-gallego_automation_2022">
+        <w:r>
+          <w:rPr>
+            <w:rStyle w:val="Hyperlink"/>
+          </w:rPr>
+          <w:t xml:space="preserve">Gallego and Kurer, 2022</w:t>
+        </w:r>
+      </w:hyperlink>
+      <w:r>
+        <w:t xml:space="preserve">)</w:t>
+      </w:r>
+      <w:r>
+        <w:t xml:space="preserve">. Greater attention to within-regime heterogeneity, particularly in the commodified welfare states of Latin America, would test the generalisability of the decoupling thesis beyond the European core</w:t>
+      </w:r>
+      <w:r>
+        <w:t xml:space="preserve"> </w:t>
+      </w:r>
+      <w:r>
+        <w:t xml:space="preserve">(</w:t>
+      </w:r>
+      <w:hyperlink w:anchor="ref-perez-ahumada_conditioning_2026">
+        <w:r>
+          <w:rPr>
+            <w:rStyle w:val="Hyperlink"/>
+          </w:rPr>
+          <w:t xml:space="preserve">Pérez-Ahumada et al., 2026</w:t>
+        </w:r>
+      </w:hyperlink>
+      <w:r>
+        <w:t xml:space="preserve">)</w:t>
+      </w:r>
+      <w:r>
+        <w:t xml:space="preserve">.</w:t>
+      </w:r>
+    </w:p>
+    <w:p>
+      <w:pPr>
+        <w:pStyle w:val="BodyText"/>
+      </w:pPr>
+      <w:r>
+        <w:t xml:space="preserve">The legitimacy of the welfare state in the digital transition appears to depend less on the objective pace of automation than on whether institutions can prevent perceived redistributive justice from fragmenting along individual labour-market lines. On the evidence presented here, universalist designs are better able to do so. As digitalisation continues to remake the standard employment relationship around which social protection was built</w:t>
+      </w:r>
+      <w:r>
+        <w:t xml:space="preserve"> </w:t>
+      </w:r>
+      <w:r>
+        <w:t xml:space="preserve">(</w:t>
+      </w:r>
+      <w:hyperlink w:anchor="ref-howcroft_digitalisation_2025">
+        <w:r>
+          <w:rPr>
+            <w:rStyle w:val="Hyperlink"/>
+          </w:rPr>
+          <w:t xml:space="preserve">Howcroft et al., 2025</w:t>
+        </w:r>
+      </w:hyperlink>
+      <w:r>
+        <w:t xml:space="preserve">)</w:t>
+      </w:r>
+      <w:r>
+        <w:t xml:space="preserve">, how perceived justice is distributed across the workforce, not only how much redistribution citizens wan, is likely to become a central question for the comparative study of welfare legitimacy.</w:t>
+      </w:r>
+    </w:p>
+    <w:bookmarkEnd w:id="42"/>
+    <w:bookmarkStart w:id="180" w:name="references"/>
     <w:p>
       <w:pPr>
         <w:pStyle w:val="Heading1"/>
       </w:pPr>
       <w:r>
-        <w:t xml:space="preserve">5. References</w:t>
-      </w:r>
-    </w:p>
-    <w:bookmarkStart w:id="177" w:name="refs"/>
-    <w:bookmarkStart w:id="42" w:name="ref-aidukaite_welfare_2011"/>
+        <w:t xml:space="preserve">6. References</w:t>
+      </w:r>
+    </w:p>
+    <w:bookmarkStart w:id="179" w:name="refs"/>
+    <w:bookmarkStart w:id="44" w:name="ref-aidukaite_welfare_2011"/>
     <w:p>
       <w:pPr>
         <w:pStyle w:val="Bibliography"/>
@@ -9884,7 +5610,7 @@
       <w:r>
         <w:t xml:space="preserve"> </w:t>
       </w:r>
-      <w:hyperlink r:id="rId41">
+      <w:hyperlink r:id="rId43">
         <w:r>
           <w:rPr>
             <w:rStyle w:val="Hyperlink"/>
@@ -9893,8 +5619,8 @@
         </w:r>
       </w:hyperlink>
     </w:p>
-    <w:bookmarkEnd w:id="42"/>
-    <w:bookmarkStart w:id="44" w:name="ref-anderson_workers_2007"/>
+    <w:bookmarkEnd w:id="44"/>
+    <w:bookmarkStart w:id="46" w:name="ref-anderson_workers_2007"/>
     <w:p>
       <w:pPr>
         <w:pStyle w:val="Bibliography"/>
@@ -9929,7 +5655,7 @@
       <w:r>
         <w:t xml:space="preserve"> </w:t>
       </w:r>
-      <w:hyperlink r:id="rId43">
+      <w:hyperlink r:id="rId45">
         <w:r>
           <w:rPr>
             <w:rStyle w:val="Hyperlink"/>
@@ -9938,8 +5664,8 @@
         </w:r>
       </w:hyperlink>
     </w:p>
-    <w:bookmarkEnd w:id="44"/>
-    <w:bookmarkStart w:id="46" w:name="ref-arntz_risk_2016"/>
+    <w:bookmarkEnd w:id="46"/>
+    <w:bookmarkStart w:id="48" w:name="ref-arntz_risk_2016"/>
     <w:p>
       <w:pPr>
         <w:pStyle w:val="Bibliography"/>
@@ -10037,7 +5763,7 @@
       <w:r>
         <w:t xml:space="preserve"> </w:t>
       </w:r>
-      <w:hyperlink r:id="rId45">
+      <w:hyperlink r:id="rId47">
         <w:r>
           <w:rPr>
             <w:rStyle w:val="Hyperlink"/>
@@ -10046,8 +5772,8 @@
         </w:r>
       </w:hyperlink>
     </w:p>
-    <w:bookmarkEnd w:id="46"/>
-    <w:bookmarkStart w:id="48" w:name="ref-arts_three_2002"/>
+    <w:bookmarkEnd w:id="48"/>
+    <w:bookmarkStart w:id="50" w:name="ref-arts_three_2002"/>
     <w:p>
       <w:pPr>
         <w:pStyle w:val="Bibliography"/>
@@ -10070,7 +5796,7 @@
       <w:r>
         <w:t xml:space="preserve"> </w:t>
       </w:r>
-      <w:hyperlink r:id="rId47">
+      <w:hyperlink r:id="rId49">
         <w:r>
           <w:rPr>
             <w:rStyle w:val="Hyperlink"/>
@@ -10079,8 +5805,8 @@
         </w:r>
       </w:hyperlink>
     </w:p>
-    <w:bookmarkEnd w:id="48"/>
-    <w:bookmarkStart w:id="50" w:name="ref-autor_why_2015"/>
+    <w:bookmarkEnd w:id="50"/>
+    <w:bookmarkStart w:id="52" w:name="ref-autor_why_2015"/>
     <w:p>
       <w:pPr>
         <w:pStyle w:val="Bibliography"/>
@@ -10133,7 +5859,7 @@
       <w:r>
         <w:t xml:space="preserve"> </w:t>
       </w:r>
-      <w:hyperlink r:id="rId49">
+      <w:hyperlink r:id="rId51">
         <w:r>
           <w:rPr>
             <w:rStyle w:val="Hyperlink"/>
@@ -10142,8 +5868,8 @@
         </w:r>
       </w:hyperlink>
     </w:p>
-    <w:bookmarkEnd w:id="50"/>
-    <w:bookmarkStart w:id="52" w:name="ref-bambra_sifting_2007"/>
+    <w:bookmarkEnd w:id="52"/>
+    <w:bookmarkStart w:id="54" w:name="ref-bambra_sifting_2007"/>
     <w:p>
       <w:pPr>
         <w:pStyle w:val="Bibliography"/>
@@ -10223,7 +5949,7 @@
       <w:r>
         <w:t xml:space="preserve"> </w:t>
       </w:r>
-      <w:hyperlink r:id="rId51">
+      <w:hyperlink r:id="rId53">
         <w:r>
           <w:rPr>
             <w:rStyle w:val="Hyperlink"/>
@@ -10232,8 +5958,8 @@
         </w:r>
       </w:hyperlink>
     </w:p>
-    <w:bookmarkEnd w:id="52"/>
-    <w:bookmarkStart w:id="54" w:name="ref-behrendt_social_2019"/>
+    <w:bookmarkEnd w:id="54"/>
+    <w:bookmarkStart w:id="56" w:name="ref-behrendt_social_2019"/>
     <w:p>
       <w:pPr>
         <w:pStyle w:val="Bibliography"/>
@@ -10256,7 +5982,7 @@
       <w:r>
         <w:t xml:space="preserve"> </w:t>
       </w:r>
-      <w:hyperlink r:id="rId53">
+      <w:hyperlink r:id="rId55">
         <w:r>
           <w:rPr>
             <w:rStyle w:val="Hyperlink"/>
@@ -10265,8 +5991,8 @@
         </w:r>
       </w:hyperlink>
     </w:p>
-    <w:bookmarkEnd w:id="54"/>
-    <w:bookmarkStart w:id="56" w:name="ref-blekesaune_public_2003"/>
+    <w:bookmarkEnd w:id="56"/>
+    <w:bookmarkStart w:id="58" w:name="ref-blekesaune_public_2003"/>
     <w:p>
       <w:pPr>
         <w:pStyle w:val="Bibliography"/>
@@ -10319,7 +6045,7 @@
       <w:r>
         <w:t xml:space="preserve"> </w:t>
       </w:r>
-      <w:hyperlink r:id="rId55">
+      <w:hyperlink r:id="rId57">
         <w:r>
           <w:rPr>
             <w:rStyle w:val="Hyperlink"/>
@@ -10328,8 +6054,8 @@
         </w:r>
       </w:hyperlink>
     </w:p>
-    <w:bookmarkEnd w:id="56"/>
-    <w:bookmarkStart w:id="58" w:name="ref-brougham_smart_2018"/>
+    <w:bookmarkEnd w:id="58"/>
+    <w:bookmarkStart w:id="60" w:name="ref-brougham_smart_2018"/>
     <w:p>
       <w:pPr>
         <w:pStyle w:val="Bibliography"/>
@@ -10394,7 +6120,7 @@
       <w:r>
         <w:t xml:space="preserve"> </w:t>
       </w:r>
-      <w:hyperlink r:id="rId57">
+      <w:hyperlink r:id="rId59">
         <w:r>
           <w:rPr>
             <w:rStyle w:val="Hyperlink"/>
@@ -10403,8 +6129,8 @@
         </w:r>
       </w:hyperlink>
     </w:p>
-    <w:bookmarkEnd w:id="58"/>
-    <w:bookmarkStart w:id="60" w:name="ref-busemeyer_social_2022"/>
+    <w:bookmarkEnd w:id="60"/>
+    <w:bookmarkStart w:id="62" w:name="ref-busemeyer_social_2022"/>
     <w:p>
       <w:pPr>
         <w:pStyle w:val="Bibliography"/>
@@ -10490,7 +6216,7 @@
       <w:r>
         <w:t xml:space="preserve"> </w:t>
       </w:r>
-      <w:hyperlink r:id="rId59">
+      <w:hyperlink r:id="rId61">
         <w:r>
           <w:rPr>
             <w:rStyle w:val="Hyperlink"/>
@@ -10499,8 +6225,8 @@
         </w:r>
       </w:hyperlink>
     </w:p>
-    <w:bookmarkEnd w:id="60"/>
-    <w:bookmarkStart w:id="62" w:name="ref-bustelo_automation_2020"/>
+    <w:bookmarkEnd w:id="62"/>
+    <w:bookmarkStart w:id="64" w:name="ref-bustelo_automation_2020"/>
     <w:p>
       <w:pPr>
         <w:pStyle w:val="Bibliography"/>
@@ -10553,7 +6279,7 @@
       <w:r>
         <w:t xml:space="preserve"> </w:t>
       </w:r>
-      <w:hyperlink r:id="rId61">
+      <w:hyperlink r:id="rId63">
         <w:r>
           <w:rPr>
             <w:rStyle w:val="Hyperlink"/>
@@ -10562,8 +6288,8 @@
         </w:r>
       </w:hyperlink>
     </w:p>
-    <w:bookmarkEnd w:id="62"/>
-    <w:bookmarkStart w:id="64" w:name="ref-castillo_perception_2022"/>
+    <w:bookmarkEnd w:id="64"/>
+    <w:bookmarkStart w:id="66" w:name="ref-castillo_perception_2022"/>
     <w:p>
       <w:pPr>
         <w:pStyle w:val="Bibliography"/>
@@ -10583,7 +6309,7 @@
       <w:r>
         <w:t xml:space="preserve"> </w:t>
       </w:r>
-      <w:hyperlink r:id="rId63">
+      <w:hyperlink r:id="rId65">
         <w:r>
           <w:rPr>
             <w:rStyle w:val="Hyperlink"/>
@@ -10592,8 +6318,8 @@
         </w:r>
       </w:hyperlink>
     </w:p>
-    <w:bookmarkEnd w:id="64"/>
-    <w:bookmarkStart w:id="66" w:name="ref-castillo_perceptions_2025"/>
+    <w:bookmarkEnd w:id="66"/>
+    <w:bookmarkStart w:id="68" w:name="ref-castillo_perceptions_2025"/>
     <w:p>
       <w:pPr>
         <w:pStyle w:val="Bibliography"/>
@@ -10616,7 +6342,7 @@
       <w:r>
         <w:t xml:space="preserve"> </w:t>
       </w:r>
-      <w:hyperlink r:id="rId65">
+      <w:hyperlink r:id="rId67">
         <w:r>
           <w:rPr>
             <w:rStyle w:val="Hyperlink"/>
@@ -10625,8 +6351,8 @@
         </w:r>
       </w:hyperlink>
     </w:p>
-    <w:bookmarkEnd w:id="66"/>
-    <w:bookmarkStart w:id="68" w:name="ref-cavaille_fair_2025"/>
+    <w:bookmarkEnd w:id="68"/>
+    <w:bookmarkStart w:id="70" w:name="ref-cavaille_fair_2025"/>
     <w:p>
       <w:pPr>
         <w:pStyle w:val="Bibliography"/>
@@ -10691,7 +6417,7 @@
       <w:r>
         <w:t xml:space="preserve"> </w:t>
       </w:r>
-      <w:hyperlink r:id="rId67">
+      <w:hyperlink r:id="rId69">
         <w:r>
           <w:rPr>
             <w:rStyle w:val="Hyperlink"/>
@@ -10700,8 +6426,8 @@
         </w:r>
       </w:hyperlink>
     </w:p>
-    <w:bookmarkEnd w:id="68"/>
-    <w:bookmarkStart w:id="70" w:name="ref-chung_institutions_2011"/>
+    <w:bookmarkEnd w:id="70"/>
+    <w:bookmarkStart w:id="72" w:name="ref-chung_institutions_2011"/>
     <w:p>
       <w:pPr>
         <w:pStyle w:val="Bibliography"/>
@@ -10736,7 +6462,7 @@
       <w:r>
         <w:t xml:space="preserve"> </w:t>
       </w:r>
-      <w:hyperlink r:id="rId69">
+      <w:hyperlink r:id="rId71">
         <w:r>
           <w:rPr>
             <w:rStyle w:val="Hyperlink"/>
@@ -10745,8 +6471,8 @@
         </w:r>
       </w:hyperlink>
     </w:p>
-    <w:bookmarkEnd w:id="70"/>
-    <w:bookmarkStart w:id="72" w:name="ref-cusack_risks_2006"/>
+    <w:bookmarkEnd w:id="72"/>
+    <w:bookmarkStart w:id="74" w:name="ref-cusack_risks_2006"/>
     <w:p>
       <w:pPr>
         <w:pStyle w:val="Bibliography"/>
@@ -10799,7 +6525,7 @@
       <w:r>
         <w:t xml:space="preserve"> </w:t>
       </w:r>
-      <w:hyperlink r:id="rId71">
+      <w:hyperlink r:id="rId73">
         <w:r>
           <w:rPr>
             <w:rStyle w:val="Hyperlink"/>
@@ -10808,8 +6534,8 @@
         </w:r>
       </w:hyperlink>
     </w:p>
-    <w:bookmarkEnd w:id="72"/>
-    <w:bookmarkStart w:id="74" w:name="ref-dewitte_job_2005"/>
+    <w:bookmarkEnd w:id="74"/>
+    <w:bookmarkStart w:id="76" w:name="ref-dewitte_job_2005"/>
     <w:p>
       <w:pPr>
         <w:pStyle w:val="Bibliography"/>
@@ -10832,7 +6558,7 @@
       <w:r>
         <w:t xml:space="preserve"> </w:t>
       </w:r>
-      <w:hyperlink r:id="rId73">
+      <w:hyperlink r:id="rId75">
         <w:r>
           <w:rPr>
             <w:rStyle w:val="Hyperlink"/>
@@ -10841,8 +6567,8 @@
         </w:r>
       </w:hyperlink>
     </w:p>
-    <w:bookmarkEnd w:id="74"/>
-    <w:bookmarkStart w:id="76" w:name="ref-dekker_fear_2017"/>
+    <w:bookmarkEnd w:id="76"/>
+    <w:bookmarkStart w:id="78" w:name="ref-dekker_fear_2017"/>
     <w:p>
       <w:pPr>
         <w:pStyle w:val="Bibliography"/>
@@ -10853,7 +6579,7 @@
       <w:r>
         <w:t xml:space="preserve"> </w:t>
       </w:r>
-      <w:hyperlink r:id="rId75">
+      <w:hyperlink r:id="rId77">
         <w:r>
           <w:rPr>
             <w:rStyle w:val="Hyperlink"/>
@@ -10862,8 +6588,8 @@
         </w:r>
       </w:hyperlink>
     </w:p>
-    <w:bookmarkEnd w:id="76"/>
-    <w:bookmarkStart w:id="78" w:name="ref-emmenegger_age_2012"/>
+    <w:bookmarkEnd w:id="78"/>
+    <w:bookmarkStart w:id="80" w:name="ref-emmenegger_age_2012"/>
     <w:p>
       <w:pPr>
         <w:pStyle w:val="Bibliography"/>
@@ -10874,7 +6600,7 @@
       <w:r>
         <w:t xml:space="preserve"> </w:t>
       </w:r>
-      <w:hyperlink r:id="rId77">
+      <w:hyperlink r:id="rId79">
         <w:r>
           <w:rPr>
             <w:rStyle w:val="Hyperlink"/>
@@ -10883,8 +6609,8 @@
         </w:r>
       </w:hyperlink>
     </w:p>
-    <w:bookmarkEnd w:id="78"/>
-    <w:bookmarkStart w:id="79" w:name="ref-esping-andersen_three_1993"/>
+    <w:bookmarkEnd w:id="80"/>
+    <w:bookmarkStart w:id="81" w:name="ref-esping-andersen_three_1993"/>
     <w:p>
       <w:pPr>
         <w:pStyle w:val="Bibliography"/>
@@ -10893,8 +6619,8 @@
         <w:t xml:space="preserve">Esping-Andersen, G., 1993. The three worlds of welfare capitalism. Polity press, Cambridge.</w:t>
       </w:r>
     </w:p>
-    <w:bookmarkEnd w:id="79"/>
-    <w:bookmarkStart w:id="81" w:name="ref-fan_how_2024"/>
+    <w:bookmarkEnd w:id="81"/>
+    <w:bookmarkStart w:id="83" w:name="ref-fan_how_2024"/>
     <w:p>
       <w:pPr>
         <w:pStyle w:val="Bibliography"/>
@@ -10947,7 +6673,7 @@
       <w:r>
         <w:t xml:space="preserve"> </w:t>
       </w:r>
-      <w:hyperlink r:id="rId80">
+      <w:hyperlink r:id="rId82">
         <w:r>
           <w:rPr>
             <w:rStyle w:val="Hyperlink"/>
@@ -10956,8 +6682,8 @@
         </w:r>
       </w:hyperlink>
     </w:p>
-    <w:bookmarkEnd w:id="81"/>
-    <w:bookmarkStart w:id="82" w:name="ref-Fenger2006WelfareRI"/>
+    <w:bookmarkEnd w:id="83"/>
+    <w:bookmarkStart w:id="84" w:name="ref-Fenger2006WelfareRI"/>
     <w:p>
       <w:pPr>
         <w:pStyle w:val="Bibliography"/>
@@ -10978,8 +6704,8 @@
         <w:t xml:space="preserve">post-communist countries in a welfare regime typology.</w:t>
       </w:r>
     </w:p>
-    <w:bookmarkEnd w:id="82"/>
-    <w:bookmarkStart w:id="84" w:name="ref-ferrera_southern_1996"/>
+    <w:bookmarkEnd w:id="84"/>
+    <w:bookmarkStart w:id="86" w:name="ref-ferrera_southern_1996"/>
     <w:p>
       <w:pPr>
         <w:pStyle w:val="Bibliography"/>
@@ -11017,7 +6743,7 @@
       <w:r>
         <w:t xml:space="preserve"> </w:t>
       </w:r>
-      <w:hyperlink r:id="rId83">
+      <w:hyperlink r:id="rId85">
         <w:r>
           <w:rPr>
             <w:rStyle w:val="Hyperlink"/>
@@ -11026,8 +6752,8 @@
         </w:r>
       </w:hyperlink>
     </w:p>
-    <w:bookmarkEnd w:id="84"/>
-    <w:bookmarkStart w:id="86" w:name="ref-finseraas_income_2009"/>
+    <w:bookmarkEnd w:id="86"/>
+    <w:bookmarkStart w:id="88" w:name="ref-finseraas_income_2009"/>
     <w:p>
       <w:pPr>
         <w:pStyle w:val="Bibliography"/>
@@ -11092,7 +6818,7 @@
       <w:r>
         <w:t xml:space="preserve"> </w:t>
       </w:r>
-      <w:hyperlink r:id="rId85">
+      <w:hyperlink r:id="rId87">
         <w:r>
           <w:rPr>
             <w:rStyle w:val="Hyperlink"/>
@@ -11101,8 +6827,8 @@
         </w:r>
       </w:hyperlink>
     </w:p>
-    <w:bookmarkEnd w:id="86"/>
-    <w:bookmarkStart w:id="88" w:name="ref-frey_future_2017"/>
+    <w:bookmarkEnd w:id="88"/>
+    <w:bookmarkStart w:id="90" w:name="ref-frey_future_2017"/>
     <w:p>
       <w:pPr>
         <w:pStyle w:val="Bibliography"/>
@@ -11125,7 +6851,7 @@
       <w:r>
         <w:t xml:space="preserve"> </w:t>
       </w:r>
-      <w:hyperlink r:id="rId87">
+      <w:hyperlink r:id="rId89">
         <w:r>
           <w:rPr>
             <w:rStyle w:val="Hyperlink"/>
@@ -11134,8 +6860,8 @@
         </w:r>
       </w:hyperlink>
     </w:p>
-    <w:bookmarkEnd w:id="88"/>
-    <w:bookmarkStart w:id="90" w:name="ref-gallego_automation_2022"/>
+    <w:bookmarkEnd w:id="90"/>
+    <w:bookmarkStart w:id="92" w:name="ref-gallego_automation_2022"/>
     <w:p>
       <w:pPr>
         <w:pStyle w:val="Bibliography"/>
@@ -11197,7 +6923,7 @@
       <w:r>
         <w:t xml:space="preserve"> </w:t>
       </w:r>
-      <w:hyperlink r:id="rId89">
+      <w:hyperlink r:id="rId91">
         <w:r>
           <w:rPr>
             <w:rStyle w:val="Hyperlink"/>
@@ -11206,8 +6932,8 @@
         </w:r>
       </w:hyperlink>
     </w:p>
-    <w:bookmarkEnd w:id="90"/>
-    <w:bookmarkStart w:id="92" w:name="ref-gallie_economic_2013"/>
+    <w:bookmarkEnd w:id="92"/>
+    <w:bookmarkStart w:id="94" w:name="ref-gallie_economic_2013"/>
     <w:p>
       <w:pPr>
         <w:pStyle w:val="Bibliography"/>
@@ -11266,7 +6992,7 @@
       <w:r>
         <w:t xml:space="preserve"> </w:t>
       </w:r>
-      <w:hyperlink r:id="rId91">
+      <w:hyperlink r:id="rId93">
         <w:r>
           <w:rPr>
             <w:rStyle w:val="Hyperlink"/>
@@ -11275,8 +7001,8 @@
         </w:r>
       </w:hyperlink>
     </w:p>
-    <w:bookmarkEnd w:id="92"/>
-    <w:bookmarkStart w:id="94" w:name="ref-garcia-castro_perceiving_2020"/>
+    <w:bookmarkEnd w:id="94"/>
+    <w:bookmarkStart w:id="96" w:name="ref-garcia-castro_perceiving_2020"/>
     <w:p>
       <w:pPr>
         <w:pStyle w:val="Bibliography"/>
@@ -11287,7 +7013,7 @@
       <w:r>
         <w:t xml:space="preserve"> </w:t>
       </w:r>
-      <w:hyperlink r:id="rId93">
+      <w:hyperlink r:id="rId95">
         <w:r>
           <w:rPr>
             <w:rStyle w:val="Hyperlink"/>
@@ -11296,8 +7022,8 @@
         </w:r>
       </w:hyperlink>
     </w:p>
-    <w:bookmarkEnd w:id="94"/>
-    <w:bookmarkStart w:id="96" w:name="ref-garcia-sanchez_attitudes_2020"/>
+    <w:bookmarkEnd w:id="96"/>
+    <w:bookmarkStart w:id="98" w:name="ref-garcia-sanchez_attitudes_2020"/>
     <w:p>
       <w:pPr>
         <w:pStyle w:val="Bibliography"/>
@@ -11308,7 +7034,7 @@
       <w:r>
         <w:t xml:space="preserve"> </w:t>
       </w:r>
-      <w:hyperlink r:id="rId95">
+      <w:hyperlink r:id="rId97">
         <w:r>
           <w:rPr>
             <w:rStyle w:val="Hyperlink"/>
@@ -11317,8 +7043,8 @@
         </w:r>
       </w:hyperlink>
     </w:p>
-    <w:bookmarkEnd w:id="96"/>
-    <w:bookmarkStart w:id="98" w:name="ref-gimpelson_misperceiving_2018"/>
+    <w:bookmarkEnd w:id="98"/>
+    <w:bookmarkStart w:id="100" w:name="ref-gimpelson_misperceiving_2018"/>
     <w:p>
       <w:pPr>
         <w:pStyle w:val="Bibliography"/>
@@ -11329,7 +7055,7 @@
       <w:r>
         <w:t xml:space="preserve"> </w:t>
       </w:r>
-      <w:hyperlink r:id="rId97">
+      <w:hyperlink r:id="rId99">
         <w:r>
           <w:rPr>
             <w:rStyle w:val="Hyperlink"/>
@@ -11338,8 +7064,8 @@
         </w:r>
       </w:hyperlink>
     </w:p>
-    <w:bookmarkEnd w:id="98"/>
-    <w:bookmarkStart w:id="100" w:name="ref-gutierrezcrocco_effects_2022"/>
+    <w:bookmarkEnd w:id="100"/>
+    <w:bookmarkStart w:id="102" w:name="ref-gutierrezcrocco_effects_2022"/>
     <w:p>
       <w:pPr>
         <w:pStyle w:val="Bibliography"/>
@@ -11380,7 +7106,7 @@
       <w:r>
         <w:t xml:space="preserve"> </w:t>
       </w:r>
-      <w:hyperlink r:id="rId99">
+      <w:hyperlink r:id="rId101">
         <w:r>
           <w:rPr>
             <w:rStyle w:val="Hyperlink"/>
@@ -11389,8 +7115,8 @@
         </w:r>
       </w:hyperlink>
     </w:p>
-    <w:bookmarkEnd w:id="100"/>
-    <w:bookmarkStart w:id="101" w:name="ref-haubo_cumulative_2018"/>
+    <w:bookmarkEnd w:id="102"/>
+    <w:bookmarkStart w:id="103" w:name="ref-haubo_cumulative_2018"/>
     <w:p>
       <w:pPr>
         <w:pStyle w:val="Bibliography"/>
@@ -11411,8 +7137,8 @@
         <w:t xml:space="preserve">package ordinal.</w:t>
       </w:r>
     </w:p>
-    <w:bookmarkEnd w:id="101"/>
-    <w:bookmarkStart w:id="103" w:name="ref-howcroft_digitalisation_2025"/>
+    <w:bookmarkEnd w:id="103"/>
+    <w:bookmarkStart w:id="105" w:name="ref-howcroft_digitalisation_2025"/>
     <w:p>
       <w:pPr>
         <w:pStyle w:val="Bibliography"/>
@@ -11444,7 +7170,7 @@
       <w:r>
         <w:t xml:space="preserve"> </w:t>
       </w:r>
-      <w:hyperlink r:id="rId102">
+      <w:hyperlink r:id="rId104">
         <w:r>
           <w:rPr>
             <w:rStyle w:val="Hyperlink"/>
@@ -11453,8 +7179,8 @@
         </w:r>
       </w:hyperlink>
     </w:p>
-    <w:bookmarkEnd w:id="103"/>
-    <w:bookmarkStart w:id="105" w:name="ref-hox_multilevel_2017"/>
+    <w:bookmarkEnd w:id="105"/>
+    <w:bookmarkStart w:id="107" w:name="ref-hox_multilevel_2017"/>
     <w:p>
       <w:pPr>
         <w:pStyle w:val="Bibliography"/>
@@ -11504,7 +7230,7 @@
       <w:r>
         <w:t xml:space="preserve"> </w:t>
       </w:r>
-      <w:hyperlink r:id="rId104">
+      <w:hyperlink r:id="rId106">
         <w:r>
           <w:rPr>
             <w:rStyle w:val="Hyperlink"/>
@@ -11513,8 +7239,8 @@
         </w:r>
       </w:hyperlink>
     </w:p>
-    <w:bookmarkEnd w:id="105"/>
-    <w:bookmarkStart w:id="107" w:name="ref-im_losers_2019"/>
+    <w:bookmarkEnd w:id="107"/>
+    <w:bookmarkStart w:id="109" w:name="ref-im_losers_2019"/>
     <w:p>
       <w:pPr>
         <w:pStyle w:val="Bibliography"/>
@@ -11546,7 +7272,7 @@
       <w:r>
         <w:t xml:space="preserve"> </w:t>
       </w:r>
-      <w:hyperlink r:id="rId106">
+      <w:hyperlink r:id="rId108">
         <w:r>
           <w:rPr>
             <w:rStyle w:val="Hyperlink"/>
@@ -11555,8 +7281,8 @@
         </w:r>
       </w:hyperlink>
     </w:p>
-    <w:bookmarkEnd w:id="107"/>
-    <w:bookmarkStart w:id="109" w:name="ref-iversen_asset_2001"/>
+    <w:bookmarkEnd w:id="109"/>
+    <w:bookmarkStart w:id="111" w:name="ref-iversen_asset_2001"/>
     <w:p>
       <w:pPr>
         <w:pStyle w:val="Bibliography"/>
@@ -11588,7 +7314,7 @@
       <w:r>
         <w:t xml:space="preserve"> </w:t>
       </w:r>
-      <w:hyperlink r:id="rId108">
+      <w:hyperlink r:id="rId110">
         <w:r>
           <w:rPr>
             <w:rStyle w:val="Hyperlink"/>
@@ -11597,8 +7323,8 @@
         </w:r>
       </w:hyperlink>
     </w:p>
-    <w:bookmarkEnd w:id="109"/>
-    <w:bookmarkStart w:id="111" w:name="ref-jaeger_welfare_2006"/>
+    <w:bookmarkEnd w:id="111"/>
+    <w:bookmarkStart w:id="113" w:name="ref-jaeger_welfare_2006"/>
     <w:p>
       <w:pPr>
         <w:pStyle w:val="Bibliography"/>
@@ -11639,7 +7365,7 @@
       <w:r>
         <w:t xml:space="preserve"> </w:t>
       </w:r>
-      <w:hyperlink r:id="rId110">
+      <w:hyperlink r:id="rId112">
         <w:r>
           <w:rPr>
             <w:rStyle w:val="Hyperlink"/>
@@ -11648,8 +7374,8 @@
         </w:r>
       </w:hyperlink>
     </w:p>
-    <w:bookmarkEnd w:id="111"/>
-    <w:bookmarkStart w:id="112" w:name="ref-kalleberg_good_2011"/>
+    <w:bookmarkEnd w:id="113"/>
+    <w:bookmarkStart w:id="114" w:name="ref-kalleberg_good_2011"/>
     <w:p>
       <w:pPr>
         <w:pStyle w:val="Bibliography"/>
@@ -11679,8 +7405,8 @@
         <w:t xml:space="preserve">, 1970s-2000s, Good Jobs, Bad Jobs: The Rise of Polarized and Precarious Employment Systems in the United States, 1970s-2000s.</w:t>
       </w:r>
     </w:p>
-    <w:bookmarkEnd w:id="112"/>
-    <w:bookmarkStart w:id="114" w:name="ref-kenworthy_inequality_2007"/>
+    <w:bookmarkEnd w:id="114"/>
+    <w:bookmarkStart w:id="116" w:name="ref-kenworthy_inequality_2007"/>
     <w:p>
       <w:pPr>
         <w:pStyle w:val="Bibliography"/>
@@ -11691,7 +7417,7 @@
       <w:r>
         <w:t xml:space="preserve"> </w:t>
       </w:r>
-      <w:hyperlink r:id="rId113">
+      <w:hyperlink r:id="rId115">
         <w:r>
           <w:rPr>
             <w:rStyle w:val="Hyperlink"/>
@@ -11700,8 +7426,8 @@
         </w:r>
       </w:hyperlink>
     </w:p>
-    <w:bookmarkEnd w:id="114"/>
-    <w:bookmarkStart w:id="116" w:name="ref-korpi_paradox_1998"/>
+    <w:bookmarkEnd w:id="116"/>
+    <w:bookmarkStart w:id="118" w:name="ref-korpi_paradox_1998"/>
     <w:p>
       <w:pPr>
         <w:pStyle w:val="Bibliography"/>
@@ -11796,7 +7522,7 @@
       <w:r>
         <w:t xml:space="preserve"> </w:t>
       </w:r>
-      <w:hyperlink r:id="rId115">
+      <w:hyperlink r:id="rId117">
         <w:r>
           <w:rPr>
             <w:rStyle w:val="Hyperlink"/>
@@ -11805,8 +7531,8 @@
         </w:r>
       </w:hyperlink>
     </w:p>
-    <w:bookmarkEnd w:id="116"/>
-    <w:bookmarkStart w:id="118" w:name="ref-kurer_declining_2020"/>
+    <w:bookmarkEnd w:id="118"/>
+    <w:bookmarkStart w:id="120" w:name="ref-kurer_declining_2020"/>
     <w:p>
       <w:pPr>
         <w:pStyle w:val="Bibliography"/>
@@ -11853,7 +7579,7 @@
       <w:r>
         <w:t xml:space="preserve"> </w:t>
       </w:r>
-      <w:hyperlink r:id="rId117">
+      <w:hyperlink r:id="rId119">
         <w:r>
           <w:rPr>
             <w:rStyle w:val="Hyperlink"/>
@@ -11862,8 +7588,8 @@
         </w:r>
       </w:hyperlink>
     </w:p>
-    <w:bookmarkEnd w:id="118"/>
-    <w:bookmarkStart w:id="119" w:name="ref-laenen_welfare_2020"/>
+    <w:bookmarkEnd w:id="120"/>
+    <w:bookmarkStart w:id="121" w:name="ref-laenen_welfare_2020"/>
     <w:p>
       <w:pPr>
         <w:pStyle w:val="Bibliography"/>
@@ -11872,8 +7598,8 @@
         <w:t xml:space="preserve">Laenen, T., 2020. Welfare deservingness and welfare policy: Popular deservingness opinions and their interaction with welfare state policies. Edward Elgar Publishing, Cheltenham, UK Northampton, MA, USA.</w:t>
       </w:r>
     </w:p>
-    <w:bookmarkEnd w:id="119"/>
-    <w:bookmarkStart w:id="121" w:name="ref-larsen_institutional_2008"/>
+    <w:bookmarkEnd w:id="121"/>
+    <w:bookmarkStart w:id="123" w:name="ref-larsen_institutional_2008"/>
     <w:p>
       <w:pPr>
         <w:pStyle w:val="Bibliography"/>
@@ -11914,7 +7640,7 @@
       <w:r>
         <w:t xml:space="preserve"> </w:t>
       </w:r>
-      <w:hyperlink r:id="rId120">
+      <w:hyperlink r:id="rId122">
         <w:r>
           <w:rPr>
             <w:rStyle w:val="Hyperlink"/>
@@ -11923,8 +7649,8 @@
         </w:r>
       </w:hyperlink>
     </w:p>
-    <w:bookmarkEnd w:id="121"/>
-    <w:bookmarkStart w:id="123" w:name="ref-lenth_emmeans_2017"/>
+    <w:bookmarkEnd w:id="123"/>
+    <w:bookmarkStart w:id="125" w:name="ref-lenth_emmeans_2017"/>
     <w:p>
       <w:pPr>
         <w:pStyle w:val="Bibliography"/>
@@ -11953,7 +7679,7 @@
       <w:r>
         <w:t xml:space="preserve"> </w:t>
       </w:r>
-      <w:hyperlink r:id="rId122">
+      <w:hyperlink r:id="rId124">
         <w:r>
           <w:rPr>
             <w:rStyle w:val="Hyperlink"/>
@@ -11962,8 +7688,8 @@
         </w:r>
       </w:hyperlink>
     </w:p>
-    <w:bookmarkEnd w:id="123"/>
-    <w:bookmarkStart w:id="125" w:name="ref-lindh_class_2020"/>
+    <w:bookmarkEnd w:id="125"/>
+    <w:bookmarkStart w:id="127" w:name="ref-lindh_class_2020"/>
     <w:p>
       <w:pPr>
         <w:pStyle w:val="Bibliography"/>
@@ -12007,7 +7733,7 @@
       <w:r>
         <w:t xml:space="preserve"> </w:t>
       </w:r>
-      <w:hyperlink r:id="rId124">
+      <w:hyperlink r:id="rId126">
         <w:r>
           <w:rPr>
             <w:rStyle w:val="Hyperlink"/>
@@ -12016,8 +7742,8 @@
         </w:r>
       </w:hyperlink>
     </w:p>
-    <w:bookmarkEnd w:id="125"/>
-    <w:bookmarkStart w:id="127" w:name="ref-franzoni_welfare_2008"/>
+    <w:bookmarkEnd w:id="127"/>
+    <w:bookmarkStart w:id="129" w:name="ref-franzoni_welfare_2008"/>
     <w:p>
       <w:pPr>
         <w:pStyle w:val="Bibliography"/>
@@ -12088,7 +7814,7 @@
       <w:r>
         <w:t xml:space="preserve"> </w:t>
       </w:r>
-      <w:hyperlink r:id="rId126">
+      <w:hyperlink r:id="rId128">
         <w:r>
           <w:rPr>
             <w:rStyle w:val="Hyperlink"/>
@@ -12097,8 +7823,8 @@
         </w:r>
       </w:hyperlink>
     </w:p>
-    <w:bookmarkEnd w:id="127"/>
-    <w:bookmarkStart w:id="129" w:name="ref-marx_effect_2014"/>
+    <w:bookmarkEnd w:id="129"/>
+    <w:bookmarkStart w:id="131" w:name="ref-marx_effect_2014"/>
     <w:p>
       <w:pPr>
         <w:pStyle w:val="Bibliography"/>
@@ -12118,7 +7844,7 @@
       <w:r>
         <w:t xml:space="preserve"> </w:t>
       </w:r>
-      <w:hyperlink r:id="rId128">
+      <w:hyperlink r:id="rId130">
         <w:r>
           <w:rPr>
             <w:rStyle w:val="Hyperlink"/>
@@ -12127,8 +7853,8 @@
         </w:r>
       </w:hyperlink>
     </w:p>
-    <w:bookmarkEnd w:id="129"/>
-    <w:bookmarkStart w:id="130" w:name="ref-mau_moral_2014"/>
+    <w:bookmarkEnd w:id="131"/>
+    <w:bookmarkStart w:id="132" w:name="ref-mau_moral_2014"/>
     <w:p>
       <w:pPr>
         <w:pStyle w:val="Bibliography"/>
@@ -12170,8 +7896,8 @@
         <w:t xml:space="preserve">studies in the political economy of welfare. Routledge &amp; Francis Group, London New York NY.</w:t>
       </w:r>
     </w:p>
-    <w:bookmarkEnd w:id="130"/>
-    <w:bookmarkStart w:id="132" w:name="ref-mccall_undeserving_2013"/>
+    <w:bookmarkEnd w:id="132"/>
+    <w:bookmarkStart w:id="134" w:name="ref-mccall_undeserving_2013"/>
     <w:p>
       <w:pPr>
         <w:pStyle w:val="Bibliography"/>
@@ -12230,7 +7956,7 @@
       <w:r>
         <w:t xml:space="preserve"> </w:t>
       </w:r>
-      <w:hyperlink r:id="rId131">
+      <w:hyperlink r:id="rId133">
         <w:r>
           <w:rPr>
             <w:rStyle w:val="Hyperlink"/>
@@ -12239,8 +7965,8 @@
         </w:r>
       </w:hyperlink>
     </w:p>
-    <w:bookmarkEnd w:id="132"/>
-    <w:bookmarkStart w:id="134" w:name="ref-mijs_paradox_2021"/>
+    <w:bookmarkEnd w:id="134"/>
+    <w:bookmarkStart w:id="136" w:name="ref-mijs_paradox_2021"/>
     <w:p>
       <w:pPr>
         <w:pStyle w:val="Bibliography"/>
@@ -12251,7 +7977,7 @@
       <w:r>
         <w:t xml:space="preserve"> </w:t>
       </w:r>
-      <w:hyperlink r:id="rId133">
+      <w:hyperlink r:id="rId135">
         <w:r>
           <w:rPr>
             <w:rStyle w:val="Hyperlink"/>
@@ -12260,8 +7986,8 @@
         </w:r>
       </w:hyperlink>
     </w:p>
-    <w:bookmarkEnd w:id="134"/>
-    <w:bookmarkStart w:id="136" w:name="ref-osberg_fair_2006"/>
+    <w:bookmarkEnd w:id="136"/>
+    <w:bookmarkStart w:id="138" w:name="ref-osberg_fair_2006"/>
     <w:p>
       <w:pPr>
         <w:pStyle w:val="Bibliography"/>
@@ -12335,7 +8061,7 @@
       <w:r>
         <w:t xml:space="preserve"> </w:t>
       </w:r>
-      <w:hyperlink r:id="rId135">
+      <w:hyperlink r:id="rId137">
         <w:r>
           <w:rPr>
             <w:rStyle w:val="Hyperlink"/>
@@ -12344,8 +8070,8 @@
         </w:r>
       </w:hyperlink>
     </w:p>
-    <w:bookmarkEnd w:id="136"/>
-    <w:bookmarkStart w:id="137" w:name="ref-perez_building_2023"/>
+    <w:bookmarkEnd w:id="138"/>
+    <w:bookmarkStart w:id="139" w:name="ref-perez_building_2023"/>
     <w:p>
       <w:pPr>
         <w:pStyle w:val="Bibliography"/>
@@ -12375,8 +8101,8 @@
         <w:t xml:space="preserve">series. University of Pittsburgh Press, Pittsburgh (Pa.).</w:t>
       </w:r>
     </w:p>
-    <w:bookmarkEnd w:id="137"/>
-    <w:bookmarkStart w:id="139" w:name="ref-perez-ahumada_conditioning_2026"/>
+    <w:bookmarkEnd w:id="139"/>
+    <w:bookmarkStart w:id="141" w:name="ref-perez-ahumada_conditioning_2026"/>
     <w:p>
       <w:pPr>
         <w:pStyle w:val="Bibliography"/>
@@ -12411,7 +8137,7 @@
       <w:r>
         <w:t xml:space="preserve"> </w:t>
       </w:r>
-      <w:hyperlink r:id="rId138">
+      <w:hyperlink r:id="rId140">
         <w:r>
           <w:rPr>
             <w:rStyle w:val="Hyperlink"/>
@@ -12420,8 +8146,8 @@
         </w:r>
       </w:hyperlink>
     </w:p>
-    <w:bookmarkEnd w:id="139"/>
-    <w:bookmarkStart w:id="141" w:name="ref-petersen_social_2012"/>
+    <w:bookmarkEnd w:id="141"/>
+    <w:bookmarkStart w:id="143" w:name="ref-petersen_social_2012"/>
     <w:p>
       <w:pPr>
         <w:pStyle w:val="Bibliography"/>
@@ -12480,7 +8206,7 @@
       <w:r>
         <w:t xml:space="preserve"> </w:t>
       </w:r>
-      <w:hyperlink r:id="rId140">
+      <w:hyperlink r:id="rId142">
         <w:r>
           <w:rPr>
             <w:rStyle w:val="Hyperlink"/>
@@ -12489,8 +8215,8 @@
         </w:r>
       </w:hyperlink>
     </w:p>
-    <w:bookmarkEnd w:id="141"/>
-    <w:bookmarkStart w:id="143" w:name="ref-reeskens_equity_2013"/>
+    <w:bookmarkEnd w:id="143"/>
+    <w:bookmarkStart w:id="145" w:name="ref-reeskens_equity_2013"/>
     <w:p>
       <w:pPr>
         <w:pStyle w:val="Bibliography"/>
@@ -12525,7 +8251,7 @@
       <w:r>
         <w:t xml:space="preserve"> </w:t>
       </w:r>
-      <w:hyperlink r:id="rId142">
+      <w:hyperlink r:id="rId144">
         <w:r>
           <w:rPr>
             <w:rStyle w:val="Hyperlink"/>
@@ -12534,8 +8260,8 @@
         </w:r>
       </w:hyperlink>
     </w:p>
-    <w:bookmarkEnd w:id="143"/>
-    <w:bookmarkStart w:id="145" w:name="ref-rehm_risks_2009"/>
+    <w:bookmarkEnd w:id="145"/>
+    <w:bookmarkStart w:id="147" w:name="ref-rehm_risks_2009"/>
     <w:p>
       <w:pPr>
         <w:pStyle w:val="Bibliography"/>
@@ -12564,7 +8290,7 @@
       <w:r>
         <w:t xml:space="preserve"> </w:t>
       </w:r>
-      <w:hyperlink r:id="rId144">
+      <w:hyperlink r:id="rId146">
         <w:r>
           <w:rPr>
             <w:rStyle w:val="Hyperlink"/>
@@ -12573,8 +8299,8 @@
         </w:r>
       </w:hyperlink>
     </w:p>
-    <w:bookmarkEnd w:id="145"/>
-    <w:bookmarkStart w:id="147" w:name="ref-roosma_just_2016"/>
+    <w:bookmarkEnd w:id="147"/>
+    <w:bookmarkStart w:id="149" w:name="ref-roosma_just_2016"/>
     <w:p>
       <w:pPr>
         <w:pStyle w:val="Bibliography"/>
@@ -12651,7 +8377,7 @@
       <w:r>
         <w:t xml:space="preserve"> </w:t>
       </w:r>
-      <w:hyperlink r:id="rId146">
+      <w:hyperlink r:id="rId148">
         <w:r>
           <w:rPr>
             <w:rStyle w:val="Hyperlink"/>
@@ -12660,8 +8386,8 @@
         </w:r>
       </w:hyperlink>
     </w:p>
-    <w:bookmarkEnd w:id="147"/>
-    <w:bookmarkStart w:id="149" w:name="ref-rothstein_just_1998"/>
+    <w:bookmarkEnd w:id="149"/>
+    <w:bookmarkStart w:id="151" w:name="ref-rothstein_just_1998"/>
     <w:p>
       <w:pPr>
         <w:pStyle w:val="Bibliography"/>
@@ -12714,7 +8440,7 @@
       <w:r>
         <w:t xml:space="preserve"> </w:t>
       </w:r>
-      <w:hyperlink r:id="rId148">
+      <w:hyperlink r:id="rId150">
         <w:r>
           <w:rPr>
             <w:rStyle w:val="Hyperlink"/>
@@ -12723,8 +8449,8 @@
         </w:r>
       </w:hyperlink>
     </w:p>
-    <w:bookmarkEnd w:id="149"/>
-    <w:bookmarkStart w:id="151" w:name="ref-rueda_social_2007"/>
+    <w:bookmarkEnd w:id="151"/>
+    <w:bookmarkStart w:id="153" w:name="ref-rueda_social_2007"/>
     <w:p>
       <w:pPr>
         <w:pStyle w:val="Bibliography"/>
@@ -12777,7 +8503,7 @@
       <w:r>
         <w:t xml:space="preserve"> </w:t>
       </w:r>
-      <w:hyperlink r:id="rId150">
+      <w:hyperlink r:id="rId152">
         <w:r>
           <w:rPr>
             <w:rStyle w:val="Hyperlink"/>
@@ -12786,8 +8512,8 @@
         </w:r>
       </w:hyperlink>
     </w:p>
-    <w:bookmarkEnd w:id="151"/>
-    <w:bookmarkStart w:id="153" w:name="ref-schmidt-catran_economic_2016"/>
+    <w:bookmarkEnd w:id="153"/>
+    <w:bookmarkStart w:id="155" w:name="ref-schmidt-catran_economic_2016"/>
     <w:p>
       <w:pPr>
         <w:pStyle w:val="Bibliography"/>
@@ -12798,7 +8524,7 @@
       <w:r>
         <w:t xml:space="preserve"> </w:t>
       </w:r>
-      <w:hyperlink r:id="rId152">
+      <w:hyperlink r:id="rId154">
         <w:r>
           <w:rPr>
             <w:rStyle w:val="Hyperlink"/>
@@ -12807,8 +8533,8 @@
         </w:r>
       </w:hyperlink>
     </w:p>
-    <w:bookmarkEnd w:id="153"/>
-    <w:bookmarkStart w:id="154" w:name="ref-schor_gig_2020"/>
+    <w:bookmarkEnd w:id="155"/>
+    <w:bookmarkStart w:id="156" w:name="ref-schor_gig_2020"/>
     <w:p>
       <w:pPr>
         <w:pStyle w:val="Bibliography"/>
@@ -12817,8 +8543,8 @@
         <w:t xml:space="preserve">Schor, J.B., 2020. After the gig: How the sharing economy got hijacked and how to win it back. University of California Press, Oakland, California.</w:t>
       </w:r>
     </w:p>
-    <w:bookmarkEnd w:id="154"/>
-    <w:bookmarkStart w:id="156" w:name="ref-schwander_who_2013"/>
+    <w:bookmarkEnd w:id="156"/>
+    <w:bookmarkStart w:id="158" w:name="ref-schwander_who_2013"/>
     <w:p>
       <w:pPr>
         <w:pStyle w:val="Bibliography"/>
@@ -12841,7 +8567,7 @@
       <w:r>
         <w:t xml:space="preserve"> </w:t>
       </w:r>
-      <w:hyperlink r:id="rId155">
+      <w:hyperlink r:id="rId157">
         <w:r>
           <w:rPr>
             <w:rStyle w:val="Hyperlink"/>
@@ -12850,8 +8576,8 @@
         </w:r>
       </w:hyperlink>
     </w:p>
-    <w:bookmarkEnd w:id="156"/>
-    <w:bookmarkStart w:id="157" w:name="ref-snijders_multilevel_2012"/>
+    <w:bookmarkEnd w:id="158"/>
+    <w:bookmarkStart w:id="159" w:name="ref-snijders_multilevel_2012"/>
     <w:p>
       <w:pPr>
         <w:pStyle w:val="Bibliography"/>
@@ -12860,8 +8586,8 @@
         <w:t xml:space="preserve">Snijders, T.A.B., Bosker, R.J., 2012. Multilevel analysis: An introduction to basic and advanced multilevel modeling, 2nd ed. ed. Sage, Los Angeles.</w:t>
       </w:r>
     </w:p>
-    <w:bookmarkEnd w:id="157"/>
-    <w:bookmarkStart w:id="158" w:name="ref-standing_precariat_2014"/>
+    <w:bookmarkEnd w:id="159"/>
+    <w:bookmarkStart w:id="160" w:name="ref-standing_precariat_2014"/>
     <w:p>
       <w:pPr>
         <w:pStyle w:val="Bibliography"/>
@@ -12870,8 +8596,8 @@
         <w:t xml:space="preserve">Standing, G., 2014. The precariat: The new dangerous class. Bloomsbury, London, UK ; New York, NY.</w:t>
       </w:r>
     </w:p>
-    <w:bookmarkEnd w:id="158"/>
-    <w:bookmarkStart w:id="160" w:name="ref-svallfors_government_2013"/>
+    <w:bookmarkEnd w:id="160"/>
+    <w:bookmarkStart w:id="162" w:name="ref-svallfors_government_2013"/>
     <w:p>
       <w:pPr>
         <w:pStyle w:val="Bibliography"/>
@@ -12894,7 +8620,7 @@
       <w:r>
         <w:t xml:space="preserve"> </w:t>
       </w:r>
-      <w:hyperlink r:id="rId159">
+      <w:hyperlink r:id="rId161">
         <w:r>
           <w:rPr>
             <w:rStyle w:val="Hyperlink"/>
@@ -12903,8 +8629,8 @@
         </w:r>
       </w:hyperlink>
     </w:p>
-    <w:bookmarkEnd w:id="160"/>
-    <w:bookmarkStart w:id="162" w:name="ref-svallfors_worlds_1997"/>
+    <w:bookmarkEnd w:id="162"/>
+    <w:bookmarkStart w:id="164" w:name="ref-svallfors_worlds_1997"/>
     <w:p>
       <w:pPr>
         <w:pStyle w:val="Bibliography"/>
@@ -12969,7 +8695,7 @@
       <w:r>
         <w:t xml:space="preserve"> </w:t>
       </w:r>
-      <w:hyperlink r:id="rId161">
+      <w:hyperlink r:id="rId163">
         <w:r>
           <w:rPr>
             <w:rStyle w:val="Hyperlink"/>
@@ -12978,8 +8704,8 @@
         </w:r>
       </w:hyperlink>
     </w:p>
-    <w:bookmarkEnd w:id="162"/>
-    <w:bookmarkStart w:id="164" w:name="ref-sverke_no_2002"/>
+    <w:bookmarkEnd w:id="164"/>
+    <w:bookmarkStart w:id="166" w:name="ref-sverke_no_2002"/>
     <w:p>
       <w:pPr>
         <w:pStyle w:val="Bibliography"/>
@@ -13002,7 +8728,7 @@
       <w:r>
         <w:t xml:space="preserve"> </w:t>
       </w:r>
-      <w:hyperlink r:id="rId163">
+      <w:hyperlink r:id="rId165">
         <w:r>
           <w:rPr>
             <w:rStyle w:val="Hyperlink"/>
@@ -13011,8 +8737,8 @@
         </w:r>
       </w:hyperlink>
     </w:p>
-    <w:bookmarkEnd w:id="164"/>
-    <w:bookmarkStart w:id="166" w:name="ref-thewissen_automation_2019"/>
+    <w:bookmarkEnd w:id="166"/>
+    <w:bookmarkStart w:id="168" w:name="ref-thewissen_automation_2019"/>
     <w:p>
       <w:pPr>
         <w:pStyle w:val="Bibliography"/>
@@ -13065,7 +8791,7 @@
       <w:r>
         <w:t xml:space="preserve"> </w:t>
       </w:r>
-      <w:hyperlink r:id="rId165">
+      <w:hyperlink r:id="rId167">
         <w:r>
           <w:rPr>
             <w:rStyle w:val="Hyperlink"/>
@@ -13074,8 +8800,8 @@
         </w:r>
       </w:hyperlink>
     </w:p>
-    <w:bookmarkEnd w:id="166"/>
-    <w:bookmarkStart w:id="168" w:name="ref-vallas_what_2020"/>
+    <w:bookmarkEnd w:id="168"/>
+    <w:bookmarkStart w:id="170" w:name="ref-vallas_what_2020"/>
     <w:p>
       <w:pPr>
         <w:pStyle w:val="Bibliography"/>
@@ -13116,7 +8842,7 @@
       <w:r>
         <w:t xml:space="preserve"> </w:t>
       </w:r>
-      <w:hyperlink r:id="rId167">
+      <w:hyperlink r:id="rId169">
         <w:r>
           <w:rPr>
             <w:rStyle w:val="Hyperlink"/>
@@ -13125,8 +8851,8 @@
         </w:r>
       </w:hyperlink>
     </w:p>
-    <w:bookmarkEnd w:id="168"/>
-    <w:bookmarkStart w:id="170" w:name="ref-vanoorschot_making_2006"/>
+    <w:bookmarkEnd w:id="170"/>
+    <w:bookmarkStart w:id="172" w:name="ref-vanoorschot_making_2006"/>
     <w:p>
       <w:pPr>
         <w:pStyle w:val="Bibliography"/>
@@ -13158,7 +8884,7 @@
       <w:r>
         <w:t xml:space="preserve"> </w:t>
       </w:r>
-      <w:hyperlink r:id="rId169">
+      <w:hyperlink r:id="rId171">
         <w:r>
           <w:rPr>
             <w:rStyle w:val="Hyperlink"/>
@@ -13167,8 +8893,8 @@
         </w:r>
       </w:hyperlink>
     </w:p>
-    <w:bookmarkEnd w:id="170"/>
-    <w:bookmarkStart w:id="172" w:name="ref-oorschot_who_2000"/>
+    <w:bookmarkEnd w:id="172"/>
+    <w:bookmarkStart w:id="174" w:name="ref-oorschot_who_2000"/>
     <w:p>
       <w:pPr>
         <w:pStyle w:val="Bibliography"/>
@@ -13191,7 +8917,7 @@
       <w:r>
         <w:t xml:space="preserve"> </w:t>
       </w:r>
-      <w:hyperlink r:id="rId171">
+      <w:hyperlink r:id="rId173">
         <w:r>
           <w:rPr>
             <w:rStyle w:val="Hyperlink"/>
@@ -13200,8 +8926,8 @@
         </w:r>
       </w:hyperlink>
     </w:p>
-    <w:bookmarkEnd w:id="172"/>
-    <w:bookmarkStart w:id="174" w:name="ref-vanoorschot_social_2017"/>
+    <w:bookmarkEnd w:id="174"/>
+    <w:bookmarkStart w:id="176" w:name="ref-vanoorschot_social_2017"/>
     <w:p>
       <w:pPr>
         <w:pStyle w:val="Bibliography"/>
@@ -13254,7 +8980,7 @@
       <w:r>
         <w:t xml:space="preserve"> </w:t>
       </w:r>
-      <w:hyperlink r:id="rId173">
+      <w:hyperlink r:id="rId175">
         <w:r>
           <w:rPr>
             <w:rStyle w:val="Hyperlink"/>
@@ -13263,8 +8989,8 @@
         </w:r>
       </w:hyperlink>
     </w:p>
-    <w:bookmarkEnd w:id="174"/>
-    <w:bookmarkStart w:id="176" w:name="ref-wood_good_2019"/>
+    <w:bookmarkEnd w:id="176"/>
+    <w:bookmarkStart w:id="178" w:name="ref-wood_good_2019"/>
     <w:p>
       <w:pPr>
         <w:pStyle w:val="Bibliography"/>
@@ -13326,7 +9052,7 @@
       <w:r>
         <w:t xml:space="preserve"> </w:t>
       </w:r>
-      <w:hyperlink r:id="rId175">
+      <w:hyperlink r:id="rId177">
         <w:r>
           <w:rPr>
             <w:rStyle w:val="Hyperlink"/>
@@ -13335,9 +9061,9 @@
         </w:r>
       </w:hyperlink>
     </w:p>
-    <w:bookmarkEnd w:id="176"/>
-    <w:bookmarkEnd w:id="177"/>
     <w:bookmarkEnd w:id="178"/>
+    <w:bookmarkEnd w:id="179"/>
+    <w:bookmarkEnd w:id="180"/>
     <w:sectPr>
       <w:footnotePr>
         <w:numRestart w:val="eachSect"/>
